--- a/doc_textes_partenaires.docx
+++ b/doc_textes_partenaires.docx
@@ -42,7 +42,7 @@
           <w:color w:val="666666"/>
           <w:sz w:val="21"/>
         </w:rPr>
-        <w:t>Textes complets — Parties 1, 2, 3 et 4</w:t>
+        <w:t>Textes complets - Parties 1, 2, 3 et 4</w:t>
         <w:br/>
         <w:t>Document à destination des partenaires</w:t>
       </w:r>
@@ -58,7 +58,7 @@
           <w:color w:val="999999"/>
           <w:sz w:val="16"/>
         </w:rPr>
-        <w:t>Version du 10 septembre 2026  ·  Usage interne</w:t>
+        <w:t>Version du 14 septembre 2026  ·  Usage interne</w:t>
       </w:r>
     </w:p>
     <w:p>
@@ -84,7 +84,7 @@
         <w:rPr>
           <w:sz w:val="21"/>
         </w:rPr>
-        <w:t>Retrouver Clara est un jeu pédagogique destiné aux collégiens sur le thème du harcèlement scolaire et de son prolongement en ligne. Le joueur incarne Léo — ou Léa, au choix — un ami de Clara, quatorze ans, qui ne vient plus au collège depuis cinq jours. En traversant quatre scènes, il reconstitue ce qu'elle a vécu et apprend à lui parler.</w:t>
+        <w:t>Retrouver Clara est un jeu pédagogique destiné aux collégiens sur le thème du harcèlement scolaire et de son prolongement en ligne. Le joueur incarne Léo - ou Léa, au choix - un ami de Clara, quatorze ans, qui ne vient plus au collège depuis cinq jours. En traversant quatre scènes, il reconstitue ce qu'elle a vécu et apprend à lui parler.</w:t>
       </w:r>
     </w:p>
     <w:p>
@@ -697,7 +697,7 @@
           <w:color w:val="2A7A50"/>
           <w:sz w:val="19"/>
         </w:rPr>
-        <w:t>Je dois être le plus honnête possible, et le plus sincère — c'est ma seule chance qu'elle m'aide.</w:t>
+        <w:t>Je dois être le plus honnête possible, et le plus sincère - c'est ma seule chance qu'elle m'aide.</w:t>
       </w:r>
     </w:p>
     <w:p>
@@ -2779,7 +2779,7 @@
         <w:rPr>
           <w:sz w:val="21"/>
         </w:rPr>
-        <w:t>Oui ! c'est chez sa tante, à la campagne. C'est là qu'elle est, bravo ! Sa tante travaille dans un restaurant — voici le numéro : 04 54 78 95 32</w:t>
+        <w:t>Oui ! c'est chez sa tante, à la campagne. C'est là qu'elle est, bravo ! Sa tante travaille dans un restaurant - voici le numéro : 04 54 78 95 32</w:t>
       </w:r>
     </w:p>
     <w:p>
@@ -2848,7 +2848,7 @@
         <w:rPr>
           <w:sz w:val="19"/>
         </w:rPr>
-        <w:t>Depuis plusieurs semaines, Clara laissait son téléphone retourné, ignorait ses notifications — même celles d'Inès.</w:t>
+        <w:t>Depuis plusieurs semaines, Clara laissait son téléphone retourné, ignorait ses notifications - même celles d'Inès.</w:t>
       </w:r>
     </w:p>
     <w:p>
@@ -2904,7 +2904,7 @@
         <w:rPr>
           <w:sz w:val="19"/>
         </w:rPr>
-        <w:t>Même sa meilleure amie n'a pas eu les détails. Clara voulait protéger Inès — ou avait trop honte pour en parler.</w:t>
+        <w:t>Même sa meilleure amie n'a pas eu les détails. Clara voulait protéger Inès - ou avait trop honte pour en parler.</w:t>
       </w:r>
     </w:p>
     <w:p>
@@ -5864,7 +5864,7 @@
           <w:color w:val="444444"/>
           <w:sz w:val="20"/>
         </w:rPr>
-        <w:t>JOURNAL DE CLARA (SE DÉBLOQUE À SIX TYPES IDENTIFIÉS)</w:t>
+        <w:t>MESSAGE DE KEVIN (SE DÉBLOQUE À SIX TYPES IDENTIFIÉS)</w:t>
       </w:r>
     </w:p>
     <w:p>
@@ -5876,10 +5876,10 @@
         <w:rPr>
           <w:rFonts w:ascii="Arial Narrow" w:hAnsi="Arial Narrow"/>
           <w:b/>
-          <w:color w:val="6A1A2A"/>
+          <w:color w:val="555555"/>
           <w:sz w:val="17"/>
         </w:rPr>
-        <w:t xml:space="preserve">Clara       </w:t>
+        <w:t xml:space="preserve">Kevin       </w:t>
       </w:r>
       <w:r>
         <w:rPr>
@@ -5891,7 +5891,7 @@
         <w:rPr>
           <w:sz w:val="21"/>
         </w:rPr>
-        <w:t>c'est horrible...</w:t>
+        <w:t>Je suis désolé, je ne pensais pas que ça irait aussi loin</w:t>
       </w:r>
     </w:p>
     <w:p>
@@ -5903,10 +5903,10 @@
         <w:rPr>
           <w:rFonts w:ascii="Arial Narrow" w:hAnsi="Arial Narrow"/>
           <w:b/>
-          <w:color w:val="6A1A2A"/>
+          <w:color w:val="555555"/>
           <w:sz w:val="17"/>
         </w:rPr>
-        <w:t xml:space="preserve">Clara       </w:t>
+        <w:t xml:space="preserve">Kevin       </w:t>
       </w:r>
       <w:r>
         <w:rPr>
@@ -5918,7 +5918,7 @@
         <w:rPr>
           <w:sz w:val="21"/>
         </w:rPr>
-        <w:t>j'ai découvert qu'ils ont fait un groupe sur moi</w:t>
+        <w:t>mais si tu veux voir ce qu'ils racontent sur toi, c'est ici</w:t>
       </w:r>
     </w:p>
     <w:p>
@@ -5930,10 +5930,10 @@
         <w:rPr>
           <w:rFonts w:ascii="Arial Narrow" w:hAnsi="Arial Narrow"/>
           <w:b/>
-          <w:color w:val="6A1A2A"/>
+          <w:color w:val="555555"/>
           <w:sz w:val="17"/>
         </w:rPr>
-        <w:t xml:space="preserve">Clara       </w:t>
+        <w:t xml:space="preserve">Kevin       </w:t>
       </w:r>
       <w:r>
         <w:rPr>
@@ -5945,88 +5945,7 @@
         <w:rPr>
           <w:sz w:val="21"/>
         </w:rPr>
-        <w:t>un groupe secret où ils coordonnent tout ce qui m'arrive</w:t>
-      </w:r>
-    </w:p>
-    <w:p>
-      <w:pPr>
-        <w:spacing w:before="0" w:after="30" w:line="276" w:lineRule="auto"/>
-        <w:keepLines/>
-      </w:pPr>
-      <w:r>
-        <w:rPr>
-          <w:rFonts w:ascii="Arial Narrow" w:hAnsi="Arial Narrow"/>
-          <w:b/>
-          <w:color w:val="6A1A2A"/>
-          <w:sz w:val="17"/>
-        </w:rPr>
-        <w:t xml:space="preserve">Clara       </w:t>
-      </w:r>
-      <w:r>
-        <w:rPr>
-          <w:sz w:val="16"/>
-        </w:rPr>
-        <w:t xml:space="preserve">  </w:t>
-      </w:r>
-      <w:r>
-        <w:rPr>
-          <w:sz w:val="21"/>
-        </w:rPr>
-        <w:t>je sais même pas comment je l'ai appris</w:t>
-      </w:r>
-    </w:p>
-    <w:p>
-      <w:pPr>
-        <w:spacing w:before="0" w:after="30" w:line="276" w:lineRule="auto"/>
-        <w:keepLines/>
-      </w:pPr>
-      <w:r>
-        <w:rPr>
-          <w:rFonts w:ascii="Arial Narrow" w:hAnsi="Arial Narrow"/>
-          <w:b/>
-          <w:color w:val="6A1A2A"/>
-          <w:sz w:val="17"/>
-        </w:rPr>
-        <w:t xml:space="preserve">Clara       </w:t>
-      </w:r>
-      <w:r>
-        <w:rPr>
-          <w:sz w:val="16"/>
-        </w:rPr>
-        <w:t xml:space="preserve">  </w:t>
-      </w:r>
-      <w:r>
-        <w:rPr>
-          <w:sz w:val="21"/>
-        </w:rPr>
-        <w:t>et je peux pas y entrer. je peux rien prouver.</w:t>
-      </w:r>
-    </w:p>
-    <w:p>
-      <w:pPr>
-        <w:spacing w:before="0" w:after="30" w:line="276" w:lineRule="auto"/>
-        <w:keepLines/>
-      </w:pPr>
-      <w:r>
-        <w:rPr>
-          <w:rFonts w:ascii="Arial Narrow" w:hAnsi="Arial Narrow"/>
-          <w:b/>
-          <w:color w:val="6A1A2A"/>
-          <w:sz w:val="17"/>
-        </w:rPr>
-        <w:t xml:space="preserve">Clara       </w:t>
-      </w:r>
-      <w:r>
-        <w:rPr>
-          <w:sz w:val="16"/>
-        </w:rPr>
-        <w:t xml:space="preserve">  </w:t>
-      </w:r>
-      <w:r>
-        <w:rPr>
-          <w:sz w:val="21"/>
-        </w:rPr>
-        <w:t>je sais pas quoi faire de ça</w:t>
+        <w:t>le groupe Whatsupp « les vrais 4B 🔥 », code 4827</w:t>
       </w:r>
     </w:p>
     <w:p>
@@ -6040,7 +5959,7 @@
           <w:color w:val="666666"/>
           <w:sz w:val="18"/>
         </w:rPr>
-        <w:t>Un bouton en bas du fil ouvre l'écran du code de l'exercice (4827), qui ouvre la Partie 3. Ce code est présenté comme un dispositif d'exercice : un groupe Whatsupp n'a pas de code d'accès, et Clara n'a jamais pu entrer dans celui-là.</w:t>
+        <w:t>Un bouton en bas du fil ouvre l'écran du code d'accès du groupe Whatsupp (4827), envoyé par Kevin, qui ouvre la Partie 3.</w:t>
       </w:r>
     </w:p>
     <w:p>
@@ -6073,7 +5992,7 @@
           <w:color w:val="2A4A7A"/>
           <w:sz w:val="19"/>
         </w:rPr>
-        <w:t>Photo 1 — lever de soleil ce matin 🌅</w:t>
+        <w:t>Photo 1 - lever de soleil ce matin 🌅</w:t>
       </w:r>
       <w:r>
         <w:rPr>
@@ -6094,7 +6013,7 @@
         <w:rPr>
           <w:sz w:val="19"/>
         </w:rPr>
-        <w:t>utilisateur_4729 — quelle qualite de photo lol</w:t>
+        <w:t>utilisateur_4729 - quelle qualite de photo lol</w:t>
       </w:r>
     </w:p>
     <w:p>
@@ -6107,7 +6026,7 @@
         <w:rPr>
           <w:sz w:val="19"/>
         </w:rPr>
-        <w:t>anonymous_x0 — ta photo elle est floue t'as meme pas de talent</w:t>
+        <w:t>anonymous_x0 - ta photo elle est floue t'as meme pas de talent</w:t>
       </w:r>
     </w:p>
     <w:p>
@@ -6120,7 +6039,7 @@
         <w:rPr>
           <w:sz w:val="19"/>
         </w:rPr>
-        <w:t>_noreply_ghost_ — elle est trop moche ta photo serieusement</w:t>
+        <w:t>_noreply_ghost_ - elle est trop moche ta photo serieusement</w:t>
       </w:r>
     </w:p>
     <w:p>
@@ -6139,7 +6058,7 @@
           <w:color w:val="2A4A7A"/>
           <w:sz w:val="19"/>
         </w:rPr>
-        <w:t>Photo 2 — trop aimer jouer 🎸🎵</w:t>
+        <w:t>Photo 2 - trop aimer jouer 🎸🎵</w:t>
       </w:r>
       <w:r>
         <w:rPr>
@@ -6160,7 +6079,7 @@
         <w:rPr>
           <w:sz w:val="19"/>
         </w:rPr>
-        <w:t>sarah.girard — MAIS depuis quand tu joues aussi bien</w:t>
+        <w:t>sarah.girard - MAIS depuis quand tu joues aussi bien</w:t>
       </w:r>
     </w:p>
     <w:p>
@@ -6173,7 +6092,7 @@
         <w:rPr>
           <w:sz w:val="19"/>
         </w:rPr>
-        <w:t>ines_l — la meme chanson depuis 3 semaines mdr mais j'adore</w:t>
+        <w:t>ines_l - la meme chanson depuis 3 semaines mdr mais j'adore</w:t>
       </w:r>
     </w:p>
     <w:p>
@@ -6186,7 +6105,7 @@
         <w:rPr>
           <w:sz w:val="19"/>
         </w:rPr>
-        <w:t>sarah.girard — tu joues au spectacle de fin d'annee stp</w:t>
+        <w:t>sarah.girard - tu joues au spectacle de fin d'annee stp</w:t>
       </w:r>
     </w:p>
     <w:p>
@@ -6205,7 +6124,7 @@
           <w:color w:val="2A4A7A"/>
           <w:sz w:val="19"/>
         </w:rPr>
-        <w:t>Photo 3 — mon chaton 🐱❤️</w:t>
+        <w:t>Photo 3 - mon chaton 🐱❤️</w:t>
       </w:r>
       <w:r>
         <w:rPr>
@@ -6226,7 +6145,7 @@
         <w:rPr>
           <w:sz w:val="19"/>
         </w:rPr>
-        <w:t>anon_colleg_real — meme ton chat a l'air aussi nul que toi</w:t>
+        <w:t>anon_colleg_real - meme ton chat a l'air aussi nul que toi</w:t>
       </w:r>
     </w:p>
     <w:p>
@@ -6239,7 +6158,7 @@
         <w:rPr>
           <w:sz w:val="19"/>
         </w:rPr>
-        <w:t>jevoustrouve — elle est trop moche ta photo</w:t>
+        <w:t>jevoustrouve - elle est trop moche ta photo</w:t>
       </w:r>
     </w:p>
     <w:p>
@@ -6258,7 +6177,7 @@
           <w:color w:val="2A4A7A"/>
           <w:sz w:val="19"/>
         </w:rPr>
-        <w:t>Photo 4 — glace du dimanche 🍦</w:t>
+        <w:t>Photo 4 - glace du dimanche 🍦</w:t>
       </w:r>
       <w:r>
         <w:rPr>
@@ -6279,7 +6198,7 @@
         <w:rPr>
           <w:sz w:val="19"/>
         </w:rPr>
-        <w:t>sansnom_2024 — et tu te demandes pourquoi t'as un probleme de poids</w:t>
+        <w:t>sansnom_2024 - et tu te demandes pourquoi t'as un probleme de poids</w:t>
       </w:r>
     </w:p>
     <w:p>
@@ -6292,7 +6211,7 @@
         <w:rPr>
           <w:sz w:val="19"/>
         </w:rPr>
-        <w:t>xx_nobody_xx — franchement t'as aucune honte de poster ca</w:t>
+        <w:t>xx_nobody_xx - franchement t'as aucune honte de poster ca</w:t>
       </w:r>
     </w:p>
     <w:p>
@@ -6305,7 +6224,7 @@
         <w:rPr>
           <w:sz w:val="19"/>
         </w:rPr>
-        <w:t>anonymous_x0 — mange encore t'inquiete</w:t>
+        <w:t>anonymous_x0 - mange encore t'inquiete</w:t>
       </w:r>
     </w:p>
     <w:p>
@@ -6324,7 +6243,7 @@
           <w:color w:val="2A4A7A"/>
           <w:sz w:val="19"/>
         </w:rPr>
-        <w:t>Photo 5 — lecture du soir 📚</w:t>
+        <w:t>Photo 5 - lecture du soir 📚</w:t>
       </w:r>
       <w:r>
         <w:rPr>
@@ -6345,7 +6264,7 @@
         <w:rPr>
           <w:sz w:val="19"/>
         </w:rPr>
-        <w:t>ines_l — t'es a quel tome la ??</w:t>
+        <w:t>ines_l - t'es a quel tome la ??</w:t>
       </w:r>
     </w:p>
     <w:p>
@@ -6358,7 +6277,7 @@
         <w:rPr>
           <w:sz w:val="19"/>
         </w:rPr>
-        <w:t>sarah.girard — tu me le pretes quand t'as fini</w:t>
+        <w:t>sarah.girard - tu me le pretes quand t'as fini</w:t>
       </w:r>
     </w:p>
     <w:p>
@@ -6377,7 +6296,7 @@
           <w:color w:val="2A4A7A"/>
           <w:sz w:val="19"/>
         </w:rPr>
-        <w:t>Photo 6 — concert ce soir 🎤🔥</w:t>
+        <w:t>Photo 6 - concert ce soir 🎤🔥</w:t>
       </w:r>
       <w:r>
         <w:rPr>
@@ -6398,7 +6317,7 @@
         <w:rPr>
           <w:sz w:val="19"/>
         </w:rPr>
-        <w:t>vrai_info_colleg — quoi ? tu aimes cette artiste ? t'es nulle ma pauvre fille</w:t>
+        <w:t>vrai_info_colleg - quoi ? tu aimes cette artiste ? t'es nulle ma pauvre fille</w:t>
       </w:r>
     </w:p>
     <w:p>
@@ -6411,7 +6330,7 @@
         <w:rPr>
           <w:sz w:val="19"/>
         </w:rPr>
-        <w:t>user_fake8847 — t'aurais pas du y aller ca se voit que t'es pas a ta place</w:t>
+        <w:t>user_fake8847 - t'aurais pas du y aller ca se voit que t'es pas a ta place</w:t>
       </w:r>
     </w:p>
     <w:p>
@@ -6424,7 +6343,7 @@
         <w:rPr>
           <w:sz w:val="19"/>
         </w:rPr>
-        <w:t>0000_mask_0000 — les gens autour de toi dans la foule ils devaient etre contents lol</w:t>
+        <w:t>0000_mask_0000 - les gens autour de toi dans la foule ils devaient etre contents lol</w:t>
       </w:r>
     </w:p>
     <w:p>
@@ -6443,7 +6362,7 @@
           <w:color w:val="2A4A7A"/>
           <w:sz w:val="19"/>
         </w:rPr>
-        <w:t>Photo 7 — fleurs du marche 🌸</w:t>
+        <w:t>Photo 7 - fleurs du marche 🌸</w:t>
       </w:r>
       <w:r>
         <w:rPr>
@@ -6464,7 +6383,7 @@
         <w:rPr>
           <w:sz w:val="19"/>
         </w:rPr>
-        <w:t>dark_mode_user — meme les fleurs ont l'air de vouloir partir</w:t>
+        <w:t>dark_mode_user - meme les fleurs ont l'air de vouloir partir</w:t>
       </w:r>
     </w:p>
     <w:p>
@@ -6477,7 +6396,7 @@
         <w:rPr>
           <w:sz w:val="19"/>
         </w:rPr>
-        <w:t>fantome_reseau — des fleurs ? personne t'en offrira jamais lol</w:t>
+        <w:t>fantome_reseau - des fleurs ? personne t'en offrira jamais lol</w:t>
       </w:r>
     </w:p>
     <w:p>
@@ -6496,7 +6415,7 @@
           <w:color w:val="2A4A7A"/>
           <w:sz w:val="19"/>
         </w:rPr>
-        <w:t>Photo 8 — gateau d'anniversaire 🎂</w:t>
+        <w:t>Photo 8 - gateau d'anniversaire 🎂</w:t>
       </w:r>
       <w:r>
         <w:rPr>
@@ -6517,7 +6436,7 @@
         <w:rPr>
           <w:sz w:val="19"/>
         </w:rPr>
-        <w:t>anon_colleg_real — personne etait la pour ton anniversaire c'est ca ?</w:t>
+        <w:t>anon_colleg_real - personne etait la pour ton anniversaire c'est ca ?</w:t>
       </w:r>
     </w:p>
     <w:p>
@@ -6530,7 +6449,7 @@
         <w:rPr>
           <w:sz w:val="19"/>
         </w:rPr>
-        <w:t>sansnom_2024 — tu l'as mange toute seule le gateau ?</w:t>
+        <w:t>sansnom_2024 - tu l'as mange toute seule le gateau ?</w:t>
       </w:r>
     </w:p>
     <w:p>
@@ -6543,7 +6462,7 @@
         <w:rPr>
           <w:sz w:val="19"/>
         </w:rPr>
-        <w:t>xx_nobody_xx — triste comme fete</w:t>
+        <w:t>xx_nobody_xx - triste comme fete</w:t>
       </w:r>
     </w:p>
     <w:p>
@@ -6562,7 +6481,7 @@
           <w:color w:val="2A4A7A"/>
           <w:sz w:val="19"/>
         </w:rPr>
-        <w:t>Photo 9 — nuit etoilee 🌙</w:t>
+        <w:t>Photo 9 - nuit etoilee 🌙</w:t>
       </w:r>
       <w:r>
         <w:rPr>
@@ -6583,7 +6502,7 @@
         <w:rPr>
           <w:sz w:val="19"/>
         </w:rPr>
-        <w:t>truth_teller_99 — 0 likes en 3 heures c'est un message clara</w:t>
+        <w:t>truth_teller_99 - 0 likes en 3 heures c'est un message clara</w:t>
       </w:r>
     </w:p>
     <w:p>
@@ -6596,7 +6515,7 @@
         <w:rPr>
           <w:sz w:val="19"/>
         </w:rPr>
-        <w:t>utilisateur_4729 — meme le ciel il veut pas de toi</w:t>
+        <w:t>utilisateur_4729 - meme le ciel il veut pas de toi</w:t>
       </w:r>
     </w:p>
     <w:p>
@@ -6609,7 +6528,7 @@
         <w:rPr>
           <w:sz w:val="19"/>
         </w:rPr>
-        <w:t>_noreply_ghost_ — t'aurais mieux fait de dormir que de poster ca</w:t>
+        <w:t>_noreply_ghost_ - t'aurais mieux fait de dormir que de poster ca</w:t>
       </w:r>
     </w:p>
     <w:p>
@@ -6779,7 +6698,7 @@
         <w:rPr>
           <w:sz w:val="21"/>
         </w:rPr>
-        <w:t>"Clara est-elle la personne la plus nulle du collège ?" — Quel type de cyberharcèlement est-ce ?</w:t>
+        <w:t>"Clara est-elle la personne la plus nulle du collège ?" - Quel type de cyberharcèlement est-ce ?</w:t>
       </w:r>
     </w:p>
     <w:p>
@@ -6886,7 +6805,7 @@
         <w:rPr>
           <w:sz w:val="21"/>
         </w:rPr>
-        <w:t>"On parle de toi en mal mais je ne te dirai pas ce qu'on dit." — C'est quoi ?</w:t>
+        <w:t>"On parle de toi en mal mais je ne te dirai pas ce qu'on dit." - C'est quoi ?</w:t>
       </w:r>
     </w:p>
     <w:p>
@@ -6993,7 +6912,7 @@
         <w:rPr>
           <w:sz w:val="21"/>
         </w:rPr>
-        <w:t>"Supprime ton compte, personne ne le remarquerait." — Quel mécanisme est à l'œuvre ?</w:t>
+        <w:t>"Supprime ton compte, personne ne le remarquerait." - Quel mécanisme est à l'œuvre ?</w:t>
       </w:r>
     </w:p>
     <w:p>
@@ -7235,7 +7154,7 @@
           <w:color w:val="2A7A50"/>
           <w:sz w:val="20"/>
         </w:rPr>
-        <w:t>Du body shaming — harcèlement ciblant l'apparence physique</w:t>
+        <w:t>Du body shaming - harcèlement ciblant l'apparence physique</w:t>
       </w:r>
     </w:p>
     <w:p>
@@ -7539,7 +7458,7 @@
         <w:rPr>
           <w:sz w:val="21"/>
         </w:rPr>
-        <w:t>Faire une capture d'écran d'abord — une fois le compte signalé ou bloqué, on perd l'accès aux messages, et ce sont eux la preuve.</w:t>
+        <w:t>Faire une capture d'écran d'abord - une fois le compte signalé ou bloqué, on perd l'accès aux messages, et ce sont eux la preuve.</w:t>
       </w:r>
     </w:p>
     <w:p>
@@ -7591,7 +7510,7 @@
         <w:rPr>
           <w:sz w:val="21"/>
         </w:rPr>
-        <w:t>Compte signalé. Clara aurait pu le faire dès le premier message — personne ne le lui avait dit.</w:t>
+        <w:t>Compte signalé. Clara aurait pu le faire dès le premier message - personne ne le lui avait dit.</w:t>
       </w:r>
     </w:p>
     <w:p>
@@ -7620,7 +7539,7 @@
           <w:color w:val="F0ECE4"/>
           <w:sz w:val="34"/>
         </w:rPr>
-        <w:t>Le groupe Whatsupp secret — « les vrais 4B 🔥 »</w:t>
+        <w:t>Le groupe Whatsupp secret - « les vrais 4B 🔥 »</w:t>
       </w:r>
     </w:p>
     <w:p>
@@ -7661,7 +7580,7 @@
         <w:t>Je vais observer un groupe secret dont Clara ne fait pas partie.</w:t>
         <w:br/>
         <w:br/>
-        <w:t>Ces échanges montrent comment le harcèlement se coordonne en coulisse — comment des comptes anonymes sont créés pour attaquer et comment les agressions sont organisées collectivement.</w:t>
+        <w:t>Ces échanges montrent comment le harcèlement se coordonne en coulisse - comment des comptes anonymes sont créés pour attaquer et comment les agressions sont organisées collectivement.</w:t>
       </w:r>
     </w:p>
     <w:p>
@@ -7673,7 +7592,7 @@
         <w:rPr>
           <w:sz w:val="21"/>
         </w:rPr>
-        <w:t>Ils écrivent à Clara depuis des comptes anonymes — et ici, entre eux, ils disent lesquels.</w:t>
+        <w:t>Ils écrivent à Clara depuis des comptes anonymes - et ici, entre eux, ils disent lesquels.</w:t>
         <w:br/>
         <w:br/>
         <w:t>À chaque fois qu'un compte est nommé, appuie dessus : je saurai qui se cache derrière. Clara, elle, ne le saura jamais.</w:t>
@@ -7707,7 +7626,7 @@
           <w:color w:val="666666"/>
           <w:sz w:val="18"/>
         </w:rPr>
-        <w:t>Clara ne peut pas le savoir. Toi si — parce que tu lis un groupe où tu n'es pas.</w:t>
+        <w:t>Clara ne peut pas le savoir. Toi si - parce que tu lis un groupe où tu n'es pas.</w:t>
       </w:r>
     </w:p>
     <w:p>
@@ -8742,7 +8661,7 @@
           <w:color w:val="2A7A50"/>
           <w:sz w:val="20"/>
         </w:rPr>
-        <w:t>La pression du groupe peut réduire au silence même celui qui doute — c'est un mécanisme clé du harcèlement collectif</w:t>
+        <w:t>La pression du groupe peut réduire au silence même celui qui doute - c'est un mécanisme clé du harcèlement collectif</w:t>
       </w:r>
     </w:p>
     <w:p>
@@ -8786,7 +8705,7 @@
           <w:color w:val="666666"/>
           <w:sz w:val="19"/>
         </w:rPr>
-        <w:t>Le harcèlement de groupe fonctionne parce que la pression sociale étouffe les voix discordantes. Kevin doute, mais il se conforme pour ne pas être exclu à son tour. Pendant ce temps, Clara fait face à une masse entière — ce qui rend son isolement total et son sentiment d'injustice encore plus fort.</w:t>
+        <w:t>Le harcèlement de groupe fonctionne parce que la pression sociale étouffe les voix discordantes. Kevin doute, mais il se conforme pour ne pas être exclu à son tour. Pendant ce temps, Clara fait face à une masse entière - ce qui rend son isolement total et son sentiment d'injustice encore plus fort.</w:t>
       </w:r>
     </w:p>
     <w:p>
@@ -9055,7 +8974,7 @@
           <w:color w:val="666666"/>
           <w:sz w:val="19"/>
         </w:rPr>
-        <w:t>Les comptes anonymes servent à masquer l'identité des harceleurs tout en donnant l'impression que les attaques viennent de partout. Clara ne peut pas identifier ses agresseurs, les bloquer efficacement, ni prouver qui fait quoi. L'angoisse devient permanente car la menace semble surgir de nulle part — même chez elle, même la nuit.</w:t>
+        <w:t>Les comptes anonymes servent à masquer l'identité des harceleurs tout en donnant l'impression que les attaques viennent de partout. Clara ne peut pas identifier ses agresseurs, les bloquer efficacement, ni prouver qui fait quoi. L'angoisse devient permanente car la menace semble surgir de nulle part - même chez elle, même la nuit.</w:t>
       </w:r>
     </w:p>
     <w:p>
@@ -9070,7 +8989,7 @@
           <w:color w:val="999999"/>
           <w:sz w:val="17"/>
         </w:rPr>
-        <w:t>Lendemain — 09h14</w:t>
+        <w:t>Lendemain - 09h14</w:t>
       </w:r>
     </w:p>
     <w:p>
@@ -9724,7 +9643,7 @@
         <w:rPr>
           <w:sz w:val="21"/>
         </w:rPr>
-        <w:t>recevait des messages anonymes la nuit — ils sont dans ce groupe.</w:t>
+        <w:t>recevait des messages anonymes la nuit - ils sont dans ce groupe.</w:t>
       </w:r>
     </w:p>
     <w:p>
@@ -9744,7 +9663,7 @@
         <w:rPr>
           <w:sz w:val="21"/>
         </w:rPr>
-        <w:t>voyait ses commentaires envahis — ils les ont organisés ici.</w:t>
+        <w:t>voyait ses commentaires envahis - ils les ont organisés ici.</w:t>
       </w:r>
     </w:p>
     <w:p>
@@ -9764,7 +9683,7 @@
         <w:rPr>
           <w:sz w:val="21"/>
         </w:rPr>
-        <w:t>pensait que « tout le monde » la détestait — ils l'ont fabriqué ensemble.</w:t>
+        <w:t>pensait que « tout le monde » la détestait - ils l'ont fabriqué ensemble.</w:t>
       </w:r>
     </w:p>
     <w:p>
@@ -9784,7 +9703,7 @@
         <w:rPr>
           <w:sz w:val="21"/>
         </w:rPr>
-        <w:t>n'osait plus poster — c'était leur objectif.</w:t>
+        <w:t>n'osait plus poster - c'était leur objectif.</w:t>
       </w:r>
     </w:p>
     <w:p>
@@ -9858,7 +9777,7 @@
         <w:rPr>
           <w:sz w:val="19"/>
         </w:rPr>
-        <w:t>Kevin hésite mais se conforme pour ne pas être exclu. Quand personne n'ose s'opposer, tout le groupe devient complice — même ceux qui doutent. La victime fait face à une masse, pas à un individu.</w:t>
+        <w:t>Kevin hésite mais se conforme pour ne pas être exclu. Quand personne n'ose s'opposer, tout le groupe devient complice - même ceux qui doutent. La victime fait face à une masse, pas à un individu.</w:t>
       </w:r>
     </w:p>
     <w:p>
@@ -9942,7 +9861,7 @@
         <w:rPr>
           <w:sz w:val="19"/>
         </w:rPr>
-        <w:t>En envoyant des messages après minuit, le groupe s'assure que Clara ne peut plus se réfugier chez elle. Le harcèlement suit la victime partout — même dans son lit, même la nuit.</w:t>
+        <w:t>En envoyant des messages après minuit, le groupe s'assure que Clara ne peut plus se réfugier chez elle. Le harcèlement suit la victime partout - même dans son lit, même la nuit.</w:t>
       </w:r>
     </w:p>
     <w:p>
@@ -9968,7 +9887,7 @@
         <w:rPr>
           <w:sz w:val="21"/>
         </w:rPr>
-        <w:t>Kevin a douté quatre fois. « On va un peu trop loin là. » « C'est peut-être grave. » « Ça fait 2 jours qu'on la voit plus. » Puis « … ». À chaque fois on lui a coupé la parole, et à chaque fois il s'est tu.</w:t>
+        <w:t>Kevin a douté quatre fois. « On va un peu trop loin là. » « C'est peut-être grave. » « Ça fait 2 jours qu'on la voit plus. » Puis « … ». À chaque fois on lui a coupé la parole, et à chaque fois il s'est tu. Il a fini par écrire à Clara, mais trop tard : elle était déjà partie.</w:t>
       </w:r>
     </w:p>
     <w:p>
@@ -9988,7 +9907,7 @@
         <w:rPr>
           <w:sz w:val="21"/>
         </w:rPr>
-        <w:t>Écrire à Clara en privé, une seule phrase. Il n'avait pas besoin d'affronter le groupe : il suffisait qu'elle ne se croie plus seule.</w:t>
+        <w:t>Écrire à Clara en privé dès le premier doute, une seule phrase. Il n'avait pas besoin d'affronter le groupe : il suffisait qu'elle ne se croie plus seule.</w:t>
       </w:r>
     </w:p>
     <w:p>
@@ -10088,7 +10007,7 @@
         <w:rPr>
           <w:sz w:val="21"/>
         </w:rPr>
-        <w:t>Relis le groupe : à aucun moment ils ne le disent. La seule justification qui revient est « elle l'a bien cherché ». Il n'y a pas de raison — et chercher laquelle serait déjà donner tort à Clara.</w:t>
+        <w:t>Relis le groupe : à aucun moment ils ne le disent. La seule justification qui revient est « elle l'a bien cherché ». Il n'y a pas de raison - et chercher laquelle serait déjà donner tort à Clara.</w:t>
       </w:r>
     </w:p>
     <w:p>
@@ -10131,7 +10050,7 @@
         </w:rPr>
         <w:t>Clara ne vient plus au collège depuis cinq jours. Elle s'est réfugiée chez sa tante, à la campagne.</w:t>
         <w:br/>
-        <w:t>Tu es Léo, son ami. Pour parler à Clara, tu dois d'abord convaincre sa tante que tu es digne de confiance — et que tu es vraiment là pour l'aider.</w:t>
+        <w:t>Tu es Léo, son ami. Pour parler à Clara, tu dois d'abord convaincre sa tante que tu es digne de confiance - et que tu es vraiment là pour l'aider.</w:t>
       </w:r>
     </w:p>
     <w:p>
@@ -10245,7 +10164,7 @@
           <w:color w:val="444444"/>
           <w:sz w:val="20"/>
         </w:rPr>
-        <w:t>PHASE 1 — LA TANTE — QUESTION 1 / 3</w:t>
+        <w:t>PHASE 1 - LA TANTE - QUESTION 1 / 3</w:t>
       </w:r>
     </w:p>
     <w:p>
@@ -10453,7 +10372,7 @@
         <w:rPr>
           <w:sz w:val="20"/>
         </w:rPr>
-        <w:t>« Je comprends. Mais c'est important — ça ne prendra pas longtemps. »</w:t>
+        <w:t>« Je comprends. Mais c'est important - ça ne prendra pas longtemps. »</w:t>
       </w:r>
       <w:r>
         <w:br/>
@@ -10672,7 +10591,7 @@
           <w:color w:val="444444"/>
           <w:sz w:val="20"/>
         </w:rPr>
-        <w:t>PHASE 1 — LA TANTE — QUESTION 2 / 3</w:t>
+        <w:t>PHASE 1 - LA TANTE - QUESTION 2 / 3</w:t>
       </w:r>
     </w:p>
     <w:p>
@@ -11018,7 +10937,7 @@
           <w:color w:val="444444"/>
           <w:sz w:val="20"/>
         </w:rPr>
-        <w:t>PHASE 1 — LA TANTE — QUESTION 3 / 3</w:t>
+        <w:t>PHASE 1 - LA TANTE - QUESTION 3 / 3</w:t>
       </w:r>
     </w:p>
     <w:p>
@@ -11214,7 +11133,7 @@
           <w:color w:val="999999"/>
           <w:sz w:val="17"/>
         </w:rPr>
-        <w:t>Tu parles de toi et de ton plan — pas d'elle.</w:t>
+        <w:t>Tu parles de toi et de ton plan - pas d'elle.</w:t>
       </w:r>
       <w:r>
         <w:br/>
@@ -11407,7 +11326,7 @@
           <w:color w:val="444444"/>
           <w:sz w:val="20"/>
         </w:rPr>
-        <w:t>PHASE 2 — CLARA — QUESTION 1 / 4</w:t>
+        <w:t>PHASE 2 - CLARA - QUESTION 1 / 4</w:t>
       </w:r>
     </w:p>
     <w:p>
@@ -11880,7 +11799,7 @@
           <w:color w:val="444444"/>
           <w:sz w:val="20"/>
         </w:rPr>
-        <w:t>PHASE 2 — CLARA — QUESTION 2 / 4</w:t>
+        <w:t>PHASE 2 - CLARA - QUESTION 2 / 4</w:t>
       </w:r>
     </w:p>
     <w:p>
@@ -12114,7 +12033,7 @@
           <w:color w:val="444444"/>
           <w:sz w:val="20"/>
         </w:rPr>
-        <w:t>PHASE 2 — CLARA — QUESTION 3 / 4</w:t>
+        <w:t>PHASE 2 - CLARA - QUESTION 3 / 4</w:t>
       </w:r>
     </w:p>
     <w:p>
@@ -12241,7 +12160,7 @@
         <w:rPr>
           <w:sz w:val="20"/>
         </w:rPr>
-        <w:t>« Non. Ce que tu voyais, c'est leurs mensonges — pas toi. »</w:t>
+        <w:t>« Non. Ce que tu voyais, c'est leurs mensonges - pas toi. »</w:t>
       </w:r>
       <w:r>
         <w:br/>
@@ -12344,7 +12263,7 @@
           <w:color w:val="444444"/>
           <w:sz w:val="20"/>
         </w:rPr>
-        <w:t>PHASE 2 — CLARA — QUESTION 4 / 4</w:t>
+        <w:t>PHASE 2 - CLARA - QUESTION 4 / 4</w:t>
       </w:r>
     </w:p>
     <w:p>
@@ -12484,7 +12403,7 @@
           <w:color w:val="999999"/>
           <w:sz w:val="17"/>
         </w:rPr>
-        <w:t>Tu lui montres que chercher de l'aide adulte, c'est un acte de courage — pas une faiblesse.</w:t>
+        <w:t>Tu lui montres que chercher de l'aide adulte, c'est un acte de courage - pas une faiblesse.</w:t>
       </w:r>
       <w:r>
         <w:br/>
@@ -12531,7 +12450,7 @@
         <w:rPr>
           <w:sz w:val="20"/>
         </w:rPr>
-        <w:t>« Tu n'as pas à régler ça toute seule. Si tu veux, je peux être là quand tu en parles à quelqu'un — n'importe quel adulte de confiance. »</w:t>
+        <w:t>« Tu n'as pas à régler ça toute seule. Si tu veux, je peux être là quand tu en parles à quelqu'un - n'importe quel adulte de confiance. »</w:t>
       </w:r>
       <w:r>
         <w:br/>
@@ -12543,7 +12462,7 @@
           <w:color w:val="999999"/>
           <w:sz w:val="17"/>
         </w:rPr>
-        <w:t>Solidaire. Mais c'est à elle de faire le premier pas — tu le lui rappelles bien.</w:t>
+        <w:t>Solidaire. Mais c'est à elle de faire le premier pas - tu le lui rappelles bien.</w:t>
       </w:r>
       <w:r>
         <w:br/>
@@ -12600,7 +12519,7 @@
           <w:color w:val="999999"/>
           <w:sz w:val="17"/>
         </w:rPr>
-        <w:t>Tu prends tout sur toi. Ce n'est pas ton rôle — et elle sait que ça risque d'empirer.</w:t>
+        <w:t>Tu prends tout sur toi. Ce n'est pas ton rôle - et elle sait que ça risque d'empirer.</w:t>
       </w:r>
       <w:r>
         <w:br/>
@@ -12670,7 +12589,7 @@
         </w:rPr>
         <w:t>Tu as su trouver les mots justes à chaque instant.</w:t>
         <w:br/>
-        <w:t>Ni trop forts, ni trop légers — juste présents.</w:t>
+        <w:t>Ni trop forts, ni trop légers - juste présents.</w:t>
         <w:br/>
         <w:br/>
         <w:t>La tante t'a fait confiance. Clara a raccroché avec une décision concrète : parler à un adulte de confiance, et ne plus porter ça seule.</w:t>
@@ -12696,7 +12615,7 @@
         </w:rPr>
         <w:t>« Je vais en parler à ma tante. Vraiment parler. »</w:t>
         <w:br/>
-        <w:t>— Clara</w:t>
+        <w:t>- Clara</w:t>
       </w:r>
     </w:p>
     <w:p>
@@ -12733,7 +12652,7 @@
         <w:t>Tu as montré de la bonne volonté, même si certaines réponses manquaient de profondeur.</w:t>
         <w:br/>
         <w:br/>
-        <w:t>Clara hésite encore — mais elle envisage d'en parler à un adulte. Le chemin est long.</w:t>
+        <w:t>Clara hésite encore - mais elle envisage d'en parler à un adulte. Le chemin est long.</w:t>
         <w:br/>
         <w:br/>
         <w:t>Ton rôle était de lui montrer que ce n'est pas à elle seule de tout porter.</w:t>
@@ -12756,7 +12675,7 @@
         </w:rPr>
         <w:t>« Peut-être que je vais essayer… »</w:t>
         <w:br/>
-        <w:t>— Clara</w:t>
+        <w:t>- Clara</w:t>
       </w:r>
     </w:p>
     <w:p>
@@ -12793,7 +12712,7 @@
         <w:t>Tu voulais bien faire, mais tes mots ont parfois sonné comme des reproches ou de l'impatience.</w:t>
         <w:br/>
         <w:br/>
-        <w:t>Clara reste fermée. Elle a besoin de temps — et de quelqu'un qui écoute vraiment avant d'agir.</w:t>
+        <w:t>Clara reste fermée. Elle a besoin de temps - et de quelqu'un qui écoute vraiment avant d'agir.</w:t>
       </w:r>
     </w:p>
     <w:p>
@@ -12813,7 +12732,7 @@
         </w:rPr>
         <w:t>« J'avais juste besoin que tu m'écoutes. »</w:t>
         <w:br/>
-        <w:t>— Clara</w:t>
+        <w:t>- Clara</w:t>
       </w:r>
     </w:p>
     <w:p>
@@ -12956,7 +12875,7 @@
         <w:rPr>
           <w:sz w:val="21"/>
         </w:rPr>
-        <w:t>N'a rien réglé tout seul — il a fait ce qu'un ami de quatorze ans peut faire : prévenir quelqu'un qui peut agir.</w:t>
+        <w:t>N'a rien réglé tout seul - il a fait ce qu'un ami de quatorze ans peut faire : prévenir quelqu'un qui peut agir.</w:t>
       </w:r>
     </w:p>
     <w:p>
@@ -12985,7 +12904,7 @@
         <w:t>Le collège a ouvert une enquête et les a reçus, avec leurs parents. Deux ont répondu qu'ils « ne pensaient pas à mal ». Kevin a montré ses captures.</w:t>
         <w:br/>
         <w:br/>
-        <w:t>En France, le harcèlement scolaire est un délit depuis 2022 — y compris en ligne, y compris entre élèves d'un même établissement.</w:t>
+        <w:t>En France, le harcèlement scolaire est un délit depuis 2022 - y compris en ligne, y compris entre élèves d'un même établissement.</w:t>
         <w:br/>
         <w:br/>
         <w:t>Clara est revenue trois semaines plus tard. Ça n'a pas été simple. Mais elle ne portait plus ça toute seule.</w:t>
@@ -13022,7 +12941,7 @@
           <w:color w:val="666666"/>
           <w:sz w:val="20"/>
         </w:rPr>
-        <w:t>Cyberharcèlement — gratuit, anonyme, 7 j/7 (e-Enfance)</w:t>
+        <w:t>Cyberharcèlement - gratuit, anonyme, 7 j/7 (e-Enfance)</w:t>
       </w:r>
     </w:p>
     <w:p>
@@ -13042,7 +12961,7 @@
           <w:color w:val="666666"/>
           <w:sz w:val="20"/>
         </w:rPr>
-        <w:t>Harcèlement à l'école — « Non au harcèlement »</w:t>
+        <w:t>Harcèlement à l'école - « Non au harcèlement »</w:t>
       </w:r>
     </w:p>
     <w:p>
@@ -13096,7 +13015,7 @@
           <w:color w:val="666666"/>
           <w:sz w:val="18"/>
         </w:rPr>
-        <w:t>Ces numéros sont dans ressources.js — c'est le seul fichier à modifier pour adapter le jeu à un autre pays. La version anglaise (ressources_en.js) donne les numéros européens.</w:t>
+        <w:t>Ces numéros sont dans ressources.js - c'est le seul fichier à modifier pour adapter le jeu à un autre pays. La version anglaise (ressources_en.js) donne les numéros européens.</w:t>
       </w:r>
     </w:p>
     <w:p>
@@ -13113,7 +13032,7 @@
           <w:color w:val="AAAAAA"/>
           <w:sz w:val="16"/>
         </w:rPr>
-        <w:t>Retrouver Clara — document produit automatiquement à partir des fichiers du jeu.</w:t>
+        <w:t>Retrouver Clara - document produit automatiquement à partir des fichiers du jeu.</w:t>
       </w:r>
     </w:p>
     <w:sectPr>

--- a/doc_textes_partenaires.docx
+++ b/doc_textes_partenaires.docx
@@ -58,7 +58,7 @@
           <w:color w:val="999999"/>
           <w:sz w:val="16"/>
         </w:rPr>
-        <w:t>Version du 14 septembre 2026  ·  Usage interne</w:t>
+        <w:t>Version du 23 septembre 2026  ·  Usage interne</w:t>
       </w:r>
     </w:p>
     <w:p>
@@ -84,7 +84,7 @@
         <w:rPr>
           <w:sz w:val="21"/>
         </w:rPr>
-        <w:t>Retrouver Clara est un jeu pédagogique destiné aux collégiens sur le thème du harcèlement scolaire et de son prolongement en ligne. Le joueur incarne Léo - ou Léa, au choix - un ami de Clara, quatorze ans, qui ne vient plus au collège depuis cinq jours. En traversant quatre scènes, il reconstitue ce qu'elle a vécu et apprend à lui parler.</w:t>
+        <w:t>Retrouver Clara est un jeu pédagogique destiné aux collégiens sur le thème du harcèlement scolaire et de son prolongement en ligne. Le joueur incarne Léo - ou Léa, au choix - un ami de Clara, quatorze ans, qui ne vient plus au collège depuis presque une semaine. En traversant quatre scènes, il reconstitue ce qu'elle a vécu et apprend à lui parler.</w:t>
       </w:r>
     </w:p>
     <w:p>
@@ -530,7 +530,7 @@
         <w:rPr>
           <w:sz w:val="21"/>
         </w:rPr>
-        <w:t>Inès ?</w:t>
+        <w:t>Inès ?</w:t>
       </w:r>
     </w:p>
     <w:p>
@@ -584,7 +584,7 @@
         <w:rPr>
           <w:sz w:val="21"/>
         </w:rPr>
-        <w:t>C'est Léo. On est dans la même école que Clara.</w:t>
+        <w:t>C'est Léo. Je suis un ami de Clara, depuis la primaire.</w:t>
       </w:r>
     </w:p>
     <w:p>
@@ -638,7 +638,7 @@
         <w:rPr>
           <w:sz w:val="21"/>
         </w:rPr>
-        <w:t>Je sais. J'arrive plus à la joindre depuis plusieurs jours. Je ne la vois plus dans la cour. T'as eu de ses nouvelles ?</w:t>
+        <w:t>Je sais. J'arrive plus à la joindre depuis plusieurs jours. Je ne la vois plus dans la cour. T'as eu de ses nouvelles ?</w:t>
       </w:r>
     </w:p>
     <w:p>
@@ -711,7 +711,7 @@
           <w:color w:val="999999"/>
           <w:sz w:val="18"/>
         </w:rPr>
-        <w:t>Que répond Léo ?</w:t>
+        <w:t>Que répond Léo ?</w:t>
       </w:r>
     </w:p>
     <w:p>
@@ -810,7 +810,7 @@
         <w:rPr>
           <w:sz w:val="20"/>
         </w:rPr>
-        <w:t>Je suis inquiet. J'arrive plus à dormir depuis hier soir.</w:t>
+        <w:t>Je suis inquiet. J'arrive plus à dormir depuis qu'elle a disparu.</w:t>
       </w:r>
       <w:r>
         <w:br/>
@@ -863,7 +863,7 @@
         <w:rPr>
           <w:sz w:val="21"/>
         </w:rPr>
-        <w:t>Tu la connais comment toi, Clara ?</w:t>
+        <w:t>Tu la connais comment toi, Clara ?</w:t>
       </w:r>
     </w:p>
     <w:p>
@@ -881,7 +881,7 @@
           <w:color w:val="2A7A50"/>
           <w:sz w:val="19"/>
         </w:rPr>
-        <w:t>Je la connais depuis quelques années. On se croisait souvent à l'école. Il faut que je le lui montre.</w:t>
+        <w:t>On est amis depuis la primaire. Cette année on n'est plus dans la même classe, on se voyait moins… mais elle compte toujours autant pour moi. Il faut qu'Inès comprenne que je ne suis pas là par curiosité.</w:t>
       </w:r>
     </w:p>
     <w:p>
@@ -895,7 +895,7 @@
           <w:color w:val="999999"/>
           <w:sz w:val="18"/>
         </w:rPr>
-        <w:t>Que répond Léo ?</w:t>
+        <w:t>Que répond Léo ?</w:t>
       </w:r>
     </w:p>
     <w:p>
@@ -920,7 +920,7 @@
         <w:rPr>
           <w:sz w:val="20"/>
         </w:rPr>
-        <w:t>On se croise souvent. Je l'aimais bien.</w:t>
+        <w:t>On est amis depuis la primaire. Elle compte beaucoup pour moi.</w:t>
       </w:r>
       <w:r>
         <w:br/>
@@ -994,7 +994,7 @@
         <w:rPr>
           <w:sz w:val="20"/>
         </w:rPr>
-        <w:t>On est dans des classes différentes mais on se parle des fois.</w:t>
+        <w:t>On se voit moins depuis qu'on est plus dans la même classe.</w:t>
       </w:r>
       <w:r>
         <w:br/>
@@ -1088,7 +1088,7 @@
           <w:color w:val="999999"/>
           <w:sz w:val="18"/>
         </w:rPr>
-        <w:t>Que répond Léo ?</w:t>
+        <w:t>Que répond Léo ?</w:t>
       </w:r>
     </w:p>
     <w:p>
@@ -1113,7 +1113,7 @@
         <w:rPr>
           <w:sz w:val="20"/>
         </w:rPr>
-        <w:t>Ça lui arrivait déjà avant ?</w:t>
+        <w:t>Ça lui arrivait déjà avant ?</w:t>
       </w:r>
       <w:r>
         <w:br/>
@@ -1227,7 +1227,7 @@
         <w:rPr>
           <w:sz w:val="20"/>
         </w:rPr>
-        <w:t>Vous vous parliez souvent ?</w:t>
+        <w:t>Vous vous parliez souvent ?</w:t>
       </w:r>
       <w:r>
         <w:br/>
@@ -1354,7 +1354,7 @@
         <w:rPr>
           <w:sz w:val="21"/>
         </w:rPr>
-        <w:t>Elle manquait des cours. Elle répondait plus aux messages.</w:t>
+        <w:t>Elle manquait des cours. Elle répondait de moins en moins aux messages.</w:t>
       </w:r>
     </w:p>
     <w:p>
@@ -1395,7 +1395,7 @@
           <w:color w:val="999999"/>
           <w:sz w:val="18"/>
         </w:rPr>
-        <w:t>Que répond Léo ?</w:t>
+        <w:t>Que répond Léo ?</w:t>
       </w:r>
     </w:p>
     <w:p>
@@ -1420,7 +1420,7 @@
         <w:rPr>
           <w:sz w:val="20"/>
         </w:rPr>
-        <w:t>Tu sais ce qui s'est passé ?</w:t>
+        <w:t>Tu sais ce qui s'est passé ?</w:t>
       </w:r>
       <w:r>
         <w:br/>
@@ -1477,7 +1477,7 @@
         <w:rPr>
           <w:sz w:val="20"/>
         </w:rPr>
-        <w:t>Et t'as pas essayé d'en parler avec elle ?</w:t>
+        <w:t>Et t'as pas essayé d'en parler avec elle ?</w:t>
       </w:r>
       <w:r>
         <w:br/>
@@ -1534,7 +1534,7 @@
         <w:rPr>
           <w:sz w:val="20"/>
         </w:rPr>
-        <w:t>Elle avait l'air d'avoir peur de quelque chose ?</w:t>
+        <w:t>Elle avait l'air d'avoir peur de quelque chose ?</w:t>
       </w:r>
       <w:r>
         <w:br/>
@@ -1702,7 +1702,7 @@
           <w:color w:val="999999"/>
           <w:sz w:val="18"/>
         </w:rPr>
-        <w:t>Que répond Léo ?</w:t>
+        <w:t>Que répond Léo ?</w:t>
       </w:r>
     </w:p>
     <w:p>
@@ -1913,7 +1913,7 @@
           <w:color w:val="999999"/>
           <w:sz w:val="18"/>
         </w:rPr>
-        <w:t>Que répond Léo ?</w:t>
+        <w:t>Que répond Léo ?</w:t>
       </w:r>
     </w:p>
     <w:p>
@@ -2092,7 +2092,7 @@
         <w:rPr>
           <w:sz w:val="21"/>
         </w:rPr>
-        <w:t>T'es dans quelle classe ?</w:t>
+        <w:t>T'es dans quelle classe ?</w:t>
       </w:r>
     </w:p>
     <w:p>
@@ -2119,7 +2119,7 @@
         <w:rPr>
           <w:sz w:val="21"/>
         </w:rPr>
-        <w:t>Tu connais qui dans la sienne ?</w:t>
+        <w:t>Tu connais qui dans la sienne ?</w:t>
       </w:r>
     </w:p>
     <w:p>
@@ -2133,7 +2133,7 @@
           <w:color w:val="999999"/>
           <w:sz w:val="18"/>
         </w:rPr>
-        <w:t>Comment réagit Léo ?</w:t>
+        <w:t>Comment réagit Léo ?</w:t>
       </w:r>
     </w:p>
     <w:p>
@@ -2430,7 +2430,7 @@
         </w:rPr>
         <w:t>Je sais vraiment pas si je fais bien.</w:t>
         <w:br/>
-        <w:t>Tu me promets de faire attention ?</w:t>
+        <w:t>Tu me promets de faire attention ?</w:t>
       </w:r>
     </w:p>
     <w:p>
@@ -2462,7 +2462,7 @@
         <w:rPr>
           <w:sz w:val="21"/>
         </w:rPr>
-        <w:t>Tu promets de respecter la vie privée de Clara ?</w:t>
+        <w:t>Tu promets de respecter la vie privée de Clara ?</w:t>
       </w:r>
     </w:p>
     <w:p>
@@ -2494,7 +2494,7 @@
         <w:rPr>
           <w:sz w:val="21"/>
         </w:rPr>
-        <w:t>Elle me l'avait donné au cas où. Tu l'utilises, t'en parles à personne.</w:t>
+        <w:t>Elle me l'avait donné au cas où. Tu l'utilises, mais t'en parles à personne.</w:t>
       </w:r>
     </w:p>
     <w:p>
@@ -2560,7 +2560,7 @@
         <w:rPr>
           <w:sz w:val="21"/>
         </w:rPr>
-        <w:t>Tu promets de faire attention à ce que tu lis ?</w:t>
+        <w:t>Tu promets de faire attention à ce que tu lis ?</w:t>
       </w:r>
     </w:p>
     <w:p>
@@ -2608,7 +2608,7 @@
         <w:rPr>
           <w:sz w:val="21"/>
         </w:rPr>
-        <w:t>Tu promets de respecter la vie privée de Clara ?</w:t>
+        <w:t>Tu promets de respecter la vie privée de Clara ?</w:t>
       </w:r>
     </w:p>
     <w:p>
@@ -2640,7 +2640,7 @@
         <w:rPr>
           <w:sz w:val="21"/>
         </w:rPr>
-        <w:t>Elle me l'avait donné au cas où. Tu l'utilises, t'en parles à personne.</w:t>
+        <w:t>Elle me l'avait donné au cas où. Tu l'utilises, mais t'en parles à personne.</w:t>
       </w:r>
     </w:p>
     <w:p>
@@ -2698,7 +2698,7 @@
         <w:rPr>
           <w:sz w:val="21"/>
         </w:rPr>
-        <w:t>Elle s'ouvre quand le joueur revient sur la Partie 1 après avoir lu le groupe Whatsupp. Le joueur écrit librement ; les mots acceptés sont « tante », « campagne », « havre » et « secret ».</w:t>
+        <w:t>Elle s'ouvre quand le joueur revient sur la Partie 1 après avoir lu le groupe Whatsupp (et, une fois le numéro obtenu, elle se réaffiche d'emblée, déjà résolue). Le joueur écrit librement ; les mots acceptés sont « tante », « campagne », « havre » et « secret ».</w:t>
       </w:r>
     </w:p>
     <w:p>
@@ -2725,7 +2725,7 @@
         <w:rPr>
           <w:sz w:val="21"/>
         </w:rPr>
-        <w:t>Inès, j'ai peut-être trouvé quelque chose</w:t>
+        <w:t>Inès, je crois que je sais où est Clara.</w:t>
       </w:r>
     </w:p>
     <w:p>
@@ -2752,7 +2752,19 @@
         <w:rPr>
           <w:sz w:val="21"/>
         </w:rPr>
-        <w:t>quoi donc ?</w:t>
+        <w:t>Quoi ?? Où ça ?</w:t>
+      </w:r>
+    </w:p>
+    <w:p>
+      <w:pPr>
+        <w:jc w:val="left"/>
+        <w:spacing w:before="0" w:after="70" w:line="276" w:lineRule="auto"/>
+      </w:pPr>
+      <w:r>
+        <w:rPr>
+          <w:sz w:val="21"/>
+        </w:rPr>
+        <w:t>Si le joueur parle du « havre secret » :</w:t>
       </w:r>
     </w:p>
     <w:p>
@@ -2779,7 +2791,19 @@
         <w:rPr>
           <w:sz w:val="21"/>
         </w:rPr>
-        <w:t>Oui ! c'est chez sa tante, à la campagne. C'est là qu'elle est, bravo ! Sa tante travaille dans un restaurant - voici le numéro : 04 54 78 95 32</w:t>
+        <w:t>Son « havre secret » ?? C'est comme ça qu'elle appelait la maison de sa tante, à la campagne.</w:t>
+      </w:r>
+    </w:p>
+    <w:p>
+      <w:pPr>
+        <w:jc w:val="left"/>
+        <w:spacing w:before="0" w:after="70" w:line="276" w:lineRule="auto"/>
+      </w:pPr>
+      <w:r>
+        <w:rPr>
+          <w:sz w:val="21"/>
+        </w:rPr>
+        <w:t>S'il parle de la tante ou de la campagne :</w:t>
       </w:r>
     </w:p>
     <w:p>
@@ -2806,7 +2830,61 @@
         <w:rPr>
           <w:sz w:val="21"/>
         </w:rPr>
-        <w:t>Si la réponse ne convient pas : « Je vois pas à quoi tu fais référence... c'est quoi exactement ce que t'as trouvé ? »</w:t>
+        <w:t>Chez sa tante ?? Mais oui… c'est là qu'elle allait quand ça allait pas. Elle appelait ça son « havre secret ».</w:t>
+      </w:r>
+    </w:p>
+    <w:p>
+      <w:pPr>
+        <w:spacing w:before="0" w:after="30" w:line="276" w:lineRule="auto"/>
+        <w:keepLines/>
+      </w:pPr>
+      <w:r>
+        <w:rPr>
+          <w:rFonts w:ascii="Arial Narrow" w:hAnsi="Arial Narrow"/>
+          <w:b/>
+          <w:color w:val="4A1A6A"/>
+          <w:sz w:val="17"/>
+        </w:rPr>
+        <w:t xml:space="preserve">Inès        </w:t>
+      </w:r>
+      <w:r>
+        <w:rPr>
+          <w:sz w:val="16"/>
+        </w:rPr>
+        <w:t xml:space="preserve">  </w:t>
+      </w:r>
+      <w:r>
+        <w:rPr>
+          <w:sz w:val="21"/>
+        </w:rPr>
+        <w:t>J'y avais même pas pensé. J'ai le numéro de chez sa tante, on y était allées ensemble cet été. Attends, je le cherche. 04 54 78 95 32 Appelle-la. Et dis-moi comment va Clara, stp.</w:t>
+      </w:r>
+    </w:p>
+    <w:p>
+      <w:pPr>
+        <w:spacing w:before="0" w:after="30" w:line="276" w:lineRule="auto"/>
+        <w:keepLines/>
+      </w:pPr>
+      <w:r>
+        <w:rPr>
+          <w:rFonts w:ascii="Arial Narrow" w:hAnsi="Arial Narrow"/>
+          <w:b/>
+          <w:color w:val="4A1A6A"/>
+          <w:sz w:val="17"/>
+        </w:rPr>
+        <w:t xml:space="preserve">Inès        </w:t>
+      </w:r>
+      <w:r>
+        <w:rPr>
+          <w:sz w:val="16"/>
+        </w:rPr>
+        <w:t xml:space="preserve">  </w:t>
+      </w:r>
+      <w:r>
+        <w:rPr>
+          <w:sz w:val="21"/>
+        </w:rPr>
+        <w:t>Si la réponse ne convient pas : « Hein ? Je comprends pas. Elle serait où, d'après toi ? »</w:t>
       </w:r>
     </w:p>
     <w:p>
@@ -3305,7 +3383,7 @@
         <w:rPr>
           <w:sz w:val="19"/>
         </w:rPr>
-        <w:t>"t'as vu ta tete ce matin serieusement"</w:t>
+        <w:t>"t'as vu ta tete sur ta derniere photo serieusement"</w:t>
       </w:r>
     </w:p>
     <w:p>
@@ -3331,7 +3409,7 @@
         <w:rPr>
           <w:sz w:val="19"/>
         </w:rPr>
-        <w:t>"franchement fais un effort avant de venir en cours"</w:t>
+        <w:t>"franchement t'as bien fait de plus venir en cours"</w:t>
       </w:r>
     </w:p>
     <w:p>
@@ -3393,7 +3471,7 @@
         <w:rPr>
           <w:sz w:val="19"/>
         </w:rPr>
-        <w:t>"t'as pas honte ?"</w:t>
+        <w:t>"t'as pas honte ?"</w:t>
       </w:r>
     </w:p>
     <w:p>
@@ -3534,7 +3612,7 @@
         <w:rPr>
           <w:sz w:val="19"/>
         </w:rPr>
-        <w:t>"c'est toi qui as balance le groupe et tout le monde le sait"</w:t>
+        <w:t>"on sait tout ce que tu fais clara"</w:t>
       </w:r>
     </w:p>
     <w:p>
@@ -3547,7 +3625,7 @@
         <w:rPr>
           <w:sz w:val="19"/>
         </w:rPr>
-        <w:t>"t'aurais pas du faire ca"</w:t>
+        <w:t>"chaque photo chaque story on voit tout"</w:t>
       </w:r>
     </w:p>
     <w:p>
@@ -3560,7 +3638,7 @@
         <w:rPr>
           <w:sz w:val="19"/>
         </w:rPr>
-        <w:t>"tu crois que ca va rester sans consequence ?"</w:t>
+        <w:t>"tu crois que ca va rester sans consequence ?"</w:t>
       </w:r>
     </w:p>
     <w:p>
@@ -3622,7 +3700,7 @@
         <w:rPr>
           <w:sz w:val="19"/>
         </w:rPr>
-        <w:t>"j'ai screenshotte ta story d'hier"</w:t>
+        <w:t>"j'ai screenshotte ta derniere story avant que tu la supprimes"</w:t>
       </w:r>
     </w:p>
     <w:p>
@@ -3711,7 +3789,7 @@
         <w:rPr>
           <w:sz w:val="19"/>
         </w:rPr>
-        <w:t>"t'as un vrai probleme avec ton poids tu sais ca ?"</w:t>
+        <w:t>"t'as un vrai probleme avec ton poids tu sais ca ?"</w:t>
       </w:r>
     </w:p>
     <w:p>
@@ -3724,7 +3802,7 @@
         <w:rPr>
           <w:sz w:val="19"/>
         </w:rPr>
-        <w:t>"chaque fois qu'on te voit en cours c'est de pire en pire"</w:t>
+        <w:t>"chaque fois qu'on te voyait en cours c'etait de pire en pire"</w:t>
       </w:r>
     </w:p>
     <w:p>
@@ -3737,7 +3815,7 @@
         <w:rPr>
           <w:sz w:val="19"/>
         </w:rPr>
-        <w:t>"t'as pas de miroir chez toi ?"</w:t>
+        <w:t>"t'as pas de miroir chez toi ?"</w:t>
       </w:r>
     </w:p>
     <w:p>
@@ -3799,7 +3877,7 @@
         <w:rPr>
           <w:sz w:val="19"/>
         </w:rPr>
-        <w:t>"la question c'etait : Clara est-elle la personne la plus nulle du college"</w:t>
+        <w:t>"la question c'etait : Clara est-elle la personne la plus nulle du college"</w:t>
       </w:r>
     </w:p>
     <w:p>
@@ -3825,7 +3903,7 @@
         <w:rPr>
           <w:sz w:val="19"/>
         </w:rPr>
-        <w:t>"tu vas arreter de te la peter maintenant ?"</w:t>
+        <w:t>"tu vas arreter de te la peter maintenant ?"</w:t>
       </w:r>
     </w:p>
     <w:p>
@@ -3844,7 +3922,7 @@
           <w:color w:val="2A4A7A"/>
           <w:sz w:val="19"/>
         </w:rPr>
-        <w:t>jevoustrouve</w:t>
+        <w:t>sansnom_2024</w:t>
       </w:r>
       <w:r>
         <w:rPr>
@@ -3852,7 +3930,7 @@
           <w:color w:val="999999"/>
           <w:sz w:val="16"/>
         </w:rPr>
-        <w:t xml:space="preserve">  hier 18h02</w:t>
+        <w:t xml:space="preserve">  hier 16h44</w:t>
       </w:r>
     </w:p>
     <w:p>
@@ -3865,7 +3943,7 @@
         <w:rPr>
           <w:sz w:val="19"/>
         </w:rPr>
-        <w:t>"tes photos sont vraiment nulles arrete de poster"</w:t>
+        <w:t>"t'es tellement sensible ca devient pesant pour tout le monde"</w:t>
       </w:r>
     </w:p>
     <w:p>
@@ -3878,7 +3956,7 @@
         <w:rPr>
           <w:sz w:val="19"/>
         </w:rPr>
-        <w:t>"tu copies le style des autres mais ca rend pas pareil sur toi c'est logique"</w:t>
+        <w:t>"tu pleures pour un rien c'est pathologique"</w:t>
       </w:r>
     </w:p>
     <w:p>
@@ -3891,7 +3969,20 @@
         <w:rPr>
           <w:sz w:val="19"/>
         </w:rPr>
-        <w:t>"desabonne-toi d'insta tu fais honte"</w:t>
+        <w:t>"les autres te supportent plus mais personne veut te le dire en face"</w:t>
+      </w:r>
+    </w:p>
+    <w:p>
+      <w:pPr>
+        <w:spacing w:before="0" w:after="8" w:line="260" w:lineRule="auto"/>
+        <w:ind w:left="400"/>
+        <w:shd w:val="clear" w:color="auto" w:fill="F7F9FD"/>
+      </w:pPr>
+      <w:r>
+        <w:rPr>
+          <w:sz w:val="19"/>
+        </w:rPr>
+        <w:t>"maintenant tu sais"</w:t>
       </w:r>
     </w:p>
     <w:p>
@@ -3910,7 +4001,7 @@
           <w:color w:val="2A4A7A"/>
           <w:sz w:val="19"/>
         </w:rPr>
-        <w:t>sansnom_2024</w:t>
+        <w:t>jevoustrouve</w:t>
       </w:r>
       <w:r>
         <w:rPr>
@@ -3918,7 +4009,16 @@
           <w:color w:val="999999"/>
           <w:sz w:val="16"/>
         </w:rPr>
-        <w:t xml:space="preserve">  hier 16h44</w:t>
+        <w:t xml:space="preserve">  hier 02h47</w:t>
+      </w:r>
+      <w:r>
+        <w:rPr>
+          <w:rFonts w:ascii="Arial" w:hAnsi="Arial"/>
+          <w:i/>
+          <w:color w:val="C09030"/>
+          <w:sz w:val="16"/>
+        </w:rPr>
+        <w:t xml:space="preserve">   [Menaces et intimidation]</w:t>
       </w:r>
     </w:p>
     <w:p>
@@ -3931,7 +4031,7 @@
         <w:rPr>
           <w:sz w:val="19"/>
         </w:rPr>
-        <w:t>"t'es tellement sensible ca devient pesant pour tout le monde"</w:t>
+        <w:t>"tu dors ?"</w:t>
       </w:r>
     </w:p>
     <w:p>
@@ -3944,7 +4044,7 @@
         <w:rPr>
           <w:sz w:val="19"/>
         </w:rPr>
-        <w:t>"tu pleures pour un rien c'est pathologique"</w:t>
+        <w:t>"nous on dort tres bien"</w:t>
       </w:r>
     </w:p>
     <w:p>
@@ -3957,7 +4057,7 @@
         <w:rPr>
           <w:sz w:val="19"/>
         </w:rPr>
-        <w:t>"les autres te supportent plus mais personne veut te le dire en face"</w:t>
+        <w:t>"tu peux eteindre ton tel ca changera rien"</w:t>
       </w:r>
     </w:p>
     <w:p>
@@ -3970,7 +4070,7 @@
         <w:rPr>
           <w:sz w:val="19"/>
         </w:rPr>
-        <w:t>"maintenant tu sais"</w:t>
+        <w:t>"demain on sera encore la"</w:t>
       </w:r>
     </w:p>
     <w:p>
@@ -4112,7 +4212,7 @@
         <w:rPr>
           <w:sz w:val="19"/>
         </w:rPr>
-        <w:t>"tu sais qu'on parle de toi sur le groupe depuis hier soir ?"</w:t>
+        <w:t>"tu sais qu'on parle de toi sur le groupe depuis hier soir ?"</w:t>
       </w:r>
     </w:p>
     <w:p>
@@ -4200,7 +4300,7 @@
         <w:rPr>
           <w:sz w:val="19"/>
         </w:rPr>
-        <w:t>"ta photo a ete partagee dans plusieurs groupes lol"</w:t>
+        <w:t>"ta photo a ete partagee dans plusieurs groupes 💀"</w:t>
       </w:r>
     </w:p>
     <w:p>
@@ -4275,7 +4375,7 @@
         <w:rPr>
           <w:sz w:val="19"/>
         </w:rPr>
-        <w:t>"tes amis te parlent encore par pitie tu le sais non ?"</w:t>
+        <w:t>"tes amis te parlent encore par pitie tu le sais non ?"</w:t>
       </w:r>
     </w:p>
     <w:p>
@@ -4355,7 +4455,7 @@
         <w:rPr>
           <w:sz w:val="19"/>
         </w:rPr>
-        <w:t>"t'as vu ton nombre de likes sur ta derniere photo ?"</w:t>
+        <w:t>"t'as vu ton nombre de likes sur ta derniere photo ?"</w:t>
       </w:r>
     </w:p>
     <w:p>
@@ -4368,7 +4468,7 @@
         <w:rPr>
           <w:sz w:val="19"/>
         </w:rPr>
-        <w:t>"4 likes en 2 heures avec 600 abonnes c'est nul"</w:t>
+        <w:t>"4 likes en 2 heures avec 612 abonnes c'est nul"</w:t>
       </w:r>
     </w:p>
     <w:p>
@@ -4381,7 +4481,7 @@
         <w:rPr>
           <w:sz w:val="19"/>
         </w:rPr>
-        <w:t>"meme tes propres abonnes t'ignorent lol"</w:t>
+        <w:t>"meme tes propres abonnes t'ignorent mdrrr"</w:t>
       </w:r>
     </w:p>
     <w:p>
@@ -4522,7 +4622,7 @@
         <w:rPr>
           <w:sz w:val="19"/>
         </w:rPr>
-        <w:t>"on t'a filmee a la cantine hier t'etais au courant ?"</w:t>
+        <w:t>"on t'a filmee a la cantine hier t'etais au courant ?"</w:t>
       </w:r>
     </w:p>
     <w:p>
@@ -4588,7 +4688,7 @@
         <w:rPr>
           <w:sz w:val="19"/>
         </w:rPr>
-        <w:t>"Clara t'as pas repondu hier soir ca va ?"</w:t>
+        <w:t>"Clara t'as pas repondu hier soir ca va ?"</w:t>
       </w:r>
     </w:p>
     <w:p>
@@ -4823,6 +4923,19 @@
           <w:sz w:val="19"/>
         </w:rPr>
         <w:t>"du coup je lui fais croire que tout va bien"</w:t>
+      </w:r>
+    </w:p>
+    <w:p>
+      <w:pPr>
+        <w:spacing w:before="0" w:after="8" w:line="260" w:lineRule="auto"/>
+        <w:ind w:left="400"/>
+        <w:shd w:val="clear" w:color="auto" w:fill="F7F9FD"/>
+      </w:pPr>
+      <w:r>
+        <w:rPr>
+          <w:sz w:val="19"/>
+        </w:rPr>
+        <w:t>"mais un weekend ca suffira pas"</w:t>
       </w:r>
     </w:p>
     <w:p>
@@ -5064,7 +5177,7 @@
         <w:rPr>
           <w:sz w:val="19"/>
         </w:rPr>
-        <w:t>"t'as vu le commentaire que E. a laisse sur ta photo ?"</w:t>
+        <w:t>"t'as vu le commentaire que E. a laisse sur ta photo ?"</w:t>
       </w:r>
     </w:p>
     <w:p>
@@ -5153,7 +5266,7 @@
         <w:rPr>
           <w:sz w:val="19"/>
         </w:rPr>
-        <w:t>"personne ne t'a defendue quand M. t'a insultee tu l'as remarque ?"</w:t>
+        <w:t>"personne ne t'a defendue quand M. t'a insultee tu l'as remarque ?"</w:t>
       </w:r>
     </w:p>
     <w:p>
@@ -5228,7 +5341,7 @@
         <w:rPr>
           <w:sz w:val="19"/>
         </w:rPr>
-        <w:t>"t'as vu les stories que les 3emes ont postees sur toi ?"</w:t>
+        <w:t>"t'as vu les stories que les 3emes ont postees sur toi ?"</w:t>
       </w:r>
     </w:p>
     <w:p>
@@ -5307,7 +5420,7 @@
         <w:rPr>
           <w:sz w:val="19"/>
         </w:rPr>
-        <w:t>"ton ex a tout raconte a ses potes tu savais ?"</w:t>
+        <w:t>"ton ex a tout raconte a ses potes tu savais ?"</w:t>
       </w:r>
     </w:p>
     <w:p>
@@ -5421,7 +5534,7 @@
         <w:rPr>
           <w:sz w:val="19"/>
         </w:rPr>
-        <w:t>"t'as compris le message ?"</w:t>
+        <w:t>"t'as compris le message ?"</w:t>
       </w:r>
     </w:p>
     <w:p>
@@ -5475,7 +5588,7 @@
         <w:rPr>
           <w:sz w:val="19"/>
         </w:rPr>
-        <w:t>"t'arrives encore a dormir la nuit sachant que tout le monde te deteste ?"</w:t>
+        <w:t>"t'arrives encore a dormir la nuit sachant que tout le monde te deteste ?"</w:t>
       </w:r>
     </w:p>
     <w:p>
@@ -5824,7 +5937,7 @@
         <w:rPr>
           <w:sz w:val="19"/>
         </w:rPr>
-        <w:t>"on t'a invente un surnom dans la classe tu veux savoir lequel ?"</w:t>
+        <w:t>"on t'a invente un surnom dans la classe tu veux savoir lequel ?"</w:t>
       </w:r>
     </w:p>
     <w:p>
@@ -6058,7 +6171,7 @@
           <w:color w:val="2A4A7A"/>
           <w:sz w:val="19"/>
         </w:rPr>
-        <w:t>Photo 2 - trop aimer jouer 🎸🎵</w:t>
+        <w:t>Photo 2 - j'ai adoré jouer ce soir 🎸🎵</w:t>
       </w:r>
       <w:r>
         <w:rPr>
@@ -6224,7 +6337,7 @@
         <w:rPr>
           <w:sz w:val="19"/>
         </w:rPr>
-        <w:t>anonymous_x0 - mange encore t'inquiete</w:t>
+        <w:t>xX_shadow_Xx - mange encore t'inquiete</w:t>
       </w:r>
     </w:p>
     <w:p>
@@ -6264,7 +6377,7 @@
         <w:rPr>
           <w:sz w:val="19"/>
         </w:rPr>
-        <w:t>ines_l - t'es a quel tome la ??</w:t>
+        <w:t>ines_l - t'es a quel tome la ??</w:t>
       </w:r>
     </w:p>
     <w:p>
@@ -6317,7 +6430,7 @@
         <w:rPr>
           <w:sz w:val="19"/>
         </w:rPr>
-        <w:t>vrai_info_colleg - quoi ? tu aimes cette artiste ? t'es nulle ma pauvre fille</w:t>
+        <w:t>explosif_2024 - quoi ? tu aimes cette artiste ? t'es nulle ma pauvre fille</w:t>
       </w:r>
     </w:p>
     <w:p>
@@ -6362,7 +6475,7 @@
           <w:color w:val="2A4A7A"/>
           <w:sz w:val="19"/>
         </w:rPr>
-        <w:t>Photo 7 - fleurs du marche 🌸</w:t>
+        <w:t>Photo 7 - fleurs du marché 🌸</w:t>
       </w:r>
       <w:r>
         <w:rPr>
@@ -6396,7 +6509,7 @@
         <w:rPr>
           <w:sz w:val="19"/>
         </w:rPr>
-        <w:t>fantome_reseau - des fleurs ? personne t'en offrira jamais lol</w:t>
+        <w:t>fantome_reseau - des fleurs ? personne t'en offrira jamais 💀</w:t>
       </w:r>
     </w:p>
     <w:p>
@@ -6415,7 +6528,7 @@
           <w:color w:val="2A4A7A"/>
           <w:sz w:val="19"/>
         </w:rPr>
-        <w:t>Photo 8 - gateau d'anniversaire 🎂</w:t>
+        <w:t>Photo 8 - gâteau d'anniversaire 🎂</w:t>
       </w:r>
       <w:r>
         <w:rPr>
@@ -6436,7 +6549,7 @@
         <w:rPr>
           <w:sz w:val="19"/>
         </w:rPr>
-        <w:t>anon_colleg_real - personne etait la pour ton anniversaire c'est ca ?</w:t>
+        <w:t>anon_colleg_real - personne etait la pour ton anniversaire c'est ca ?</w:t>
       </w:r>
     </w:p>
     <w:p>
@@ -6449,7 +6562,7 @@
         <w:rPr>
           <w:sz w:val="19"/>
         </w:rPr>
-        <w:t>sansnom_2024 - tu l'as mange toute seule le gateau ?</w:t>
+        <w:t>sansnom_2024 - tu l'as mange toute seule le gateau ?</w:t>
       </w:r>
     </w:p>
     <w:p>
@@ -6481,7 +6594,7 @@
           <w:color w:val="2A4A7A"/>
           <w:sz w:val="19"/>
         </w:rPr>
-        <w:t>Photo 9 - nuit etoilee 🌙</w:t>
+        <w:t>Photo 9 - nuit étoilée 🌙</w:t>
       </w:r>
       <w:r>
         <w:rPr>
@@ -6515,7 +6628,7 @@
         <w:rPr>
           <w:sz w:val="19"/>
         </w:rPr>
-        <w:t>utilisateur_4729 - meme le ciel il veut pas de toi</w:t>
+        <w:t>void_user_xx - meme le ciel il veut pas de toi</w:t>
       </w:r>
     </w:p>
     <w:p>
@@ -6528,7 +6641,7 @@
         <w:rPr>
           <w:sz w:val="19"/>
         </w:rPr>
-        <w:t>_noreply_ghost_ - t'aurais mieux fait de dormir que de poster ca</w:t>
+        <w:t>froid_comme_toi - t'aurais mieux fait de dormir que de poster ca</w:t>
       </w:r>
     </w:p>
     <w:p>
@@ -6591,7 +6704,7 @@
         <w:rPr>
           <w:sz w:val="21"/>
         </w:rPr>
-        <w:t>Ces messages ("on est plusieurs à t'avoir à l'œil") représentent quelle forme de cyberharcèlement ?</w:t>
+        <w:t>Ces messages ("on est plusieurs à t'avoir à l'œil") représentent quelle forme de cyberharcèlement ?</w:t>
       </w:r>
     </w:p>
     <w:p>
@@ -6698,7 +6811,7 @@
         <w:rPr>
           <w:sz w:val="21"/>
         </w:rPr>
-        <w:t>"Clara est-elle la personne la plus nulle du collège ?" - Quel type de cyberharcèlement est-ce ?</w:t>
+        <w:t>"Clara est-elle la personne la plus nulle du collège ?" - Quel type de cyberharcèlement est-ce ?</w:t>
       </w:r>
     </w:p>
     <w:p>
@@ -6805,7 +6918,7 @@
         <w:rPr>
           <w:sz w:val="21"/>
         </w:rPr>
-        <w:t>"On parle de toi en mal mais je ne te dirai pas ce qu'on dit." - C'est quoi ?</w:t>
+        <w:t>"On parle de toi en mal mais je ne te dirai pas ce qu'on dit." - C'est quoi ?</w:t>
       </w:r>
     </w:p>
     <w:p>
@@ -6912,7 +7025,7 @@
         <w:rPr>
           <w:sz w:val="21"/>
         </w:rPr>
-        <w:t>"Supprime ton compte, personne ne le remarquerait." - Quel mécanisme est à l'œuvre ?</w:t>
+        <w:t>"Supprime ton compte, personne ne le remarquerait." - Quel mécanisme est à l'œuvre ?</w:t>
       </w:r>
     </w:p>
     <w:p>
@@ -6984,7 +7097,7 @@
           <w:color w:val="666666"/>
           <w:sz w:val="19"/>
         </w:rPr>
-        <w:t>Pousser la victime à s'auto-exclure, c'est de l'exclusion forcée. L'objectif : faire disparaître la personne sans que le harceleur soit directement tenu responsable.</w:t>
+        <w:t>Pousser la victime à s'auto-exclure, c'est de l'exclusion forcée. L'objectif : faire disparaître la personne sans que le harceleur soit directement tenu responsable.</w:t>
       </w:r>
     </w:p>
     <w:p>
@@ -7019,7 +7132,7 @@
         <w:rPr>
           <w:sz w:val="21"/>
         </w:rPr>
-        <w:t>"J'ai créé ce compte rien que pour te dire que t'es nulle." Quel est le danger spécifique ?</w:t>
+        <w:t>"J'ai créé ce compte rien que pour te dire que t'es nulle." Quel est le danger spécifique ?</w:t>
       </w:r>
     </w:p>
     <w:p>
@@ -7126,7 +7239,7 @@
         <w:rPr>
           <w:sz w:val="21"/>
         </w:rPr>
-        <w:t>À ton avis, comment appelle-t-on le genre de commentaire que tu viens de lire sous la photo ?</w:t>
+        <w:t>À ton avis, comment appelle-t-on le genre de commentaire que tu viens de lire sous la photo ?</w:t>
       </w:r>
     </w:p>
     <w:p>
@@ -7233,7 +7346,7 @@
         <w:rPr>
           <w:sz w:val="21"/>
         </w:rPr>
-        <w:t>Des inconnus commentent la photo de Clara au concert en disant qu'elle "n'était pas à sa place" et que "les gens autour d'elle devaient être contents". C'est quoi ?</w:t>
+        <w:t>Des inconnus commentent la photo de Clara au concert en disant qu'elle "n'était pas à sa place" et que "les gens autour d'elle devaient être contents". C'est quoi ?</w:t>
       </w:r>
     </w:p>
     <w:p>
@@ -7324,7 +7437,7 @@
           <w:color w:val="2A4A7A"/>
           <w:sz w:val="20"/>
         </w:rPr>
-        <w:t>photo « gateau d'anniversaire 🎂 »</w:t>
+        <w:t>photo « gâteau d'anniversaire 🎂 »</w:t>
       </w:r>
     </w:p>
     <w:p>
@@ -7340,7 +7453,7 @@
         <w:rPr>
           <w:sz w:val="21"/>
         </w:rPr>
-        <w:t>Les commentaires sur la photo d'anniversaire de Clara la raillent sur sa solitude ("personne était là ?", "tu l'as mangé toute seule ?"). C'est quel type de harcèlement ?</w:t>
+        <w:t>Les commentaires sur la photo d'anniversaire de Clara la raillent sur sa solitude ("personne était là ?", "tu l'as mangé toute seule ?"). C'est quel type de harcèlement ?</w:t>
       </w:r>
     </w:p>
     <w:p>
@@ -7595,7 +7708,7 @@
         <w:t>Ils écrivent à Clara depuis des comptes anonymes - et ici, entre eux, ils disent lesquels.</w:t>
         <w:br/>
         <w:br/>
-        <w:t>À chaque fois qu'un compte est nommé, appuie dessus : je saurai qui se cache derrière. Clara, elle, ne le saura jamais.</w:t>
+        <w:t>À chaque fois qu'un compte est nommé, appuie dessus : je saurai qui se cache derrière. Clara, elle, ne le saura jamais.</w:t>
         <w:br/>
         <w:br/>
         <w:t>Il y en a cinq à repérer. Des questions viendront aussi pendant la lecture.</w:t>
@@ -7880,7 +7993,7 @@
         <w:rPr>
           <w:sz w:val="21"/>
         </w:rPr>
-        <w:t>ça fait combien de temps qu'on lui parle plus au fait ?</w:t>
+        <w:t>ça fait combien de temps qu'on lui parle plus au fait ?</w:t>
       </w:r>
     </w:p>
     <w:p>
@@ -8205,7 +8318,7 @@
         <w:rPr>
           <w:sz w:val="21"/>
         </w:rPr>
-        <w:t>moi j'utilise @utilisateur_4729, ça fait un moment</w:t>
+        <w:t>moi j'utilise @utilisateur_4729</w:t>
       </w:r>
     </w:p>
     <w:p>
@@ -8382,7 +8495,7 @@
         <w:rPr>
           <w:sz w:val="21"/>
         </w:rPr>
-        <w:t>regardez son nombre de likes 💀 3 likes en 2h avec 600 abonnés c'est mort</w:t>
+        <w:t>regardez son nombre de likes 💀 3 likes en 2h avec 612 abonnés c'est mort</w:t>
       </w:r>
     </w:p>
     <w:p>
@@ -8544,7 +8657,7 @@
         <w:rPr>
           <w:sz w:val="21"/>
         </w:rPr>
-        <w:t>et aussi ses DMs ? on pourrait lui envoyer des trucs la nuit</w:t>
+        <w:t>et aussi ses DMs ? on pourrait lui envoyer des trucs la nuit</w:t>
       </w:r>
     </w:p>
     <w:p>
@@ -8633,7 +8746,7 @@
         <w:rPr>
           <w:sz w:val="21"/>
         </w:rPr>
-        <w:t>Kevin hésite mais se tait et accepte. Que révèle cette scène ?</w:t>
+        <w:t>Kevin hésite mais se tait et accepte. Que révèle cette scène ?</w:t>
       </w:r>
     </w:p>
     <w:p>
@@ -8759,7 +8872,7 @@
         <w:rPr>
           <w:sz w:val="21"/>
         </w:rPr>
-        <w:t>moi c'est @vrai_info_colleg, créé pour balancer des rumeurs sur elle</w:t>
+        <w:t>et j'en ai fait un 2e : @vrai_info_colleg, pour balancer des rumeurs sur elle</w:t>
       </w:r>
     </w:p>
     <w:p>
@@ -8813,7 +8926,7 @@
         <w:rPr>
           <w:sz w:val="21"/>
         </w:rPr>
-        <w:t>pour ce soir on s'organise : messages toutes les heures après minuit</w:t>
+        <w:t>pour ce soir on s'organise : messages toutes les heures après minuit</w:t>
       </w:r>
     </w:p>
     <w:p>
@@ -8902,7 +9015,7 @@
         <w:rPr>
           <w:sz w:val="21"/>
         </w:rPr>
-        <w:t>Pourquoi créent-ils des comptes anonymes spécifiquement pour harceler Clara ?</w:t>
+        <w:t>Pourquoi créent-ils des comptes anonymes spécifiquement pour harceler Clara ?</w:t>
       </w:r>
     </w:p>
     <w:p>
@@ -9016,7 +9129,7 @@
         <w:rPr>
           <w:sz w:val="21"/>
         </w:rPr>
-        <w:t>vous avez vu ? Clara a plus posté depuis hier soir</w:t>
+        <w:t>vous avez vu ? Clara a plus posté depuis hier soir</w:t>
       </w:r>
     </w:p>
     <w:p>
@@ -9178,7 +9291,7 @@
         <w:rPr>
           <w:sz w:val="21"/>
         </w:rPr>
-        <w:t>ça fait 2 jours qu'on la voit plus nulle part. c'est pas normal</w:t>
+        <w:t>elle a disparu de partout d'un coup. c'est pas normal</w:t>
       </w:r>
     </w:p>
     <w:p>
@@ -9723,7 +9836,7 @@
         <w:rPr>
           <w:sz w:val="21"/>
         </w:rPr>
-        <w:t>s'est enfuie vers son « havre secret »... mais où est-il ?</w:t>
+        <w:t>s'est enfuie vers son « havre secret »... mais où est-il ?</w:t>
       </w:r>
     </w:p>
     <w:p>
@@ -9833,7 +9946,7 @@
         <w:rPr>
           <w:sz w:val="19"/>
         </w:rPr>
-        <w:t>Le harcèlement est planifié, réparti dans le temps pour paraître naturel. Ce n'est pas spontané : c'est une organisation invisible. La victime perçoit une hostilité généralisée sans en voir la source.</w:t>
+        <w:t>Le harcèlement est planifié, réparti dans le temps pour paraître naturel. Ce n'est pas spontané : c'est une organisation invisible. La victime perçoit une hostilité généralisée sans en voir la source.</w:t>
       </w:r>
     </w:p>
     <w:p>
@@ -9875,7 +9988,7 @@
           <w:color w:val="666666"/>
           <w:sz w:val="20"/>
         </w:rPr>
-        <w:t>🫥 Et Kevin ?</w:t>
+        <w:t>🫥 Et Kevin ?</w:t>
       </w:r>
     </w:p>
     <w:p>
@@ -9887,7 +10000,7 @@
         <w:rPr>
           <w:sz w:val="21"/>
         </w:rPr>
-        <w:t>Kevin a douté quatre fois. « On va un peu trop loin là. » « C'est peut-être grave. » « Ça fait 2 jours qu'on la voit plus. » Puis « … ». À chaque fois on lui a coupé la parole, et à chaque fois il s'est tu. Il a fini par écrire à Clara, mais trop tard : elle était déjà partie.</w:t>
+        <w:t>Kevin a douté cinq fois. « On va un peu trop loin là. » « C'est peut-être grave. » « Elle a disparu de partout d'un coup. » « On est peut-être allés trop loin. » Puis « … ». À chaque fois on lui a coupé la parole, et à chaque fois il s'est tu. Il a fini par écrire à Clara, mais trop tard : elle était déjà partie.</w:t>
       </w:r>
     </w:p>
     <w:p>
@@ -9907,7 +10020,7 @@
         <w:rPr>
           <w:sz w:val="21"/>
         </w:rPr>
-        <w:t>Écrire à Clara en privé dès le premier doute, une seule phrase. Il n'avait pas besoin d'affronter le groupe : il suffisait qu'elle ne se croie plus seule.</w:t>
+        <w:t>Écrire à Clara en privé dès le premier doute, une seule phrase. Il n'avait pas besoin d'affronter le groupe : il suffisait qu'elle ne se croie plus seule.</w:t>
       </w:r>
     </w:p>
     <w:p>
@@ -9995,7 +10108,7 @@
           <w:color w:val="666666"/>
           <w:sz w:val="20"/>
         </w:rPr>
-        <w:t>❓ Pourquoi Clara ?</w:t>
+        <w:t>❓ Pourquoi Clara ?</w:t>
       </w:r>
     </w:p>
     <w:p>
@@ -10007,7 +10120,7 @@
         <w:rPr>
           <w:sz w:val="21"/>
         </w:rPr>
-        <w:t>Relis le groupe : à aucun moment ils ne le disent. La seule justification qui revient est « elle l'a bien cherché ». Il n'y a pas de raison - et chercher laquelle serait déjà donner tort à Clara.</w:t>
+        <w:t>Relis le groupe : à aucun moment ils ne le disent. La seule justification qui revient est « elle l'a bien cherché ». Il n'y a pas de raison - et chercher laquelle serait déjà donner tort à Clara.</w:t>
       </w:r>
     </w:p>
     <w:p>
@@ -10048,7 +10161,7 @@
         <w:rPr>
           <w:sz w:val="21"/>
         </w:rPr>
-        <w:t>Clara ne vient plus au collège depuis cinq jours. Elle s'est réfugiée chez sa tante, à la campagne.</w:t>
+        <w:t>Clara ne vient plus au collège depuis presque une semaine. Elle s'est réfugiée chez sa tante, à la campagne.</w:t>
         <w:br/>
         <w:t>Tu es Léo, son ami. Pour parler à Clara, tu dois d'abord convaincre sa tante que tu es digne de confiance - et que tu es vraiment là pour l'aider.</w:t>
       </w:r>
@@ -10220,7 +10333,7 @@
         <w:rPr>
           <w:sz w:val="21"/>
         </w:rPr>
-        <w:t>Allô ?</w:t>
+        <w:t>Allô ?</w:t>
       </w:r>
     </w:p>
     <w:p>
@@ -10247,7 +10360,7 @@
         <w:rPr>
           <w:sz w:val="21"/>
         </w:rPr>
-        <w:t>Bonjour madame… excusez-moi de vous déranger. Je m'appelle Léo, je suis un ami de Clara. Est-ce que je pourrais lui parler, s'il vous plaît ?</w:t>
+        <w:t>Bonjour madame… excusez-moi de vous déranger. Je m'appelle Léo, je suis un ami de Clara. Est-ce que je pourrais lui parler, s'il vous plaît ?</w:t>
       </w:r>
     </w:p>
     <w:p>
@@ -10276,7 +10389,7 @@
         </w:rPr>
         <w:t>Léo… Oui, elle m'a parlé de toi.</w:t>
         <w:br/>
-        <w:t>Mais… je préfère être honnête : ce n'est pas un bon moment.</w:t>
+        <w:t>Mais… je préfère être honnête : ce n'est pas un bon moment.</w:t>
       </w:r>
     </w:p>
     <w:p>
@@ -10290,7 +10403,7 @@
           <w:color w:val="999999"/>
           <w:sz w:val="18"/>
         </w:rPr>
-        <w:t>Comment répondre ?</w:t>
+        <w:t>Comment répondre ?</w:t>
       </w:r>
     </w:p>
     <w:p>
@@ -10461,7 +10574,7 @@
           <w:color w:val="666666"/>
           <w:sz w:val="18"/>
         </w:rPr>
-        <w:t>(froid) Urgent… pour toi, peut-être.</w:t>
+        <w:t>(froide) Urgent… pour toi, peut-être.</w:t>
       </w:r>
     </w:p>
     <w:p>
@@ -10636,7 +10749,7 @@
           <w:color w:val="999999"/>
           <w:sz w:val="18"/>
         </w:rPr>
-        <w:t>Que réponds-tu ?</w:t>
+        <w:t>Que réponds-tu ?</w:t>
       </w:r>
     </w:p>
     <w:p>
@@ -10661,7 +10774,7 @@
         <w:rPr>
           <w:sz w:val="20"/>
         </w:rPr>
-        <w:t>« Elle culpabilise ? Mais elle a rien fait… C'est ça qui me fait le plus mal. »</w:t>
+        <w:t>« Elle culpabilise ? Mais elle a rien fait… C'est ça qui me fait le plus mal. »</w:t>
       </w:r>
       <w:r>
         <w:br/>
@@ -10923,7 +11036,7 @@
           <w:color w:val="666666"/>
           <w:sz w:val="18"/>
         </w:rPr>
-        <w:t>(froid) Éviter ça. Tu penses vraiment que c'était si simple.</w:t>
+        <w:t>(froide) Éviter ça. Tu penses vraiment que c'était si simple.</w:t>
       </w:r>
     </w:p>
     <w:p>
@@ -11197,7 +11310,7 @@
         <w:rPr>
           <w:sz w:val="20"/>
         </w:rPr>
-        <w:t>Est-ce que tu comprends la différence, Léo ?</w:t>
+        <w:t>Est-ce que tu comprends la différence, Léo ?</w:t>
       </w:r>
     </w:p>
     <w:p>
@@ -11382,7 +11495,7 @@
         <w:rPr>
           <w:sz w:val="21"/>
         </w:rPr>
-        <w:t>Allô… ?</w:t>
+        <w:t>Allô… ?</w:t>
       </w:r>
     </w:p>
     <w:p>
@@ -11571,7 +11684,7 @@
         <w:rPr>
           <w:sz w:val="21"/>
         </w:rPr>
-        <w:t>Pourquoi tu n'as rien dit ? Tu sais que tu pouvais me parler…</w:t>
+        <w:t>Pourquoi tu n'as rien dit ? Tu sais que tu pouvais me parler…</w:t>
       </w:r>
     </w:p>
     <w:p>
@@ -11614,7 +11727,7 @@
           <w:color w:val="999999"/>
           <w:sz w:val="18"/>
         </w:rPr>
-        <w:t>Que lui réponds-tu ?</w:t>
+        <w:t>Que lui réponds-tu ?</w:t>
       </w:r>
     </w:p>
     <w:p>
@@ -11753,7 +11866,7 @@
         <w:rPr>
           <w:sz w:val="20"/>
         </w:rPr>
-        <w:t>« Pourquoi tu as supprimé ces messages ? J'aurais répondu, tu sais. »</w:t>
+        <w:t>« Pourquoi tu as supprimé ces messages ? J'aurais répondu, tu sais. »</w:t>
       </w:r>
       <w:r>
         <w:br/>
@@ -11848,7 +11961,7 @@
           <w:color w:val="999999"/>
           <w:sz w:val="18"/>
         </w:rPr>
-        <w:t>Que ressens-tu à l'entendre ?</w:t>
+        <w:t>Que ressens-tu à l'entendre ?</w:t>
       </w:r>
     </w:p>
     <w:p>
@@ -12019,7 +12132,7 @@
           <w:color w:val="666666"/>
           <w:sz w:val="18"/>
         </w:rPr>
-        <w:t>(froid) Merci, j'y avais pas pensé.</w:t>
+        <w:t>(froide) Merci, j'y avais pas pensé.</w:t>
       </w:r>
     </w:p>
     <w:p>
@@ -12060,7 +12173,7 @@
         <w:rPr>
           <w:sz w:val="21"/>
         </w:rPr>
-        <w:t>Le pire, tu sais quoi ?</w:t>
+        <w:t>Le pire, tu sais quoi ?</w:t>
         <w:br/>
         <w:t>C'est quand j'ai commencé à y croire.</w:t>
         <w:br/>
@@ -12078,7 +12191,7 @@
           <w:color w:val="999999"/>
           <w:sz w:val="18"/>
         </w:rPr>
-        <w:t>Comment lui répondre ?</w:t>
+        <w:t>Comment lui répondre ?</w:t>
       </w:r>
     </w:p>
     <w:p>
@@ -12323,7 +12436,7 @@
         <w:rPr>
           <w:sz w:val="21"/>
         </w:rPr>
-        <w:t>Tu en as parlé à ta tante ? À tes parents ?</w:t>
+        <w:t>Tu en as parlé à ta tante ? À tes parents ?</w:t>
       </w:r>
     </w:p>
     <w:p>
@@ -12350,7 +12463,9 @@
         <w:rPr>
           <w:sz w:val="21"/>
         </w:rPr>
-        <w:t>Ma tante sait un peu… Elle est gentille. Mais je veux pas les inquiéter.</w:t>
+        <w:t>Mes parents croient que c'est juste de la fatigue. Ils ont dit au collège que j'étais malade.</w:t>
+        <w:br/>
+        <w:t>Ma tante, elle, sait un peu… Elle est gentille. Mais je veux pas les inquiéter.</w:t>
         <w:br/>
         <w:t>J'ai l'impression que si j'en parle vraiment… ça devient réel.</w:t>
       </w:r>
@@ -12366,7 +12481,7 @@
           <w:color w:val="999999"/>
           <w:sz w:val="18"/>
         </w:rPr>
-        <w:t>Que lui dire ?</w:t>
+        <w:t>Que lui dire ?</w:t>
       </w:r>
     </w:p>
     <w:p>
@@ -12391,7 +12506,7 @@
         <w:rPr>
           <w:sz w:val="20"/>
         </w:rPr>
-        <w:t>« C'est déjà réel, Clara. Et c'est pour ça qu'il faut des adultes qui peuvent agir : ta tante, tes parents, le CPE. Pas pour tout régler d'un coup. Juste pour que tu portes plus ça toute seule. »</w:t>
+        <w:t>« C'est déjà réel, Clara. Et c'est pour ça qu'il faut des adultes qui peuvent agir : ta tante, tes parents, le CPE. Pas pour tout régler d'un coup. Juste pour que tu portes plus ça toute seule. »</w:t>
       </w:r>
       <w:r>
         <w:br/>
@@ -12539,7 +12654,7 @@
           <w:color w:val="666666"/>
           <w:sz w:val="18"/>
         </w:rPr>
-        <w:t>(froid) Non… s'il te plaît, fais rien. Ça va juste empirer.</w:t>
+        <w:t>(froide) Non… s'il te plaît, fais rien. Ça va juste empirer.</w:t>
       </w:r>
     </w:p>
     <w:p>
@@ -12592,7 +12707,7 @@
         <w:t>Ni trop forts, ni trop légers - juste présents.</w:t>
         <w:br/>
         <w:br/>
-        <w:t>La tante t'a fait confiance. Clara a raccroché avec une décision concrète : parler à un adulte de confiance, et ne plus porter ça seule.</w:t>
+        <w:t>La tante t'a fait confiance. Clara a raccroché avec une décision concrète : parler à un adulte de confiance, et ne plus porter ça seule.</w:t>
         <w:br/>
         <w:br/>
         <w:t>Ton rôle n'était pas de la sauver. C'était de lui montrer que demander de l'aide, c'est possible.</w:t>
@@ -12835,7 +12950,7 @@
         <w:rPr>
           <w:sz w:val="21"/>
         </w:rPr>
-        <w:t>Va voir le CPE. Pas pour dénoncer : pour dire qu'une élève de son collège ne vient plus, et pourquoi.</w:t>
+        <w:t>Va voir le CPE. Pas pour dénoncer : pour dire qu'une élève de son collège ne vient plus, et pourquoi.</w:t>
       </w:r>
     </w:p>
     <w:p>
@@ -12875,7 +12990,7 @@
         <w:rPr>
           <w:sz w:val="21"/>
         </w:rPr>
-        <w:t>N'a rien réglé tout seul - il a fait ce qu'un ami de quatorze ans peut faire : prévenir quelqu'un qui peut agir.</w:t>
+        <w:t>N'a rien réglé tout seul - il a fait ce qu'un ami de quatorze ans peut faire : prévenir quelqu'un qui peut agir.</w:t>
       </w:r>
     </w:p>
     <w:p>
@@ -12889,7 +13004,7 @@
           <w:color w:val="444444"/>
           <w:sz w:val="20"/>
         </w:rPr>
-        <w:t>⚖️ ET LES CINQ DU GROUPE ?</w:t>
+        <w:t>⚖️ ET LES CINQ DU GROUPE ?</w:t>
       </w:r>
     </w:p>
     <w:p>

--- a/doc_textes_partenaires.docx
+++ b/doc_textes_partenaires.docx
@@ -58,7 +58,7 @@
           <w:color w:val="999999"/>
           <w:sz w:val="16"/>
         </w:rPr>
-        <w:t>Version du 23 septembre 2026  ·  Usage interne</w:t>
+        <w:t>Version du 6 octobre 2026  ·  Usage interne</w:t>
       </w:r>
     </w:p>
     <w:p>
@@ -360,7 +360,7 @@
               <w:rPr>
                 <w:sz w:val="19"/>
               </w:rPr>
-              <w:t>Lecture au rythme du joueur, 5 comptes à démasquer, 2 QCM</w:t>
+              <w:t>Lecture automatique, 6 comptes à démasquer (dont un par enquête), 2 QCM</w:t>
             </w:r>
           </w:p>
         </w:tc>
@@ -489,7 +489,7 @@
         <w:rPr>
           <w:sz w:val="21"/>
         </w:rPr>
-        <w:t>Léo écrit à Inès, la meilleure amie de Clara. Une jauge de confiance monte ou descend à chaque réponse. Sous −3, Inès coupe la conversation ; sous −2, une crise de confiance se déclenche une seule fois.</w:t>
+        <w:t>Léo écrit à Inès, la meilleure amie de Clara. Une jauge de confiance monte ou descend à chaque réponse. À la première réponse maladroite, une crise de confiance se déclenche (une seule fois) : c'est la chance de se rattraper. À la deuxième, Inès coupe la conversation et il faut recommencer.</w:t>
       </w:r>
     </w:p>
     <w:p>
@@ -638,7 +638,9 @@
         <w:rPr>
           <w:sz w:val="21"/>
         </w:rPr>
-        <w:t>Je sais. J'arrive plus à la joindre depuis plusieurs jours. Je ne la vois plus dans la cour. T'as eu de ses nouvelles ?</w:t>
+        <w:t>Je sais, on s'est presque jamais parlé. Mais Clara m'a souvent parlé de toi.</w:t>
+        <w:br/>
+        <w:t>J'arrive plus à la joindre depuis plusieurs jours, et je la vois plus dans la cour. T'as eu de ses nouvelles ?</w:t>
       </w:r>
     </w:p>
     <w:p>
@@ -736,7 +738,7 @@
         <w:rPr>
           <w:sz w:val="20"/>
         </w:rPr>
-        <w:t>Parce que t'es son amie. Si quelqu'un sait quelque chose, c'est toi.</w:t>
+        <w:t>T'es sa meilleure amie. Si quelqu'un sait quelque chose, c'est forcément toi.</w:t>
       </w:r>
       <w:r>
         <w:br/>
@@ -749,6 +751,24 @@
           <w:sz w:val="17"/>
         </w:rPr>
         <w:t>confiance -1</w:t>
+      </w:r>
+    </w:p>
+    <w:p>
+      <w:pPr>
+        <w:spacing w:before="40" w:after="40" w:line="276" w:lineRule="auto"/>
+        <w:ind w:left="200"/>
+        <w:shd w:val="clear" w:color="auto" w:fill="F2F8F2"/>
+        <w:pBdr>
+          <w:left w:val="single" w:sz="10" w:space="4" w:color="4dcc70"/>
+        </w:pBdr>
+      </w:pPr>
+      <w:r>
+        <w:rPr>
+          <w:i/>
+          <w:color w:val="2A7A50"/>
+          <w:sz w:val="19"/>
+        </w:rPr>
+        <w:t>Je lui ai mis la pression, comme si c'était à elle de tout savoir. Elle se ferme.</w:t>
       </w:r>
     </w:p>
     <w:p>
@@ -790,6 +810,24 @@
     </w:p>
     <w:p>
       <w:pPr>
+        <w:spacing w:before="40" w:after="40" w:line="276" w:lineRule="auto"/>
+        <w:ind w:left="200"/>
+        <w:shd w:val="clear" w:color="auto" w:fill="F2F8F2"/>
+        <w:pBdr>
+          <w:left w:val="single" w:sz="10" w:space="4" w:color="4dcc70"/>
+        </w:pBdr>
+      </w:pPr>
+      <w:r>
+        <w:rPr>
+          <w:i/>
+          <w:color w:val="2A7A50"/>
+          <w:sz w:val="19"/>
+        </w:rPr>
+        <w:t>C'est vrai… mais ça ne lui dit pas pourquoi je m'inquiète.</w:t>
+      </w:r>
+    </w:p>
+    <w:p>
+      <w:pPr>
         <w:spacing w:before="20" w:after="20" w:line="276" w:lineRule="auto"/>
         <w:ind w:left="700"/>
         <w:shd w:val="clear" w:color="auto" w:fill="F4FAF7"/>
@@ -827,47 +865,6 @@
     </w:p>
     <w:p>
       <w:pPr>
-        <w:spacing w:before="160" w:after="80" w:line="276" w:lineRule="auto"/>
-      </w:pPr>
-      <w:r>
-        <w:rPr>
-          <w:rFonts w:ascii="Arial" w:hAnsi="Arial"/>
-          <w:b/>
-          <w:color w:val="444444"/>
-          <w:sz w:val="20"/>
-        </w:rPr>
-        <w:t>ÉCHANGE 2 SUR 6</w:t>
-      </w:r>
-    </w:p>
-    <w:p>
-      <w:pPr>
-        <w:spacing w:before="0" w:after="30" w:line="276" w:lineRule="auto"/>
-        <w:keepLines/>
-      </w:pPr>
-      <w:r>
-        <w:rPr>
-          <w:rFonts w:ascii="Arial Narrow" w:hAnsi="Arial Narrow"/>
-          <w:b/>
-          <w:color w:val="4A1A6A"/>
-          <w:sz w:val="17"/>
-        </w:rPr>
-        <w:t xml:space="preserve">Inès        </w:t>
-      </w:r>
-      <w:r>
-        <w:rPr>
-          <w:sz w:val="16"/>
-        </w:rPr>
-        <w:t xml:space="preserve">  </w:t>
-      </w:r>
-      <w:r>
-        <w:rPr>
-          <w:sz w:val="21"/>
-        </w:rPr>
-        <w:t>Tu la connais comment toi, Clara ?</w:t>
-      </w:r>
-    </w:p>
-    <w:p>
-      <w:pPr>
         <w:spacing w:before="40" w:after="40" w:line="276" w:lineRule="auto"/>
         <w:ind w:left="200"/>
         <w:shd w:val="clear" w:color="auto" w:fill="F2F8F2"/>
@@ -881,6 +878,65 @@
           <w:color w:val="2A7A50"/>
           <w:sz w:val="19"/>
         </w:rPr>
+        <w:t>Je lui ai dit ce que je ressens, sans rien lui demander. Elle peut me croire.</w:t>
+      </w:r>
+    </w:p>
+    <w:p>
+      <w:pPr>
+        <w:spacing w:before="160" w:after="80" w:line="276" w:lineRule="auto"/>
+      </w:pPr>
+      <w:r>
+        <w:rPr>
+          <w:rFonts w:ascii="Arial" w:hAnsi="Arial"/>
+          <w:b/>
+          <w:color w:val="444444"/>
+          <w:sz w:val="20"/>
+        </w:rPr>
+        <w:t>ÉCHANGE 2 SUR 6</w:t>
+      </w:r>
+    </w:p>
+    <w:p>
+      <w:pPr>
+        <w:spacing w:before="0" w:after="30" w:line="276" w:lineRule="auto"/>
+        <w:keepLines/>
+      </w:pPr>
+      <w:r>
+        <w:rPr>
+          <w:rFonts w:ascii="Arial Narrow" w:hAnsi="Arial Narrow"/>
+          <w:b/>
+          <w:color w:val="4A1A6A"/>
+          <w:sz w:val="17"/>
+        </w:rPr>
+        <w:t xml:space="preserve">Inès        </w:t>
+      </w:r>
+      <w:r>
+        <w:rPr>
+          <w:sz w:val="16"/>
+        </w:rPr>
+        <w:t xml:space="preserve">  </w:t>
+      </w:r>
+      <w:r>
+        <w:rPr>
+          <w:sz w:val="21"/>
+        </w:rPr>
+        <w:t>Tu la connais comment toi, Clara ?</w:t>
+      </w:r>
+    </w:p>
+    <w:p>
+      <w:pPr>
+        <w:spacing w:before="40" w:after="40" w:line="276" w:lineRule="auto"/>
+        <w:ind w:left="200"/>
+        <w:shd w:val="clear" w:color="auto" w:fill="F2F8F2"/>
+        <w:pBdr>
+          <w:left w:val="single" w:sz="10" w:space="4" w:color="4dcc70"/>
+        </w:pBdr>
+      </w:pPr>
+      <w:r>
+        <w:rPr>
+          <w:i/>
+          <w:color w:val="2A7A50"/>
+          <w:sz w:val="19"/>
+        </w:rPr>
         <w:t>On est amis depuis la primaire. Cette année on n'est plus dans la même classe, on se voyait moins… mais elle compte toujours autant pour moi. Il faut qu'Inès comprenne que je ne suis pas là par curiosité.</w:t>
       </w:r>
     </w:p>
@@ -937,6 +993,24 @@
     </w:p>
     <w:p>
       <w:pPr>
+        <w:spacing w:before="40" w:after="40" w:line="276" w:lineRule="auto"/>
+        <w:ind w:left="200"/>
+        <w:shd w:val="clear" w:color="auto" w:fill="F2F8F2"/>
+        <w:pBdr>
+          <w:left w:val="single" w:sz="10" w:space="4" w:color="4dcc70"/>
+        </w:pBdr>
+      </w:pPr>
+      <w:r>
+        <w:rPr>
+          <w:i/>
+          <w:color w:val="2A7A50"/>
+          <w:sz w:val="19"/>
+        </w:rPr>
+        <w:t>Je lui ai dit qui je suis pour Clara. C'est exactement ce qu'elle voulait savoir.</w:t>
+      </w:r>
+    </w:p>
+    <w:p>
+      <w:pPr>
         <w:spacing w:before="20" w:after="20" w:line="276" w:lineRule="auto"/>
         <w:ind w:left="700"/>
         <w:shd w:val="clear" w:color="auto" w:fill="FDF4F4"/>
@@ -974,6 +1048,24 @@
     </w:p>
     <w:p>
       <w:pPr>
+        <w:spacing w:before="40" w:after="40" w:line="276" w:lineRule="auto"/>
+        <w:ind w:left="200"/>
+        <w:shd w:val="clear" w:color="auto" w:fill="F2F8F2"/>
+        <w:pBdr>
+          <w:left w:val="single" w:sz="10" w:space="4" w:color="4dcc70"/>
+        </w:pBdr>
+      </w:pPr>
+      <w:r>
+        <w:rPr>
+          <w:i/>
+          <w:color w:val="2A7A50"/>
+          <w:sz w:val="19"/>
+        </w:rPr>
+        <w:t>Aïe. J'ai l'air de quelqu'un qui vient chercher des ragots.</w:t>
+      </w:r>
+    </w:p>
+    <w:p>
+      <w:pPr>
         <w:spacing w:before="20" w:after="20" w:line="276" w:lineRule="auto"/>
         <w:ind w:left="700"/>
         <w:shd w:val="clear" w:color="auto" w:fill="FDFAF0"/>
@@ -1011,6 +1103,24 @@
     </w:p>
     <w:p>
       <w:pPr>
+        <w:spacing w:before="40" w:after="40" w:line="276" w:lineRule="auto"/>
+        <w:ind w:left="200"/>
+        <w:shd w:val="clear" w:color="auto" w:fill="F2F8F2"/>
+        <w:pBdr>
+          <w:left w:val="single" w:sz="10" w:space="4" w:color="4dcc70"/>
+        </w:pBdr>
+      </w:pPr>
+      <w:r>
+        <w:rPr>
+          <w:i/>
+          <w:color w:val="2A7A50"/>
+          <w:sz w:val="19"/>
+        </w:rPr>
+        <w:t>C'est vrai, mais ça ne dit pas pourquoi elle compte pour moi.</w:t>
+      </w:r>
+    </w:p>
+    <w:p>
+      <w:pPr>
         <w:spacing w:before="160" w:after="80" w:line="276" w:lineRule="auto"/>
       </w:pPr>
       <w:r>
@@ -1150,6 +1260,24 @@
     </w:p>
     <w:p>
       <w:pPr>
+        <w:spacing w:before="40" w:after="40" w:line="276" w:lineRule="auto"/>
+        <w:ind w:left="200"/>
+        <w:shd w:val="clear" w:color="auto" w:fill="F2F8F2"/>
+        <w:pBdr>
+          <w:left w:val="single" w:sz="10" w:space="4" w:color="4dcc70"/>
+        </w:pBdr>
+      </w:pPr>
+      <w:r>
+        <w:rPr>
+          <w:i/>
+          <w:color w:val="2A7A50"/>
+          <w:sz w:val="19"/>
+        </w:rPr>
+        <w:t>Une vraie question, sans rien supposer. Elle a envie d'y répondre.</w:t>
+      </w:r>
+    </w:p>
+    <w:p>
+      <w:pPr>
         <w:spacing w:before="20" w:after="20" w:line="276" w:lineRule="auto"/>
         <w:ind w:left="700"/>
         <w:shd w:val="clear" w:color="auto" w:fill="FDF4F4"/>
@@ -1207,6 +1335,24 @@
     </w:p>
     <w:p>
       <w:pPr>
+        <w:spacing w:before="40" w:after="40" w:line="276" w:lineRule="auto"/>
+        <w:ind w:left="200"/>
+        <w:shd w:val="clear" w:color="auto" w:fill="F2F8F2"/>
+        <w:pBdr>
+          <w:left w:val="single" w:sz="10" w:space="4" w:color="4dcc70"/>
+        </w:pBdr>
+      </w:pPr>
+      <w:r>
+        <w:rPr>
+          <w:i/>
+          <w:color w:val="2A7A50"/>
+          <w:sz w:val="19"/>
+        </w:rPr>
+        <w:t>J'ai laissé entendre que Clara la rejetait. Inès s'est sentie visée.</w:t>
+      </w:r>
+    </w:p>
+    <w:p>
+      <w:pPr>
         <w:spacing w:before="20" w:after="20" w:line="276" w:lineRule="auto"/>
         <w:ind w:left="700"/>
         <w:shd w:val="clear" w:color="auto" w:fill="FDFAF0"/>
@@ -1264,6 +1410,24 @@
     </w:p>
     <w:p>
       <w:pPr>
+        <w:spacing w:before="40" w:after="40" w:line="276" w:lineRule="auto"/>
+        <w:ind w:left="200"/>
+        <w:shd w:val="clear" w:color="auto" w:fill="F2F8F2"/>
+        <w:pBdr>
+          <w:left w:val="single" w:sz="10" w:space="4" w:color="4dcc70"/>
+        </w:pBdr>
+      </w:pPr>
+      <w:r>
+        <w:rPr>
+          <w:i/>
+          <w:color w:val="2A7A50"/>
+          <w:sz w:val="19"/>
+        </w:rPr>
+        <w:t>Elle a répondu, mais ma question ne l'aide pas à en dire plus.</w:t>
+      </w:r>
+    </w:p>
+    <w:p>
+      <w:pPr>
         <w:spacing w:before="160" w:after="80" w:line="276" w:lineRule="auto"/>
       </w:pPr>
       <w:r>
@@ -1420,7 +1584,7 @@
         <w:rPr>
           <w:sz w:val="20"/>
         </w:rPr>
-        <w:t>Tu sais ce qui s'est passé ?</w:t>
+        <w:t>Tu sais ce qui lui arrivait ?</w:t>
       </w:r>
       <w:r>
         <w:br/>
@@ -1453,6 +1617,24 @@
           <w:sz w:val="18"/>
         </w:rPr>
         <w:t>Pas vraiment. J'ai essayé de lui demander.</w:t>
+      </w:r>
+    </w:p>
+    <w:p>
+      <w:pPr>
+        <w:spacing w:before="40" w:after="40" w:line="276" w:lineRule="auto"/>
+        <w:ind w:left="200"/>
+        <w:shd w:val="clear" w:color="auto" w:fill="F2F8F2"/>
+        <w:pBdr>
+          <w:left w:val="single" w:sz="10" w:space="4" w:color="4dcc70"/>
+        </w:pBdr>
+      </w:pPr>
+      <w:r>
+        <w:rPr>
+          <w:i/>
+          <w:color w:val="2A7A50"/>
+          <w:sz w:val="19"/>
+        </w:rPr>
+        <w:t>Une question ouverte : je la laisse raconter ce qu'elle sait.</w:t>
       </w:r>
     </w:p>
     <w:p>
@@ -1477,7 +1659,7 @@
         <w:rPr>
           <w:sz w:val="20"/>
         </w:rPr>
-        <w:t>Et t'as pas essayé d'en parler avec elle ?</w:t>
+        <w:t>Et toi, t'as rien fait ?</w:t>
       </w:r>
       <w:r>
         <w:br/>
@@ -1509,7 +1691,25 @@
           <w:color w:val="666666"/>
           <w:sz w:val="18"/>
         </w:rPr>
-        <w:t>Si. J'ai essayé.</w:t>
+        <w:t>Si ! J'ai essayé. Tu crois quoi ?</w:t>
+      </w:r>
+    </w:p>
+    <w:p>
+      <w:pPr>
+        <w:spacing w:before="40" w:after="40" w:line="276" w:lineRule="auto"/>
+        <w:ind w:left="200"/>
+        <w:shd w:val="clear" w:color="auto" w:fill="F2F8F2"/>
+        <w:pBdr>
+          <w:left w:val="single" w:sz="10" w:space="4" w:color="4dcc70"/>
+        </w:pBdr>
+      </w:pPr>
+      <w:r>
+        <w:rPr>
+          <w:i/>
+          <w:color w:val="2A7A50"/>
+          <w:sz w:val="19"/>
+        </w:rPr>
+        <w:t>Ça sonnait comme un reproche. Elle se sent accusée de ne pas avoir aidé Clara.</w:t>
       </w:r>
     </w:p>
     <w:p>
@@ -1534,7 +1734,7 @@
         <w:rPr>
           <w:sz w:val="20"/>
         </w:rPr>
-        <w:t>Elle avait l'air d'avoir peur de quelque chose ?</w:t>
+        <w:t>Elle avait peur de quelque chose, c'est ça ?</w:t>
       </w:r>
       <w:r>
         <w:br/>
@@ -1566,7 +1766,25 @@
           <w:color w:val="666666"/>
           <w:sz w:val="18"/>
         </w:rPr>
-        <w:t>Peut-être… Je lui ai demandé, plusieurs fois.</w:t>
+        <w:t>J'en sais rien… Je lui ai demandé, plusieurs fois.</w:t>
+      </w:r>
+    </w:p>
+    <w:p>
+      <w:pPr>
+        <w:spacing w:before="40" w:after="40" w:line="276" w:lineRule="auto"/>
+        <w:ind w:left="200"/>
+        <w:shd w:val="clear" w:color="auto" w:fill="F2F8F2"/>
+        <w:pBdr>
+          <w:left w:val="single" w:sz="10" w:space="4" w:color="4dcc70"/>
+        </w:pBdr>
+      </w:pPr>
+      <w:r>
+        <w:rPr>
+          <w:i/>
+          <w:color w:val="2A7A50"/>
+          <w:sz w:val="19"/>
+        </w:rPr>
+        <w:t>J'ai deviné à sa place. Mieux vaut la laisser raconter.</w:t>
       </w:r>
     </w:p>
     <w:p>
@@ -1744,6 +1962,24 @@
     </w:p>
     <w:p>
       <w:pPr>
+        <w:spacing w:before="40" w:after="40" w:line="276" w:lineRule="auto"/>
+        <w:ind w:left="200"/>
+        <w:shd w:val="clear" w:color="auto" w:fill="F2F8F2"/>
+        <w:pBdr>
+          <w:left w:val="single" w:sz="10" w:space="4" w:color="4dcc70"/>
+        </w:pBdr>
+      </w:pPr>
+      <w:r>
+        <w:rPr>
+          <w:i/>
+          <w:color w:val="2A7A50"/>
+          <w:sz w:val="19"/>
+        </w:rPr>
+        <w:t>J'ai relié ce qu'elle m'a dit. Elle voit que j'écoute vraiment.</w:t>
+      </w:r>
+    </w:p>
+    <w:p>
+      <w:pPr>
         <w:spacing w:before="20" w:after="20" w:line="276" w:lineRule="auto"/>
         <w:ind w:left="700"/>
         <w:shd w:val="clear" w:color="auto" w:fill="FDFAF0"/>
@@ -1781,6 +2017,24 @@
     </w:p>
     <w:p>
       <w:pPr>
+        <w:spacing w:before="40" w:after="40" w:line="276" w:lineRule="auto"/>
+        <w:ind w:left="200"/>
+        <w:shd w:val="clear" w:color="auto" w:fill="F2F8F2"/>
+        <w:pBdr>
+          <w:left w:val="single" w:sz="10" w:space="4" w:color="4dcc70"/>
+        </w:pBdr>
+      </w:pPr>
+      <w:r>
+        <w:rPr>
+          <w:i/>
+          <w:color w:val="2A7A50"/>
+          <w:sz w:val="19"/>
+        </w:rPr>
+        <w:t>« Bizarre »… Ça ne l'aide pas à aller plus loin.</w:t>
+      </w:r>
+    </w:p>
+    <w:p>
+      <w:pPr>
         <w:spacing w:before="20" w:after="20" w:line="276" w:lineRule="auto"/>
         <w:ind w:left="700"/>
         <w:shd w:val="clear" w:color="auto" w:fill="FDF4F4"/>
@@ -1818,74 +2072,6 @@
     </w:p>
     <w:p>
       <w:pPr>
-        <w:spacing w:before="160" w:after="80" w:line="276" w:lineRule="auto"/>
-      </w:pPr>
-      <w:r>
-        <w:rPr>
-          <w:rFonts w:ascii="Arial" w:hAnsi="Arial"/>
-          <w:b/>
-          <w:color w:val="444444"/>
-          <w:sz w:val="20"/>
-        </w:rPr>
-        <w:t>ÉCHANGE 6 SUR 6</w:t>
-      </w:r>
-    </w:p>
-    <w:p>
-      <w:pPr>
-        <w:spacing w:before="0" w:after="30" w:line="276" w:lineRule="auto"/>
-        <w:keepLines/>
-      </w:pPr>
-      <w:r>
-        <w:rPr>
-          <w:rFonts w:ascii="Arial Narrow" w:hAnsi="Arial Narrow"/>
-          <w:b/>
-          <w:color w:val="4A1A6A"/>
-          <w:sz w:val="17"/>
-        </w:rPr>
-        <w:t xml:space="preserve">Inès        </w:t>
-      </w:r>
-      <w:r>
-        <w:rPr>
-          <w:sz w:val="16"/>
-        </w:rPr>
-        <w:t xml:space="preserve">  </w:t>
-      </w:r>
-      <w:r>
-        <w:rPr>
-          <w:sz w:val="21"/>
-        </w:rPr>
-        <w:t>Je sais pas si je devrais te raconter tout ça.</w:t>
-      </w:r>
-    </w:p>
-    <w:p>
-      <w:pPr>
-        <w:spacing w:before="0" w:after="30" w:line="276" w:lineRule="auto"/>
-        <w:keepLines/>
-      </w:pPr>
-      <w:r>
-        <w:rPr>
-          <w:rFonts w:ascii="Arial Narrow" w:hAnsi="Arial Narrow"/>
-          <w:b/>
-          <w:color w:val="4A1A6A"/>
-          <w:sz w:val="17"/>
-        </w:rPr>
-        <w:t xml:space="preserve">Inès        </w:t>
-      </w:r>
-      <w:r>
-        <w:rPr>
-          <w:sz w:val="16"/>
-        </w:rPr>
-        <w:t xml:space="preserve">  </w:t>
-      </w:r>
-      <w:r>
-        <w:rPr>
-          <w:sz w:val="21"/>
-        </w:rPr>
-        <w:t>Je te connais même pas.</w:t>
-      </w:r>
-    </w:p>
-    <w:p>
-      <w:pPr>
         <w:spacing w:before="40" w:after="40" w:line="276" w:lineRule="auto"/>
         <w:ind w:left="200"/>
         <w:shd w:val="clear" w:color="auto" w:fill="F2F8F2"/>
@@ -1899,6 +2085,92 @@
           <w:color w:val="2A7A50"/>
           <w:sz w:val="19"/>
         </w:rPr>
+        <w:t>J'ai minimisé ce qu'elle a vu. Elle sait que c'est plus grave que ça.</w:t>
+      </w:r>
+    </w:p>
+    <w:p>
+      <w:pPr>
+        <w:spacing w:before="160" w:after="80" w:line="276" w:lineRule="auto"/>
+      </w:pPr>
+      <w:r>
+        <w:rPr>
+          <w:rFonts w:ascii="Arial" w:hAnsi="Arial"/>
+          <w:b/>
+          <w:color w:val="444444"/>
+          <w:sz w:val="20"/>
+        </w:rPr>
+        <w:t>ÉCHANGE 6 SUR 6</w:t>
+      </w:r>
+    </w:p>
+    <w:p>
+      <w:pPr>
+        <w:spacing w:before="0" w:after="30" w:line="276" w:lineRule="auto"/>
+        <w:keepLines/>
+      </w:pPr>
+      <w:r>
+        <w:rPr>
+          <w:rFonts w:ascii="Arial Narrow" w:hAnsi="Arial Narrow"/>
+          <w:b/>
+          <w:color w:val="4A1A6A"/>
+          <w:sz w:val="17"/>
+        </w:rPr>
+        <w:t xml:space="preserve">Inès        </w:t>
+      </w:r>
+      <w:r>
+        <w:rPr>
+          <w:sz w:val="16"/>
+        </w:rPr>
+        <w:t xml:space="preserve">  </w:t>
+      </w:r>
+      <w:r>
+        <w:rPr>
+          <w:sz w:val="21"/>
+        </w:rPr>
+        <w:t>Je sais pas si je devrais te raconter tout ça.</w:t>
+      </w:r>
+    </w:p>
+    <w:p>
+      <w:pPr>
+        <w:spacing w:before="0" w:after="30" w:line="276" w:lineRule="auto"/>
+        <w:keepLines/>
+      </w:pPr>
+      <w:r>
+        <w:rPr>
+          <w:rFonts w:ascii="Arial Narrow" w:hAnsi="Arial Narrow"/>
+          <w:b/>
+          <w:color w:val="4A1A6A"/>
+          <w:sz w:val="17"/>
+        </w:rPr>
+        <w:t xml:space="preserve">Inès        </w:t>
+      </w:r>
+      <w:r>
+        <w:rPr>
+          <w:sz w:val="16"/>
+        </w:rPr>
+        <w:t xml:space="preserve">  </w:t>
+      </w:r>
+      <w:r>
+        <w:rPr>
+          <w:sz w:val="21"/>
+        </w:rPr>
+        <w:t>Je te connais même pas.</w:t>
+      </w:r>
+    </w:p>
+    <w:p>
+      <w:pPr>
+        <w:spacing w:before="40" w:after="40" w:line="276" w:lineRule="auto"/>
+        <w:ind w:left="200"/>
+        <w:shd w:val="clear" w:color="auto" w:fill="F2F8F2"/>
+        <w:pBdr>
+          <w:left w:val="single" w:sz="10" w:space="4" w:color="4dcc70"/>
+        </w:pBdr>
+      </w:pPr>
+      <w:r>
+        <w:rPr>
+          <w:i/>
+          <w:color w:val="2A7A50"/>
+          <w:sz w:val="19"/>
+        </w:rPr>
         <w:t>Elle a raison de se méfier. Je dois la rassurer sans la brusquer.</w:t>
       </w:r>
     </w:p>
@@ -1955,6 +2227,24 @@
     </w:p>
     <w:p>
       <w:pPr>
+        <w:spacing w:before="40" w:after="40" w:line="276" w:lineRule="auto"/>
+        <w:ind w:left="200"/>
+        <w:shd w:val="clear" w:color="auto" w:fill="F2F8F2"/>
+        <w:pBdr>
+          <w:left w:val="single" w:sz="10" w:space="4" w:color="4dcc70"/>
+        </w:pBdr>
+      </w:pPr>
+      <w:r>
+        <w:rPr>
+          <w:i/>
+          <w:color w:val="2A7A50"/>
+          <w:sz w:val="19"/>
+        </w:rPr>
+        <w:t>Je lui laisse le choix. C'est ce qui la rassure le plus.</w:t>
+      </w:r>
+    </w:p>
+    <w:p>
+      <w:pPr>
         <w:spacing w:before="20" w:after="20" w:line="276" w:lineRule="auto"/>
         <w:ind w:left="700"/>
         <w:shd w:val="clear" w:color="auto" w:fill="FDF4F4"/>
@@ -1992,6 +2282,24 @@
     </w:p>
     <w:p>
       <w:pPr>
+        <w:spacing w:before="40" w:after="40" w:line="276" w:lineRule="auto"/>
+        <w:ind w:left="200"/>
+        <w:shd w:val="clear" w:color="auto" w:fill="F2F8F2"/>
+        <w:pBdr>
+          <w:left w:val="single" w:sz="10" w:space="4" w:color="4dcc70"/>
+        </w:pBdr>
+      </w:pPr>
+      <w:r>
+        <w:rPr>
+          <w:i/>
+          <w:color w:val="2A7A50"/>
+          <w:sz w:val="19"/>
+        </w:rPr>
+        <w:t>C'était un ordre. Elle se méfie encore plus.</w:t>
+      </w:r>
+    </w:p>
+    <w:p>
+      <w:pPr>
         <w:spacing w:before="20" w:after="20" w:line="276" w:lineRule="auto"/>
         <w:ind w:left="700"/>
         <w:shd w:val="clear" w:color="auto" w:fill="FDFAF0"/>
@@ -2029,6 +2337,24 @@
     </w:p>
     <w:p>
       <w:pPr>
+        <w:spacing w:before="40" w:after="40" w:line="276" w:lineRule="auto"/>
+        <w:ind w:left="200"/>
+        <w:shd w:val="clear" w:color="auto" w:fill="F2F8F2"/>
+        <w:pBdr>
+          <w:left w:val="single" w:sz="10" w:space="4" w:color="4dcc70"/>
+        </w:pBdr>
+      </w:pPr>
+      <w:r>
+        <w:rPr>
+          <w:i/>
+          <w:color w:val="2A7A50"/>
+          <w:sz w:val="19"/>
+        </w:rPr>
+        <w:t>Sincère… mais elle ne sait toujours pas si elle peut me faire confiance.</w:t>
+      </w:r>
+    </w:p>
+    <w:p>
+      <w:pPr>
         <w:spacing w:before="160" w:after="80" w:line="276" w:lineRule="auto"/>
       </w:pPr>
       <w:r>
@@ -2038,7 +2364,7 @@
           <w:color w:val="444444"/>
           <w:sz w:val="20"/>
         </w:rPr>
-        <w:t>CRISE DE CONFIANCE (UNE SEULE FOIS, SI LA CONFIANCE PASSE SOUS −2)</w:t>
+        <w:t>CRISE DE CONFIANCE (UNE SEULE FOIS, APRÈS LA PREMIÈRE RÉPONSE MALADROITE)</w:t>
       </w:r>
     </w:p>
     <w:p>
@@ -2175,6 +2501,24 @@
     </w:p>
     <w:p>
       <w:pPr>
+        <w:spacing w:before="40" w:after="40" w:line="276" w:lineRule="auto"/>
+        <w:ind w:left="200"/>
+        <w:shd w:val="clear" w:color="auto" w:fill="F2F8F2"/>
+        <w:pBdr>
+          <w:left w:val="single" w:sz="10" w:space="4" w:color="4dcc70"/>
+        </w:pBdr>
+      </w:pPr>
+      <w:r>
+        <w:rPr>
+          <w:i/>
+          <w:color w:val="2A7A50"/>
+          <w:sz w:val="19"/>
+        </w:rPr>
+        <w:t>J'ai reconnu qu'elle avait raison de se méfier. Ça la désarme.</w:t>
+      </w:r>
+    </w:p>
+    <w:p>
+      <w:pPr>
         <w:spacing w:before="20" w:after="20" w:line="276" w:lineRule="auto"/>
         <w:ind w:left="700"/>
         <w:shd w:val="clear" w:color="auto" w:fill="F4FAF7"/>
@@ -2212,6 +2556,24 @@
     </w:p>
     <w:p>
       <w:pPr>
+        <w:spacing w:before="40" w:after="40" w:line="276" w:lineRule="auto"/>
+        <w:ind w:left="200"/>
+        <w:shd w:val="clear" w:color="auto" w:fill="F2F8F2"/>
+        <w:pBdr>
+          <w:left w:val="single" w:sz="10" w:space="4" w:color="4dcc70"/>
+        </w:pBdr>
+      </w:pPr>
+      <w:r>
+        <w:rPr>
+          <w:i/>
+          <w:color w:val="2A7A50"/>
+          <w:sz w:val="19"/>
+        </w:rPr>
+        <w:t>Elle m'entend… mais elle n'a aucune preuve.</w:t>
+      </w:r>
+    </w:p>
+    <w:p>
+      <w:pPr>
         <w:spacing w:before="20" w:after="20" w:line="276" w:lineRule="auto"/>
         <w:ind w:left="700"/>
         <w:shd w:val="clear" w:color="auto" w:fill="FDF4F4"/>
@@ -2249,6 +2611,24 @@
     </w:p>
     <w:p>
       <w:pPr>
+        <w:spacing w:before="40" w:after="40" w:line="276" w:lineRule="auto"/>
+        <w:ind w:left="200"/>
+        <w:shd w:val="clear" w:color="auto" w:fill="F2F8F2"/>
+        <w:pBdr>
+          <w:left w:val="single" w:sz="10" w:space="4" w:color="4dcc70"/>
+        </w:pBdr>
+      </w:pPr>
+      <w:r>
+        <w:rPr>
+          <w:i/>
+          <w:color w:val="2A7A50"/>
+          <w:sz w:val="19"/>
+        </w:rPr>
+        <w:t>« Fais-moi confiance » : c'est exactement ce que dirait quelqu'un de pas fiable.</w:t>
+      </w:r>
+    </w:p>
+    <w:p>
+      <w:pPr>
         <w:spacing w:before="160" w:after="80" w:line="276" w:lineRule="auto"/>
       </w:pPr>
       <w:r>
@@ -2326,7 +2706,7 @@
         <w:rPr>
           <w:sz w:val="21"/>
         </w:rPr>
-        <w:t>Je sais qu'on ne pouvait pas te faire confiance.</w:t>
+        <w:t>Je savais qu'on ne pouvait pas te faire confiance.</w:t>
       </w:r>
     </w:p>
     <w:p>
@@ -2494,7 +2874,7 @@
         <w:rPr>
           <w:sz w:val="21"/>
         </w:rPr>
-        <w:t>Elle me l'avait donné au cas où. Tu l'utilises, mais t'en parles à personne.</w:t>
+        <w:t>Voilà son identifiant et son mot de passe. Tu t'en sers, mais t'en parles à personne.</w:t>
       </w:r>
     </w:p>
     <w:p>
@@ -2640,7 +3020,7 @@
         <w:rPr>
           <w:sz w:val="21"/>
         </w:rPr>
-        <w:t>Elle me l'avait donné au cas où. Tu l'utilises, mais t'en parles à personne.</w:t>
+        <w:t>Voilà son identifiant et son mot de passe. Tu t'en sers, mais t'en parles à personne.</w:t>
       </w:r>
     </w:p>
     <w:p>
@@ -2752,7 +3132,7 @@
         <w:rPr>
           <w:sz w:val="21"/>
         </w:rPr>
-        <w:t>Quoi ?? Où ça ?</w:t>
+        <w:t>Quoi ?? Où ça ?</w:t>
       </w:r>
     </w:p>
     <w:p>
@@ -2791,7 +3171,7 @@
         <w:rPr>
           <w:sz w:val="21"/>
         </w:rPr>
-        <w:t>Son « havre secret » ?? C'est comme ça qu'elle appelait la maison de sa tante, à la campagne.</w:t>
+        <w:t>Son « havre secret » ?? C'est comme ça qu'elle appelait la maison de sa tante, à la campagne.</w:t>
       </w:r>
     </w:p>
     <w:p>
@@ -2830,7 +3210,7 @@
         <w:rPr>
           <w:sz w:val="21"/>
         </w:rPr>
-        <w:t>Chez sa tante ?? Mais oui… c'est là qu'elle allait quand ça allait pas. Elle appelait ça son « havre secret ».</w:t>
+        <w:t>Chez sa tante ?? Mais oui… c'est là qu'elle allait quand ça allait pas. Elle appelait ça son « havre secret ».</w:t>
       </w:r>
     </w:p>
     <w:p>
@@ -2884,7 +3264,7 @@
         <w:rPr>
           <w:sz w:val="21"/>
         </w:rPr>
-        <w:t>Si la réponse ne convient pas : « Hein ? Je comprends pas. Elle serait où, d'après toi ? »</w:t>
+        <w:t>Si la réponse ne convient pas : « Hein ? Je comprends pas. Elle serait où, d'après toi ? »</w:t>
       </w:r>
     </w:p>
     <w:p>
@@ -3133,7 +3513,7 @@
         <w:rPr>
           <w:sz w:val="19"/>
         </w:rPr>
-        <w:t>Propagation de fausses informations pour nuire à la réputation.</w:t>
+        <w:t>Répandre des histoires fausses ou intimes, ou un surnom, pour salir sa réputation.</w:t>
       </w:r>
     </w:p>
     <w:p>
@@ -3301,7 +3681,7 @@
         <w:rPr>
           <w:sz w:val="19"/>
         </w:rPr>
-        <w:t>Extension du harcèlement scolaire vers les réseaux sociaux.</w:t>
+        <w:t>Ce qui se passe au collège (cantine, couloirs, cours) continue sur les réseaux, et inversement.</w:t>
       </w:r>
     </w:p>
     <w:p>
@@ -3372,6 +3752,15 @@
         </w:rPr>
         <w:t xml:space="preserve">  il y a 4 min</w:t>
       </w:r>
+      <w:r>
+        <w:rPr>
+          <w:rFonts w:ascii="Arial" w:hAnsi="Arial"/>
+          <w:i/>
+          <w:color w:val="C09030"/>
+          <w:sz w:val="16"/>
+        </w:rPr>
+        <w:t xml:space="preserve">   [Body shaming, Exclusion et isolement forcé, Harcèlement scolaire prolongé]</w:t>
+      </w:r>
     </w:p>
     <w:p>
       <w:pPr>
@@ -3410,6 +3799,20 @@
           <w:sz w:val="19"/>
         </w:rPr>
         <w:t>"franchement t'as bien fait de plus venir en cours"</w:t>
+      </w:r>
+    </w:p>
+    <w:p>
+      <w:pPr>
+        <w:jc w:val="left"/>
+        <w:spacing w:before="0" w:after="70" w:line="276" w:lineRule="auto"/>
+      </w:pPr>
+      <w:r>
+        <w:rPr>
+          <w:i/>
+          <w:color w:val="666666"/>
+          <w:sz w:val="18"/>
+        </w:rPr>
+        <w:t>Explication donnée au joueur : Il s'attaque à son visage, à ses cheveux : c'est du body shaming. Et « t'as bien fait de plus venir en cours » la pousse à quitter le collège : c'est de l'exclusion, qui prolonge le harcèlement scolaire.</w:t>
       </w:r>
     </w:p>
     <w:p>
@@ -3445,7 +3848,7 @@
           <w:color w:val="C09030"/>
           <w:sz w:val="16"/>
         </w:rPr>
-        <w:t xml:space="preserve">   [Rumeurs et diffamation, Menaces et intimidation]</w:t>
+        <w:t xml:space="preserve">   [Rumeurs et diffamation, Harcèlement sexiste, Menaces et intimidation]</w:t>
       </w:r>
     </w:p>
     <w:p>
@@ -3498,6 +3901,20 @@
           <w:sz w:val="19"/>
         </w:rPr>
         <w:t>"tu vas le regretter"</w:t>
+      </w:r>
+    </w:p>
+    <w:p>
+      <w:pPr>
+        <w:jc w:val="left"/>
+        <w:spacing w:before="0" w:after="70" w:line="276" w:lineRule="auto"/>
+      </w:pPr>
+      <w:r>
+        <w:rPr>
+          <w:i/>
+          <w:color w:val="666666"/>
+          <w:sz w:val="18"/>
+        </w:rPr>
+        <w:t>Explication donnée au joueur : Une histoire sur sa vie intime, sans preuve, que « tout le monde » connaîtrait : c'est une rumeur. Elle vise Clara parce que c'est une fille - personne ne le reprocherait à Nathan : c'est aussi sexiste. La dernière phrase est une menace.</w:t>
       </w:r>
     </w:p>
     <w:p>
@@ -3526,6 +3943,15 @@
         </w:rPr>
         <w:t xml:space="preserve">  il y a 28 min</w:t>
       </w:r>
+      <w:r>
+        <w:rPr>
+          <w:rFonts w:ascii="Arial" w:hAnsi="Arial"/>
+          <w:i/>
+          <w:color w:val="C09030"/>
+          <w:sz w:val="16"/>
+        </w:rPr>
+        <w:t xml:space="preserve">   [Body shaming, Harcèlement scolaire prolongé, Exclusion et isolement forcé]</w:t>
+      </w:r>
     </w:p>
     <w:p>
       <w:pPr>
@@ -3564,6 +3990,20 @@
           <w:sz w:val="19"/>
         </w:rPr>
         <w:t>"meme les 6emes se foutent de toi quand tu passes dans le couloir"</w:t>
+      </w:r>
+    </w:p>
+    <w:p>
+      <w:pPr>
+        <w:jc w:val="left"/>
+        <w:spacing w:before="0" w:after="70" w:line="276" w:lineRule="auto"/>
+      </w:pPr>
+      <w:r>
+        <w:rPr>
+          <w:i/>
+          <w:color w:val="666666"/>
+          <w:sz w:val="18"/>
+        </w:rPr>
+        <w:t>Explication donnée au joueur : Se moquer de son visage et de son physique, c'est du body shaming. « Même les 6e se foutent de toi » ramène l'humiliation dans les couloirs du collège, et l'exclut.</w:t>
       </w:r>
     </w:p>
     <w:p>
@@ -3599,7 +4039,7 @@
           <w:color w:val="C09030"/>
           <w:sz w:val="16"/>
         </w:rPr>
-        <w:t xml:space="preserve">   [Menaces et intimidation]</w:t>
+        <w:t xml:space="preserve">   [Rumeurs et diffamation, Exclusion et isolement forcé, Manipulation psychologique]</w:t>
       </w:r>
     </w:p>
     <w:p>
@@ -3612,7 +4052,7 @@
         <w:rPr>
           <w:sz w:val="19"/>
         </w:rPr>
-        <w:t>"on sait tout ce que tu fais clara"</w:t>
+        <w:t>"il parait que t'as vole dans le casier de lena"</w:t>
       </w:r>
     </w:p>
     <w:p>
@@ -3625,7 +4065,7 @@
         <w:rPr>
           <w:sz w:val="19"/>
         </w:rPr>
-        <w:t>"chaque photo chaque story on voit tout"</w:t>
+        <w:t>"c'est pour ca qu'elle te parle plus"</w:t>
       </w:r>
     </w:p>
     <w:p>
@@ -3638,7 +4078,7 @@
         <w:rPr>
           <w:sz w:val="19"/>
         </w:rPr>
-        <w:t>"tu crois que ca va rester sans consequence ?"</w:t>
+        <w:t>"j'ai prevenu toute la classe, gardez vos affaires 😂"</w:t>
       </w:r>
     </w:p>
     <w:p>
@@ -3651,7 +4091,21 @@
         <w:rPr>
           <w:sz w:val="19"/>
         </w:rPr>
-        <w:t>"on est plusieurs a t'avoir a l'oeil maintenant"</w:t>
+        <w:t>"c'est pas moi qui le dis c'est tout le monde"</w:t>
+      </w:r>
+    </w:p>
+    <w:p>
+      <w:pPr>
+        <w:jc w:val="left"/>
+        <w:spacing w:before="0" w:after="70" w:line="276" w:lineRule="auto"/>
+      </w:pPr>
+      <w:r>
+        <w:rPr>
+          <w:i/>
+          <w:color w:val="666666"/>
+          <w:sz w:val="18"/>
+        </w:rPr>
+        <w:t>Explication donnée au joueur : Une accusation inventée (« il paraît que… ») et répandue à toute la classe pour salir sa réputation : c'est une rumeur. « C'est tout le monde qui le dit » sert à la rendre crédible.</w:t>
       </w:r>
     </w:p>
     <w:p>
@@ -3687,7 +4141,7 @@
           <w:color w:val="C09030"/>
           <w:sz w:val="16"/>
         </w:rPr>
-        <w:t xml:space="preserve">   [Diffusion d'images sans consentement, Rumeurs et diffamation]</w:t>
+        <w:t xml:space="preserve">   [Diffusion d'images sans consentement, Manipulation psychologique]</w:t>
       </w:r>
     </w:p>
     <w:p>
@@ -3727,6 +4181,20 @@
           <w:sz w:val="19"/>
         </w:rPr>
         <w:t>"ca tourne dans toute la classe depuis ce matin"</w:t>
+      </w:r>
+    </w:p>
+    <w:p>
+      <w:pPr>
+        <w:jc w:val="left"/>
+        <w:spacing w:before="0" w:after="70" w:line="276" w:lineRule="auto"/>
+      </w:pPr>
+      <w:r>
+        <w:rPr>
+          <w:i/>
+          <w:color w:val="666666"/>
+          <w:sz w:val="18"/>
+        </w:rPr>
+        <w:t>Explication donnée au joueur : Capturer sa story et la faire tourner sans son accord, c'est diffuser son image sans consentement. Dire que ses larmes sont « de crocodile », c'est nier sa souffrance pour qu'elle doute d'elle-même : de la manipulation.</w:t>
       </w:r>
     </w:p>
     <w:p>
@@ -3820,6 +4288,20 @@
     </w:p>
     <w:p>
       <w:pPr>
+        <w:jc w:val="left"/>
+        <w:spacing w:before="0" w:after="70" w:line="276" w:lineRule="auto"/>
+      </w:pPr>
+      <w:r>
+        <w:rPr>
+          <w:i/>
+          <w:color w:val="666666"/>
+          <w:sz w:val="18"/>
+        </w:rPr>
+        <w:t>Explication donnée au joueur : Son poids, son reflet dans le miroir : attaquer le corps de quelqu'un pour l'humilier, c'est du body shaming. Répété, ça peut abîmer longtemps l'image qu'on a de soi.</w:t>
+      </w:r>
+    </w:p>
+    <w:p>
+      <w:pPr>
         <w:spacing w:before="60" w:after="10" w:line="276" w:lineRule="auto"/>
         <w:ind w:left="200"/>
         <w:pBdr>
@@ -3851,7 +4333,7 @@
           <w:color w:val="C09030"/>
           <w:sz w:val="16"/>
         </w:rPr>
-        <w:t xml:space="preserve">   [Rumeurs et diffamation]</w:t>
+        <w:t xml:space="preserve">   [Exclusion et isolement forcé, Harcèlement scolaire prolongé, Manipulation psychologique]</w:t>
       </w:r>
     </w:p>
     <w:p>
@@ -3904,6 +4386,20 @@
           <w:sz w:val="19"/>
         </w:rPr>
         <w:t>"tu vas arreter de te la peter maintenant ?"</w:t>
+      </w:r>
+    </w:p>
+    <w:p>
+      <w:pPr>
+        <w:jc w:val="left"/>
+        <w:spacing w:before="0" w:after="70" w:line="276" w:lineRule="auto"/>
+      </w:pPr>
+      <w:r>
+        <w:rPr>
+          <w:i/>
+          <w:color w:val="666666"/>
+          <w:sz w:val="18"/>
+        </w:rPr>
+        <w:t>Explication donnée au joueur : Un sondage sur « la personne la plus nulle du collège », c'est monter toute une classe contre une seule personne : de l'exclusion, née au collège. Le « 94 % » est sûrement inventé : il est là pour qu'elle se croie seule contre tous.</w:t>
       </w:r>
     </w:p>
     <w:p>
@@ -3932,6 +4428,15 @@
         </w:rPr>
         <w:t xml:space="preserve">  hier 16h44</w:t>
       </w:r>
+      <w:r>
+        <w:rPr>
+          <w:rFonts w:ascii="Arial" w:hAnsi="Arial"/>
+          <w:i/>
+          <w:color w:val="C09030"/>
+          <w:sz w:val="16"/>
+        </w:rPr>
+        <w:t xml:space="preserve">   [Manipulation psychologique, Exclusion et isolement forcé]</w:t>
+      </w:r>
     </w:p>
     <w:p>
       <w:pPr>
@@ -3983,6 +4488,20 @@
           <w:sz w:val="19"/>
         </w:rPr>
         <w:t>"maintenant tu sais"</w:t>
+      </w:r>
+    </w:p>
+    <w:p>
+      <w:pPr>
+        <w:jc w:val="left"/>
+        <w:spacing w:before="0" w:after="70" w:line="276" w:lineRule="auto"/>
+      </w:pPr>
+      <w:r>
+        <w:rPr>
+          <w:i/>
+          <w:color w:val="666666"/>
+          <w:sz w:val="18"/>
+        </w:rPr>
+        <w:t>Explication donnée au joueur : Lui dire qu'elle est « trop sensible », que ses larmes sont « pathologiques », c'est retourner la faute contre elle : elle finit par croire que le problème, c'est elle. C'est de la manipulation. « Les autres te supportent plus » ajoute l'isolement.</w:t>
       </w:r>
     </w:p>
     <w:p>
@@ -4031,7 +4550,7 @@
         <w:rPr>
           <w:sz w:val="19"/>
         </w:rPr>
-        <w:t>"tu dors ?"</w:t>
+        <w:t>"tu dors ?"</w:t>
       </w:r>
     </w:p>
     <w:p>
@@ -4071,6 +4590,20 @@
           <w:sz w:val="19"/>
         </w:rPr>
         <w:t>"demain on sera encore la"</w:t>
+      </w:r>
+    </w:p>
+    <w:p>
+      <w:pPr>
+        <w:jc w:val="left"/>
+        <w:spacing w:before="0" w:after="70" w:line="276" w:lineRule="auto"/>
+      </w:pPr>
+      <w:r>
+        <w:rPr>
+          <w:i/>
+          <w:color w:val="666666"/>
+          <w:sz w:val="18"/>
+        </w:rPr>
+        <w:t>Explication donnée au joueur : Écrire à 2 h 47 du matin « demain on sera encore là », c'est lui faire comprendre qu'elle n'est en sécurité nulle part, même la nuit, même chez elle : ce sont des menaces.</w:t>
       </w:r>
     </w:p>
     <w:p>
@@ -4113,6 +4646,15 @@
         </w:rPr>
         <w:t xml:space="preserve">  lundi 21h10</w:t>
       </w:r>
+      <w:r>
+        <w:rPr>
+          <w:rFonts w:ascii="Arial" w:hAnsi="Arial"/>
+          <w:i/>
+          <w:color w:val="C09030"/>
+          <w:sz w:val="16"/>
+        </w:rPr>
+        <w:t xml:space="preserve">   [Body shaming, Manipulation psychologique, Harcèlement scolaire prolongé, Exclusion et isolement forcé]</w:t>
+      </w:r>
     </w:p>
     <w:p>
       <w:pPr>
@@ -4164,6 +4706,20 @@
           <w:sz w:val="19"/>
         </w:rPr>
         <w:t>"tu devrais rester chez toi franchement"</w:t>
+      </w:r>
+    </w:p>
+    <w:p>
+      <w:pPr>
+        <w:jc w:val="left"/>
+        <w:spacing w:before="0" w:after="70" w:line="276" w:lineRule="auto"/>
+      </w:pPr>
+      <w:r>
+        <w:rPr>
+          <w:i/>
+          <w:color w:val="666666"/>
+          <w:sz w:val="18"/>
+        </w:rPr>
+        <w:t>Explication donnée au joueur : Ses vêtements, son apparence : c'est du body shaming. « Même les profs ont remarqué » est sûrement faux, mais lui fait croire que tout le monde la juge. Et « reste chez toi » la pousse à disparaître : de l'exclusion.</w:t>
       </w:r>
     </w:p>
     <w:p>
@@ -4199,7 +4755,7 @@
           <w:color w:val="C09030"/>
           <w:sz w:val="16"/>
         </w:rPr>
-        <w:t xml:space="preserve">   [Manipulation psychologique]</w:t>
+        <w:t xml:space="preserve">   [Manipulation psychologique, Rumeurs et diffamation]</w:t>
       </w:r>
     </w:p>
     <w:p>
@@ -4252,6 +4808,20 @@
           <w:sz w:val="19"/>
         </w:rPr>
         <w:t>"ou peut-etre que tu merites de savoir en fait"</w:t>
+      </w:r>
+    </w:p>
+    <w:p>
+      <w:pPr>
+        <w:jc w:val="left"/>
+        <w:spacing w:before="0" w:after="70" w:line="276" w:lineRule="auto"/>
+      </w:pPr>
+      <w:r>
+        <w:rPr>
+          <w:i/>
+          <w:color w:val="666666"/>
+          <w:sz w:val="18"/>
+        </w:rPr>
+        <w:t>Explication donnée au joueur : « On parle de toi, mais je te dirai pas quoi » : installer une angoisse sans rien de vérifiable, c'est de la manipulation. Évoquer ce que « les mecs de ta classe disent sur toi », c'est aussi laisser courir une rumeur.</w:t>
       </w:r>
     </w:p>
     <w:p>
@@ -4331,6 +4901,20 @@
     </w:p>
     <w:p>
       <w:pPr>
+        <w:jc w:val="left"/>
+        <w:spacing w:before="0" w:after="70" w:line="276" w:lineRule="auto"/>
+      </w:pPr>
+      <w:r>
+        <w:rPr>
+          <w:i/>
+          <w:color w:val="666666"/>
+          <w:sz w:val="18"/>
+        </w:rPr>
+        <w:t>Explication donnée au joueur : Sa photo circule dans des groupes où elle n'est pas, pour qu'on se moque d'elle : c'est la diffusion d'une image sans son consentement.</w:t>
+      </w:r>
+    </w:p>
+    <w:p>
+      <w:pPr>
         <w:spacing w:before="60" w:after="10" w:line="276" w:lineRule="auto"/>
         <w:ind w:left="200"/>
         <w:pBdr>
@@ -4362,7 +4946,7 @@
           <w:color w:val="C09030"/>
           <w:sz w:val="16"/>
         </w:rPr>
-        <w:t xml:space="preserve">   [Manipulation psychologique]</w:t>
+        <w:t xml:space="preserve">   [Manipulation psychologique, Exclusion et isolement forcé, Harcèlement scolaire prolongé]</w:t>
       </w:r>
     </w:p>
     <w:p>
@@ -4402,6 +4986,20 @@
           <w:sz w:val="19"/>
         </w:rPr>
         <w:t>"t'as pas beaucoup d'avenir dans cette classe"</w:t>
+      </w:r>
+    </w:p>
+    <w:p>
+      <w:pPr>
+        <w:jc w:val="left"/>
+        <w:spacing w:before="0" w:after="70" w:line="276" w:lineRule="auto"/>
+      </w:pPr>
+      <w:r>
+        <w:rPr>
+          <w:i/>
+          <w:color w:val="666666"/>
+          <w:sz w:val="18"/>
+        </w:rPr>
+        <w:t>Explication donnée au joueur : Lui faire croire que ses amis la supportent par pitié, c'est l'éloigner des seules personnes qui pourraient l'aider : de la manipulation, qui mène à l'isolement.</w:t>
       </w:r>
     </w:p>
     <w:p>
@@ -4444,6 +5042,15 @@
         </w:rPr>
         <w:t xml:space="preserve">  il y a 3 sem.</w:t>
       </w:r>
+      <w:r>
+        <w:rPr>
+          <w:rFonts w:ascii="Arial" w:hAnsi="Arial"/>
+          <w:i/>
+          <w:color w:val="C09030"/>
+          <w:sz w:val="16"/>
+        </w:rPr>
+        <w:t xml:space="preserve">   [Exclusion et isolement forcé]</w:t>
+      </w:r>
     </w:p>
     <w:p>
       <w:pPr>
@@ -4495,6 +5102,20 @@
           <w:sz w:val="19"/>
         </w:rPr>
         <w:t>"prends ca comme un message"</w:t>
+      </w:r>
+    </w:p>
+    <w:p>
+      <w:pPr>
+        <w:jc w:val="left"/>
+        <w:spacing w:before="0" w:after="70" w:line="276" w:lineRule="auto"/>
+      </w:pPr>
+      <w:r>
+        <w:rPr>
+          <w:i/>
+          <w:color w:val="666666"/>
+          <w:sz w:val="18"/>
+        </w:rPr>
+        <w:t>Explication donnée au joueur : Compter ses likes pour lui prouver que « même ses abonnés l'ignorent », c'est lui faire sentir qu'elle n'a plus sa place, même en ligne : de l'exclusion.</w:t>
       </w:r>
     </w:p>
     <w:p>
@@ -4523,6 +5144,15 @@
         </w:rPr>
         <w:t xml:space="preserve">  il y a 3 sem.</w:t>
       </w:r>
+      <w:r>
+        <w:rPr>
+          <w:rFonts w:ascii="Arial" w:hAnsi="Arial"/>
+          <w:i/>
+          <w:color w:val="C09030"/>
+          <w:sz w:val="16"/>
+        </w:rPr>
+        <w:t xml:space="preserve">   [Manipulation psychologique, Exclusion et isolement forcé]</w:t>
+      </w:r>
     </w:p>
     <w:p>
       <w:pPr>
@@ -4574,6 +5204,20 @@
           <w:sz w:val="19"/>
         </w:rPr>
         <w:t>"tu devrais y reflechir"</w:t>
+      </w:r>
+    </w:p>
+    <w:p>
+      <w:pPr>
+        <w:jc w:val="left"/>
+        <w:spacing w:before="0" w:after="70" w:line="276" w:lineRule="auto"/>
+      </w:pPr>
+      <w:r>
+        <w:rPr>
+          <w:i/>
+          <w:color w:val="666666"/>
+          <w:sz w:val="18"/>
+        </w:rPr>
+        <w:t>Explication donnée au joueur : « C'est pas méchant, c'est juste la vérité » : présenter une insulte comme un fait, pour qu'elle finisse par y croire, c'est de la manipulation. « Comment t'as encore des amis » cherche aussi à l'isoler.</w:t>
       </w:r>
     </w:p>
     <w:p>
@@ -4609,7 +5253,7 @@
           <w:color w:val="C09030"/>
           <w:sz w:val="16"/>
         </w:rPr>
-        <w:t xml:space="preserve">   [Diffusion d'images sans consentement]</w:t>
+        <w:t xml:space="preserve">   [Diffusion d'images sans consentement, Menaces et intimidation]</w:t>
       </w:r>
     </w:p>
     <w:p>
@@ -4649,6 +5293,20 @@
           <w:sz w:val="19"/>
         </w:rPr>
         <w:t>"ca va tourner partout ne t'inquiete pas"</w:t>
+      </w:r>
+    </w:p>
+    <w:p>
+      <w:pPr>
+        <w:jc w:val="left"/>
+        <w:spacing w:before="0" w:after="70" w:line="276" w:lineRule="auto"/>
+      </w:pPr>
+      <w:r>
+        <w:rPr>
+          <w:i/>
+          <w:color w:val="666666"/>
+          <w:sz w:val="18"/>
+        </w:rPr>
+        <w:t>Explication donnée au joueur : La filmer sans qu'elle le sache et promettre que la vidéo « va tourner partout », c'est diffuser son image sans consentement - et la menacer.</w:t>
       </w:r>
     </w:p>
     <w:p>
@@ -5054,6 +5712,20 @@
     </w:p>
     <w:p>
       <w:pPr>
+        <w:jc w:val="left"/>
+        <w:spacing w:before="0" w:after="70" w:line="276" w:lineRule="auto"/>
+      </w:pPr>
+      <w:r>
+        <w:rPr>
+          <w:i/>
+          <w:color w:val="666666"/>
+          <w:sz w:val="18"/>
+        </w:rPr>
+        <w:t>Explication donnée au joueur : « T'es une fille, reste à ta place » : on l'attaque parce qu'elle est une fille, pour la faire taire. C'est du harcèlement sexiste.</w:t>
+      </w:r>
+    </w:p>
+    <w:p>
+      <w:pPr>
         <w:spacing w:before="60" w:after="10" w:line="276" w:lineRule="auto"/>
         <w:ind w:left="200"/>
         <w:pBdr>
@@ -5085,7 +5757,7 @@
           <w:color w:val="C09030"/>
           <w:sz w:val="16"/>
         </w:rPr>
-        <w:t xml:space="preserve">   [Harcèlement scolaire prolongé]</w:t>
+        <w:t xml:space="preserve">   [Harcèlement scolaire prolongé, Body shaming, Manipulation psychologique]</w:t>
       </w:r>
     </w:p>
     <w:p>
@@ -5138,6 +5810,20 @@
           <w:sz w:val="19"/>
         </w:rPr>
         <w:t>"meme les profs peuvent pas te supporter c'etait dingue"</w:t>
+      </w:r>
+    </w:p>
+    <w:p>
+      <w:pPr>
+        <w:jc w:val="left"/>
+        <w:spacing w:before="0" w:after="70" w:line="276" w:lineRule="auto"/>
+      </w:pPr>
+      <w:r>
+        <w:rPr>
+          <w:i/>
+          <w:color w:val="666666"/>
+          <w:sz w:val="18"/>
+        </w:rPr>
+        <w:t>Explication donnée au joueur : La cantine, le cours de maths, les profs : ce qui se passe au collège est repris en ligne le soir même. Le harcèlement ne s'arrête plus à la sortie des cours.</w:t>
       </w:r>
     </w:p>
     <w:p>
@@ -5166,6 +5852,15 @@
         </w:rPr>
         <w:t xml:space="preserve">  il y a 4 sem.</w:t>
       </w:r>
+      <w:r>
+        <w:rPr>
+          <w:rFonts w:ascii="Arial" w:hAnsi="Arial"/>
+          <w:i/>
+          <w:color w:val="C09030"/>
+          <w:sz w:val="16"/>
+        </w:rPr>
+        <w:t xml:space="preserve">   [Exclusion et isolement forcé]</w:t>
+      </w:r>
     </w:p>
     <w:p>
       <w:pPr>
@@ -5204,6 +5899,20 @@
           <w:sz w:val="19"/>
         </w:rPr>
         <w:t>"ca veut tout dire"</w:t>
+      </w:r>
+    </w:p>
+    <w:p>
+      <w:pPr>
+        <w:jc w:val="left"/>
+        <w:spacing w:before="0" w:after="70" w:line="276" w:lineRule="auto"/>
+      </w:pPr>
+      <w:r>
+        <w:rPr>
+          <w:i/>
+          <w:color w:val="666666"/>
+          <w:sz w:val="18"/>
+        </w:rPr>
+        <w:t>Explication donnée au joueur : Lui montrer que tout le monde aime le commentaire moqueur et pas sa photo, c'est lui faire sentir que le groupe la rejette : de l'exclusion.</w:t>
       </w:r>
     </w:p>
     <w:p>
@@ -5253,7 +5962,7 @@
           <w:color w:val="C09030"/>
           <w:sz w:val="16"/>
         </w:rPr>
-        <w:t xml:space="preserve">   [Manipulation psychologique]</w:t>
+        <w:t xml:space="preserve">   [Exclusion et isolement forcé, Manipulation psychologique]</w:t>
       </w:r>
     </w:p>
     <w:p>
@@ -5293,6 +6002,20 @@
           <w:sz w:val="19"/>
         </w:rPr>
         <w:t>"ils ont juste pas le courage de te le dire en face"</w:t>
+      </w:r>
+    </w:p>
+    <w:p>
+      <w:pPr>
+        <w:jc w:val="left"/>
+        <w:spacing w:before="0" w:after="70" w:line="276" w:lineRule="auto"/>
+      </w:pPr>
+      <w:r>
+        <w:rPr>
+          <w:i/>
+          <w:color w:val="666666"/>
+          <w:sz w:val="18"/>
+        </w:rPr>
+        <w:t>Explication donnée au joueur : « Personne ne t'a défendue » : lui faire croire que tout le monde est contre elle, c'est la couper des autres. C'est de la manipulation, qui sert à l'isoler.</w:t>
       </w:r>
     </w:p>
     <w:p>
@@ -5328,7 +6051,7 @@
           <w:color w:val="C09030"/>
           <w:sz w:val="16"/>
         </w:rPr>
-        <w:t xml:space="preserve">   [Diffusion d'images sans consentement, Rumeurs et diffamation]</w:t>
+        <w:t xml:space="preserve">   [Rumeurs et diffamation, Harcèlement scolaire prolongé]</w:t>
       </w:r>
     </w:p>
     <w:p>
@@ -5381,6 +6104,20 @@
           <w:sz w:val="19"/>
         </w:rPr>
         <w:t>"bravo"</w:t>
+      </w:r>
+    </w:p>
+    <w:p>
+      <w:pPr>
+        <w:jc w:val="left"/>
+        <w:spacing w:before="0" w:after="70" w:line="276" w:lineRule="auto"/>
+      </w:pPr>
+      <w:r>
+        <w:rPr>
+          <w:i/>
+          <w:color w:val="666666"/>
+          <w:sz w:val="18"/>
+        </w:rPr>
+        <w:t>Explication donnée au joueur : Un surnom inventé et diffusé en story à « tout le collège » : on salit sa réputation devant tout l'établissement. C'est une rumeur, qui prolonge le harcèlement scolaire.</w:t>
       </w:r>
     </w:p>
     <w:p>
@@ -5409,6 +6146,15 @@
         </w:rPr>
         <w:t xml:space="preserve">  il y a 2 mois</w:t>
       </w:r>
+      <w:r>
+        <w:rPr>
+          <w:rFonts w:ascii="Arial" w:hAnsi="Arial"/>
+          <w:i/>
+          <w:color w:val="C09030"/>
+          <w:sz w:val="16"/>
+        </w:rPr>
+        <w:t xml:space="preserve">   [Rumeurs et diffamation, Harcèlement sexiste]</w:t>
+      </w:r>
     </w:p>
     <w:p>
       <w:pPr>
@@ -5447,6 +6193,20 @@
           <w:sz w:val="19"/>
         </w:rPr>
         <w:t>"tu feras mieux la prochaine fois si y'en a une"</w:t>
+      </w:r>
+    </w:p>
+    <w:p>
+      <w:pPr>
+        <w:jc w:val="left"/>
+        <w:spacing w:before="0" w:after="70" w:line="276" w:lineRule="auto"/>
+      </w:pPr>
+      <w:r>
+        <w:rPr>
+          <w:i/>
+          <w:color w:val="666666"/>
+          <w:sz w:val="18"/>
+        </w:rPr>
+        <w:t>Explication donnée au joueur : Son ex aurait « tout raconté » de sa vie intime : vrai ou faux, c'est une rumeur. Et « tu feras mieux la prochaine fois » juge une fille sur sa vie amoureuse : c'est sexiste.</w:t>
       </w:r>
     </w:p>
     <w:p>
@@ -5482,7 +6242,7 @@
           <w:color w:val="C09030"/>
           <w:sz w:val="16"/>
         </w:rPr>
-        <w:t xml:space="preserve">   [Chantage / Sextorsion]</w:t>
+        <w:t xml:space="preserve">   [Chantage / Sextorsion, Diffusion d'images sans consentement, Menaces et intimidation]</w:t>
       </w:r>
     </w:p>
     <w:p>
@@ -5535,6 +6295,20 @@
           <w:sz w:val="19"/>
         </w:rPr>
         <w:t>"t'as compris le message ?"</w:t>
+      </w:r>
+    </w:p>
+    <w:p>
+      <w:pPr>
+        <w:jc w:val="left"/>
+        <w:spacing w:before="0" w:after="70" w:line="276" w:lineRule="auto"/>
+      </w:pPr>
+      <w:r>
+        <w:rPr>
+          <w:i/>
+          <w:color w:val="666666"/>
+          <w:sz w:val="18"/>
+        </w:rPr>
+        <w:t>Explication donnée au joueur : « Si tu parles, j'envoie les photos » : c'est du chantage. Se servir d'images gênantes ou intimes pour faire taire quelqu'un, c'est de la sextorsion - un délit, à signaler tout de suite.</w:t>
       </w:r>
     </w:p>
     <w:p>
@@ -5577,6 +6351,15 @@
         </w:rPr>
         <w:t xml:space="preserve">  il y a 3 mois</w:t>
       </w:r>
+      <w:r>
+        <w:rPr>
+          <w:rFonts w:ascii="Arial" w:hAnsi="Arial"/>
+          <w:i/>
+          <w:color w:val="C09030"/>
+          <w:sz w:val="16"/>
+        </w:rPr>
+        <w:t xml:space="preserve">   [Manipulation psychologique, Exclusion et isolement forcé]</w:t>
+      </w:r>
     </w:p>
     <w:p>
       <w:pPr>
@@ -5615,6 +6398,20 @@
           <w:sz w:val="19"/>
         </w:rPr>
         <w:t>"tu dois etre blindee ou completement aveugle"</w:t>
+      </w:r>
+    </w:p>
+    <w:p>
+      <w:pPr>
+        <w:jc w:val="left"/>
+        <w:spacing w:before="0" w:after="70" w:line="276" w:lineRule="auto"/>
+      </w:pPr>
+      <w:r>
+        <w:rPr>
+          <w:i/>
+          <w:color w:val="666666"/>
+          <w:sz w:val="18"/>
+        </w:rPr>
+        <w:t>Explication donnée au joueur : « Tout le monde te déteste » : rien ne le prouve, mais à force de l'entendre, on finit par y croire. C'est de la manipulation, qui l'isole.</w:t>
       </w:r>
     </w:p>
     <w:p>
@@ -5694,6 +6491,20 @@
     </w:p>
     <w:p>
       <w:pPr>
+        <w:jc w:val="left"/>
+        <w:spacing w:before="0" w:after="70" w:line="276" w:lineRule="auto"/>
+      </w:pPr>
+      <w:r>
+        <w:rPr>
+          <w:i/>
+          <w:color w:val="666666"/>
+          <w:sz w:val="18"/>
+        </w:rPr>
+        <w:t>Explication donnée au joueur : La pousser à supprimer son compte, c'est vouloir la faire disparaître sans avoir l'air d'y être pour rien : de l'exclusion forcée.</w:t>
+      </w:r>
+    </w:p>
+    <w:p>
+      <w:pPr>
         <w:spacing w:before="60" w:after="10" w:line="276" w:lineRule="auto"/>
         <w:ind w:left="200"/>
         <w:pBdr>
@@ -5771,6 +6582,15 @@
         </w:rPr>
         <w:t xml:space="preserve">  il y a 3 mois</w:t>
       </w:r>
+      <w:r>
+        <w:rPr>
+          <w:rFonts w:ascii="Arial" w:hAnsi="Arial"/>
+          <w:i/>
+          <w:color w:val="C09030"/>
+          <w:sz w:val="16"/>
+        </w:rPr>
+        <w:t xml:space="preserve">   [Exclusion et isolement forcé, Manipulation psychologique]</w:t>
+      </w:r>
     </w:p>
     <w:p>
       <w:pPr>
@@ -5809,6 +6629,20 @@
           <w:sz w:val="19"/>
         </w:rPr>
         <w:t>"felicitations"</w:t>
+      </w:r>
+    </w:p>
+    <w:p>
+      <w:pPr>
+        <w:jc w:val="left"/>
+        <w:spacing w:before="0" w:after="70" w:line="276" w:lineRule="auto"/>
+      </w:pPr>
+      <w:r>
+        <w:rPr>
+          <w:i/>
+          <w:color w:val="666666"/>
+          <w:sz w:val="18"/>
+        </w:rPr>
+        <w:t>Explication donnée au joueur : « La personne la plus facile à détester » : lui faire croire que tout le monde la rejette, c'est de l'exclusion - et de la manipulation.</w:t>
       </w:r>
     </w:p>
     <w:p>
@@ -5858,7 +6692,7 @@
           <w:color w:val="C09030"/>
           <w:sz w:val="16"/>
         </w:rPr>
-        <w:t xml:space="preserve">   [Exclusion et isolement forcé]</w:t>
+        <w:t xml:space="preserve">   [Exclusion et isolement forcé, Harcèlement scolaire prolongé]</w:t>
       </w:r>
     </w:p>
     <w:p>
@@ -5898,6 +6732,20 @@
           <w:sz w:val="19"/>
         </w:rPr>
         <w:t>"prends ca comme un conseil"</w:t>
+      </w:r>
+    </w:p>
+    <w:p>
+      <w:pPr>
+        <w:jc w:val="left"/>
+        <w:spacing w:before="0" w:after="70" w:line="276" w:lineRule="auto"/>
+      </w:pPr>
+      <w:r>
+        <w:rPr>
+          <w:i/>
+          <w:color w:val="666666"/>
+          <w:sz w:val="18"/>
+        </w:rPr>
+        <w:t>Explication donnée au joueur : « Pas à ta place ici, dans ce collège, dans cette classe, sur ce réseau » : on lui dit qu'elle n'a sa place nulle part. C'est de l'exclusion, qui part du collège.</w:t>
       </w:r>
     </w:p>
     <w:p>
@@ -5926,6 +6774,15 @@
         </w:rPr>
         <w:t xml:space="preserve">  il y a 8 mois</w:t>
       </w:r>
+      <w:r>
+        <w:rPr>
+          <w:rFonts w:ascii="Arial" w:hAnsi="Arial"/>
+          <w:i/>
+          <w:color w:val="C09030"/>
+          <w:sz w:val="16"/>
+        </w:rPr>
+        <w:t xml:space="preserve">   [Rumeurs et diffamation, Harcèlement scolaire prolongé, Manipulation psychologique]</w:t>
+      </w:r>
     </w:p>
     <w:p>
       <w:pPr>
@@ -5964,6 +6821,20 @@
           <w:sz w:val="19"/>
         </w:rPr>
         <w:t>"demande autour de toi si t'as le courage"</w:t>
+      </w:r>
+    </w:p>
+    <w:p>
+      <w:pPr>
+        <w:jc w:val="left"/>
+        <w:spacing w:before="0" w:after="70" w:line="276" w:lineRule="auto"/>
+      </w:pPr>
+      <w:r>
+        <w:rPr>
+          <w:i/>
+          <w:color w:val="666666"/>
+          <w:sz w:val="18"/>
+        </w:rPr>
+        <w:t>Explication donnée au joueur : Un surnom que « tout le monde utilise sauf toi » : on se moque d'elle dans son dos, dans toute la classe. C'est une rumeur. « Demande autour de toi si t'as le courage » la pousse à se méfier de tout le monde : de la manipulation.</w:t>
       </w:r>
     </w:p>
     <w:p>
@@ -6058,7 +6929,7 @@
         <w:rPr>
           <w:sz w:val="21"/>
         </w:rPr>
-        <w:t>le groupe Whatsupp « les vrais 4B 🔥 », code 4827</w:t>
+        <w:t>le groupe Whatsupp « les vrais 4B 🔥 », code 4827</w:t>
       </w:r>
     </w:p>
     <w:p>
@@ -6655,7 +7526,7 @@
           <w:color w:val="444444"/>
           <w:sz w:val="20"/>
         </w:rPr>
-        <w:t>POINTS D'ANALYSE (QCM)</w:t>
+        <w:t>IDENTIFIER LES TYPES DE HARCÈLEMENT</w:t>
       </w:r>
     </w:p>
     <w:p>
@@ -6669,7 +7540,1228 @@
           <w:color w:val="666666"/>
           <w:sz w:val="18"/>
         </w:rPr>
-        <w:t>Ils se déclenchent à la première ouverture des conversations et des photos concernées. Le type est acquis même sur une mauvaise réponse : l'explication vient d'être lue, et une erreur ne doit pas fermer l'accès à la suite.</w:t>
+        <w:t>Une seule mécanique : le joueur appuie sur un message ou un commentaire et choisit son type dans la liste des neuf. Un message peut relever de plusieurs types, et n'importe lequel est accepté. Après deux erreurs, la réponse est donnée et expliquée, mais le type n'est pas compté. L'explication affichée est celle notée sous chaque conversation. La classification est dans 2_Compte_de_Clara_types.js, commune au français et à l'anglais.</w:t>
+      </w:r>
+    </w:p>
+    <w:p>
+      <w:pPr>
+        <w:spacing w:before="160" w:after="80" w:line="276" w:lineRule="auto"/>
+      </w:pPr>
+      <w:r>
+        <w:rPr>
+          <w:rFonts w:ascii="Arial" w:hAnsi="Arial"/>
+          <w:b/>
+          <w:color w:val="444444"/>
+          <w:sz w:val="20"/>
+        </w:rPr>
+        <w:t>SIGNALEMENT</w:t>
+      </w:r>
+    </w:p>
+    <w:p>
+      <w:pPr>
+        <w:jc w:val="left"/>
+        <w:spacing w:before="0" w:after="70" w:line="276" w:lineRule="auto"/>
+      </w:pPr>
+      <w:r>
+        <w:rPr>
+          <w:sz w:val="21"/>
+        </w:rPr>
+        <w:t>Sur chaque conversation de harceleur, un bouton « ⚠ Signaler ce compte » ouvre les trois gestes, dans l'ordre qui compte.</w:t>
+      </w:r>
+    </w:p>
+    <w:p>
+      <w:pPr>
+        <w:spacing w:before="0" w:after="30" w:line="276" w:lineRule="auto"/>
+        <w:ind w:left="300"/>
+      </w:pPr>
+      <w:r>
+        <w:rPr>
+          <w:b/>
+          <w:color w:val="999999"/>
+          <w:sz w:val="20"/>
+        </w:rPr>
+        <w:t xml:space="preserve">*  </w:t>
+      </w:r>
+      <w:r>
+        <w:rPr>
+          <w:sz w:val="21"/>
+        </w:rPr>
+        <w:t>Faire une capture d'écran d'abord - une fois le compte signalé ou bloqué, on perd l'accès aux messages, et ce sont eux la preuve.</w:t>
+      </w:r>
+    </w:p>
+    <w:p>
+      <w:pPr>
+        <w:spacing w:before="0" w:after="30" w:line="276" w:lineRule="auto"/>
+        <w:ind w:left="300"/>
+      </w:pPr>
+      <w:r>
+        <w:rPr>
+          <w:b/>
+          <w:color w:val="999999"/>
+          <w:sz w:val="20"/>
+        </w:rPr>
+        <w:t xml:space="preserve">*  </w:t>
+      </w:r>
+      <w:r>
+        <w:rPr>
+          <w:sz w:val="21"/>
+        </w:rPr>
+        <w:t>Bloquer le compte.</w:t>
+      </w:r>
+    </w:p>
+    <w:p>
+      <w:pPr>
+        <w:spacing w:before="0" w:after="30" w:line="276" w:lineRule="auto"/>
+        <w:ind w:left="300"/>
+      </w:pPr>
+      <w:r>
+        <w:rPr>
+          <w:b/>
+          <w:color w:val="999999"/>
+          <w:sz w:val="20"/>
+        </w:rPr>
+        <w:t xml:space="preserve">*  </w:t>
+      </w:r>
+      <w:r>
+        <w:rPr>
+          <w:sz w:val="21"/>
+        </w:rPr>
+        <w:t>Signaler au réseau, puis en parler à un adulte. Un signalement seul suffit rarement.</w:t>
+      </w:r>
+    </w:p>
+    <w:p>
+      <w:pPr>
+        <w:jc w:val="left"/>
+        <w:spacing w:before="0" w:after="70" w:line="276" w:lineRule="auto"/>
+      </w:pPr>
+      <w:r>
+        <w:rPr>
+          <w:sz w:val="21"/>
+        </w:rPr>
+        <w:t>Compte signalé. Clara aurait pu le faire dès le premier message - personne ne le lui avait dit.</w:t>
+      </w:r>
+    </w:p>
+    <w:p>
+      <w:pPr>
+        <w:pageBreakBefore/>
+        <w:spacing w:before="0" w:after="40" w:line="276" w:lineRule="auto"/>
+        <w:shd w:val="clear" w:color="auto" w:fill="1a1a1a"/>
+      </w:pPr>
+      <w:r>
+        <w:rPr>
+          <w:rFonts w:ascii="Arial" w:hAnsi="Arial"/>
+          <w:color w:val="888888"/>
+          <w:sz w:val="16"/>
+        </w:rPr>
+        <w:t>PARTIE 3</w:t>
+      </w:r>
+    </w:p>
+    <w:p>
+      <w:pPr>
+        <w:spacing w:before="0" w:after="160" w:line="276" w:lineRule="auto"/>
+        <w:shd w:val="clear" w:color="auto" w:fill="1a1a1a"/>
+      </w:pPr>
+      <w:r>
+        <w:rPr>
+          <w:i/>
+          <w:color w:val="F0ECE4"/>
+          <w:sz w:val="34"/>
+        </w:rPr>
+        <w:t>Le groupe Whatsupp secret - « les vrais 4B 🔥 »</w:t>
+      </w:r>
+    </w:p>
+    <w:p>
+      <w:pPr>
+        <w:jc w:val="left"/>
+        <w:spacing w:before="0" w:after="70" w:line="276" w:lineRule="auto"/>
+      </w:pPr>
+      <w:r>
+        <w:rPr>
+          <w:sz w:val="21"/>
+        </w:rPr>
+        <w:t>Le joueur lit les échanges à son rythme : chaque message attend un appui. Membres : Enzo, Jade, Théo, Marine, Kevin.</w:t>
+      </w:r>
+    </w:p>
+    <w:p>
+      <w:pPr>
+        <w:spacing w:before="160" w:after="80" w:line="276" w:lineRule="auto"/>
+      </w:pPr>
+      <w:r>
+        <w:rPr>
+          <w:rFonts w:ascii="Arial" w:hAnsi="Arial"/>
+          <w:b/>
+          <w:color w:val="444444"/>
+          <w:sz w:val="20"/>
+        </w:rPr>
+        <w:t>AVERTISSEMENT PUIS MISSION</w:t>
+      </w:r>
+    </w:p>
+    <w:p>
+      <w:pPr>
+        <w:jc w:val="left"/>
+        <w:spacing w:before="0" w:after="70" w:line="276" w:lineRule="auto"/>
+      </w:pPr>
+      <w:r>
+        <w:rPr>
+          <w:sz w:val="21"/>
+        </w:rPr>
+        <w:t>Je vais observer un groupe secret dont Clara ne fait pas partie.</w:t>
+        <w:br/>
+        <w:br/>
+        <w:t>Ces échanges montrent comment le harcèlement se coordonne en coulisse - comment des comptes anonymes sont créés pour attaquer et comment les agressions sont organisées collectivement.</w:t>
+      </w:r>
+    </w:p>
+    <w:p>
+      <w:pPr>
+        <w:jc w:val="left"/>
+        <w:spacing w:before="0" w:after="70" w:line="276" w:lineRule="auto"/>
+      </w:pPr>
+      <w:r>
+        <w:rPr>
+          <w:sz w:val="21"/>
+        </w:rPr>
+        <w:t>Clara reçoit des messages de comptes anonymes. Ici, entre eux, ils disent quels comptes ils utilisent.</w:t>
+        <w:br/>
+        <w:br/>
+        <w:t>Mon objectif : découvrir qui se cache derrière chacun. Dès qu'un compte est nommé (@…), appuie dessus. Il y en a six : l'un d'eux, il faudra aller le retrouver sur l'Instaclasse de Clara.</w:t>
+        <w:br/>
+        <w:br/>
+        <w:t>La conversation défile toute seule. Appuie n'importe où pour passer plus vite au message suivant.</w:t>
+      </w:r>
+    </w:p>
+    <w:p>
+      <w:pPr>
+        <w:spacing w:before="160" w:after="80" w:line="276" w:lineRule="auto"/>
+      </w:pPr>
+      <w:r>
+        <w:rPr>
+          <w:rFonts w:ascii="Arial" w:hAnsi="Arial"/>
+          <w:b/>
+          <w:color w:val="444444"/>
+          <w:sz w:val="20"/>
+        </w:rPr>
+        <w:t>LES 6 COMPTES ANONYMES À DÉMASQUER</w:t>
+      </w:r>
+    </w:p>
+    <w:p>
+      <w:pPr>
+        <w:jc w:val="left"/>
+        <w:spacing w:before="0" w:after="70" w:line="276" w:lineRule="auto"/>
+      </w:pPr>
+      <w:r>
+        <w:rPr>
+          <w:i/>
+          <w:color w:val="666666"/>
+          <w:sz w:val="18"/>
+        </w:rPr>
+        <w:t>Clara ne peut pas le savoir. Toi si - parce que tu lis un groupe où tu n'es pas.</w:t>
+      </w:r>
+    </w:p>
+    <w:p>
+      <w:pPr>
+        <w:spacing w:before="0" w:after="20" w:line="276" w:lineRule="auto"/>
+        <w:ind w:left="300"/>
+      </w:pPr>
+      <w:r>
+        <w:rPr>
+          <w:rFonts w:ascii="Consolas" w:hAnsi="Consolas"/>
+          <w:color w:val="999999"/>
+          <w:sz w:val="20"/>
+        </w:rPr>
+        <w:t xml:space="preserve">@utilisateur_4729  →  </w:t>
+      </w:r>
+      <w:r>
+        <w:rPr>
+          <w:b/>
+          <w:sz w:val="20"/>
+        </w:rPr>
+        <w:t>Enzo</w:t>
+      </w:r>
+    </w:p>
+    <w:p>
+      <w:pPr>
+        <w:spacing w:before="0" w:after="20" w:line="276" w:lineRule="auto"/>
+        <w:ind w:left="300"/>
+      </w:pPr>
+      <w:r>
+        <w:rPr>
+          <w:rFonts w:ascii="Consolas" w:hAnsi="Consolas"/>
+          <w:color w:val="999999"/>
+          <w:sz w:val="20"/>
+        </w:rPr>
+        <w:t xml:space="preserve">@_noreply_ghost_  →  </w:t>
+      </w:r>
+      <w:r>
+        <w:rPr>
+          <w:b/>
+          <w:sz w:val="20"/>
+        </w:rPr>
+        <w:t>Jade</w:t>
+      </w:r>
+    </w:p>
+    <w:p>
+      <w:pPr>
+        <w:spacing w:before="0" w:after="20" w:line="276" w:lineRule="auto"/>
+        <w:ind w:left="300"/>
+      </w:pPr>
+      <w:r>
+        <w:rPr>
+          <w:rFonts w:ascii="Consolas" w:hAnsi="Consolas"/>
+          <w:color w:val="999999"/>
+          <w:sz w:val="20"/>
+        </w:rPr>
+        <w:t xml:space="preserve">@anonymous_x0  →  </w:t>
+      </w:r>
+      <w:r>
+        <w:rPr>
+          <w:b/>
+          <w:sz w:val="20"/>
+        </w:rPr>
+        <w:t>Enzo et Théo</w:t>
+      </w:r>
+    </w:p>
+    <w:p>
+      <w:pPr>
+        <w:spacing w:before="0" w:after="20" w:line="276" w:lineRule="auto"/>
+        <w:ind w:left="300"/>
+      </w:pPr>
+      <w:r>
+        <w:rPr>
+          <w:rFonts w:ascii="Consolas" w:hAnsi="Consolas"/>
+          <w:color w:val="999999"/>
+          <w:sz w:val="20"/>
+        </w:rPr>
+        <w:t xml:space="preserve">@vrai_info_colleg  →  </w:t>
+      </w:r>
+      <w:r>
+        <w:rPr>
+          <w:b/>
+          <w:sz w:val="20"/>
+        </w:rPr>
+        <w:t>Jade</w:t>
+      </w:r>
+    </w:p>
+    <w:p>
+      <w:pPr>
+        <w:spacing w:before="0" w:after="20" w:line="276" w:lineRule="auto"/>
+        <w:ind w:left="300"/>
+      </w:pPr>
+      <w:r>
+        <w:rPr>
+          <w:rFonts w:ascii="Consolas" w:hAnsi="Consolas"/>
+          <w:color w:val="999999"/>
+          <w:sz w:val="20"/>
+        </w:rPr>
+        <w:t xml:space="preserve">@jevoustrouve  →  </w:t>
+      </w:r>
+      <w:r>
+        <w:rPr>
+          <w:b/>
+          <w:sz w:val="20"/>
+        </w:rPr>
+        <w:t>Théo</w:t>
+      </w:r>
+    </w:p>
+    <w:p>
+      <w:pPr>
+        <w:spacing w:before="0" w:after="20" w:line="276" w:lineRule="auto"/>
+        <w:ind w:left="300"/>
+      </w:pPr>
+      <w:r>
+        <w:rPr>
+          <w:rFonts w:ascii="Consolas" w:hAnsi="Consolas"/>
+          <w:color w:val="999999"/>
+          <w:sz w:val="20"/>
+        </w:rPr>
+        <w:t xml:space="preserve">@anon_colleg_real  →  </w:t>
+      </w:r>
+      <w:r>
+        <w:rPr>
+          <w:b/>
+          <w:sz w:val="20"/>
+        </w:rPr>
+        <w:t>Marine</w:t>
+      </w:r>
+    </w:p>
+    <w:p>
+      <w:pPr>
+        <w:spacing w:before="160" w:after="80" w:line="276" w:lineRule="auto"/>
+      </w:pPr>
+      <w:r>
+        <w:rPr>
+          <w:rFonts w:ascii="Arial" w:hAnsi="Arial"/>
+          <w:b/>
+          <w:color w:val="444444"/>
+          <w:sz w:val="20"/>
+        </w:rPr>
+        <w:t>LA CONVERSATION</w:t>
+      </w:r>
+    </w:p>
+    <w:p>
+      <w:pPr>
+        <w:spacing w:before="0" w:after="30" w:line="276" w:lineRule="auto"/>
+        <w:keepLines/>
+      </w:pPr>
+      <w:r>
+        <w:rPr>
+          <w:rFonts w:ascii="Arial Narrow" w:hAnsi="Arial Narrow"/>
+          <w:b/>
+          <w:color w:val="AAAAAA"/>
+          <w:sz w:val="17"/>
+        </w:rPr>
+        <w:t xml:space="preserve">Enzo        </w:t>
+      </w:r>
+      <w:r>
+        <w:rPr>
+          <w:sz w:val="16"/>
+        </w:rPr>
+        <w:t xml:space="preserve">  </w:t>
+      </w:r>
+      <w:r>
+        <w:rPr>
+          <w:sz w:val="21"/>
+        </w:rPr>
+        <w:t>les gars c trop drôle, clara a encore essayé de nous parler à la récré 💀</w:t>
+      </w:r>
+    </w:p>
+    <w:p>
+      <w:pPr>
+        <w:spacing w:before="0" w:after="30" w:line="276" w:lineRule="auto"/>
+        <w:keepLines/>
+      </w:pPr>
+      <w:r>
+        <w:rPr>
+          <w:rFonts w:ascii="Arial Narrow" w:hAnsi="Arial Narrow"/>
+          <w:b/>
+          <w:color w:val="7A3A00"/>
+          <w:sz w:val="17"/>
+        </w:rPr>
+        <w:t xml:space="preserve">Jade        </w:t>
+      </w:r>
+      <w:r>
+        <w:rPr>
+          <w:sz w:val="16"/>
+        </w:rPr>
+        <w:t xml:space="preserve">  </w:t>
+      </w:r>
+      <w:r>
+        <w:rPr>
+          <w:sz w:val="21"/>
+        </w:rPr>
+        <w:t>sérieusement elle comprend pas qu'elle est plus dans le groupe ou quoi</w:t>
+      </w:r>
+    </w:p>
+    <w:p>
+      <w:pPr>
+        <w:spacing w:before="0" w:after="30" w:line="276" w:lineRule="auto"/>
+        <w:keepLines/>
+      </w:pPr>
+      <w:r>
+        <w:rPr>
+          <w:rFonts w:ascii="Arial Narrow" w:hAnsi="Arial Narrow"/>
+          <w:b/>
+          <w:color w:val="AAAAAA"/>
+          <w:sz w:val="17"/>
+        </w:rPr>
+        <w:t xml:space="preserve">Théo        </w:t>
+      </w:r>
+      <w:r>
+        <w:rPr>
+          <w:sz w:val="16"/>
+        </w:rPr>
+        <w:t xml:space="preserve">  </w:t>
+      </w:r>
+      <w:r>
+        <w:rPr>
+          <w:sz w:val="21"/>
+        </w:rPr>
+        <w:t>je l'ai carrément ignorée devant tout le monde, elle avait l'air d'une clown</w:t>
+      </w:r>
+    </w:p>
+    <w:p>
+      <w:pPr>
+        <w:spacing w:before="0" w:after="30" w:line="276" w:lineRule="auto"/>
+        <w:keepLines/>
+      </w:pPr>
+      <w:r>
+        <w:rPr>
+          <w:rFonts w:ascii="Arial Narrow" w:hAnsi="Arial Narrow"/>
+          <w:b/>
+          <w:color w:val="555555"/>
+          <w:sz w:val="17"/>
+        </w:rPr>
+        <w:t xml:space="preserve">Kevin       </w:t>
+      </w:r>
+      <w:r>
+        <w:rPr>
+          <w:sz w:val="16"/>
+        </w:rPr>
+        <w:t xml:space="preserve">  </w:t>
+      </w:r>
+      <w:r>
+        <w:rPr>
+          <w:sz w:val="21"/>
+        </w:rPr>
+        <w:t>mdrrr 💀</w:t>
+      </w:r>
+    </w:p>
+    <w:p>
+      <w:pPr>
+        <w:spacing w:before="0" w:after="30" w:line="276" w:lineRule="auto"/>
+        <w:keepLines/>
+      </w:pPr>
+      <w:r>
+        <w:rPr>
+          <w:rFonts w:ascii="Arial Narrow" w:hAnsi="Arial Narrow"/>
+          <w:b/>
+          <w:color w:val="7A1A4A"/>
+          <w:sz w:val="17"/>
+        </w:rPr>
+        <w:t xml:space="preserve">Marine      </w:t>
+      </w:r>
+      <w:r>
+        <w:rPr>
+          <w:sz w:val="16"/>
+        </w:rPr>
+        <w:t xml:space="preserve">  </w:t>
+      </w:r>
+      <w:r>
+        <w:rPr>
+          <w:sz w:val="21"/>
+        </w:rPr>
+        <w:t>ça fait combien de temps qu'on lui parle plus au fait ?</w:t>
+      </w:r>
+    </w:p>
+    <w:p>
+      <w:pPr>
+        <w:spacing w:before="0" w:after="30" w:line="276" w:lineRule="auto"/>
+        <w:keepLines/>
+      </w:pPr>
+      <w:r>
+        <w:rPr>
+          <w:rFonts w:ascii="Arial Narrow" w:hAnsi="Arial Narrow"/>
+          <w:b/>
+          <w:color w:val="AAAAAA"/>
+          <w:sz w:val="17"/>
+        </w:rPr>
+        <w:t xml:space="preserve">Enzo        </w:t>
+      </w:r>
+      <w:r>
+        <w:rPr>
+          <w:sz w:val="16"/>
+        </w:rPr>
+        <w:t xml:space="preserve">  </w:t>
+      </w:r>
+      <w:r>
+        <w:rPr>
+          <w:sz w:val="21"/>
+        </w:rPr>
+        <w:t>genre 3 semaines et elle comprend toujours pas lol</w:t>
+      </w:r>
+    </w:p>
+    <w:p>
+      <w:pPr>
+        <w:spacing w:before="0" w:after="30" w:line="276" w:lineRule="auto"/>
+        <w:keepLines/>
+      </w:pPr>
+      <w:r>
+        <w:rPr>
+          <w:rFonts w:ascii="Arial Narrow" w:hAnsi="Arial Narrow"/>
+          <w:b/>
+          <w:color w:val="7A3A00"/>
+          <w:sz w:val="17"/>
+        </w:rPr>
+        <w:t xml:space="preserve">Jade        </w:t>
+      </w:r>
+      <w:r>
+        <w:rPr>
+          <w:sz w:val="16"/>
+        </w:rPr>
+        <w:t xml:space="preserve">  </w:t>
+      </w:r>
+      <w:r>
+        <w:rPr>
+          <w:sz w:val="21"/>
+        </w:rPr>
+        <w:t>j'en ai marre de la voir poster des trucs sur insta comme si de rien n'était</w:t>
+      </w:r>
+    </w:p>
+    <w:p>
+      <w:pPr>
+        <w:spacing w:before="0" w:after="30" w:line="276" w:lineRule="auto"/>
+        <w:keepLines/>
+      </w:pPr>
+      <w:r>
+        <w:rPr>
+          <w:rFonts w:ascii="Arial Narrow" w:hAnsi="Arial Narrow"/>
+          <w:b/>
+          <w:color w:val="AAAAAA"/>
+          <w:sz w:val="17"/>
+        </w:rPr>
+        <w:t xml:space="preserve">Enzo        </w:t>
+      </w:r>
+      <w:r>
+        <w:rPr>
+          <w:sz w:val="16"/>
+        </w:rPr>
+        <w:t xml:space="preserve">  </w:t>
+      </w:r>
+      <w:r>
+        <w:rPr>
+          <w:sz w:val="21"/>
+        </w:rPr>
+        <w:t>ouais elle fait genre tout va bien alors que personne lui parle au collège</w:t>
+      </w:r>
+    </w:p>
+    <w:p>
+      <w:pPr>
+        <w:spacing w:before="0" w:after="30" w:line="276" w:lineRule="auto"/>
+        <w:keepLines/>
+      </w:pPr>
+      <w:r>
+        <w:rPr>
+          <w:rFonts w:ascii="Arial Narrow" w:hAnsi="Arial Narrow"/>
+          <w:b/>
+          <w:color w:val="7A3A00"/>
+          <w:sz w:val="17"/>
+        </w:rPr>
+        <w:t xml:space="preserve">Jade        </w:t>
+      </w:r>
+      <w:r>
+        <w:rPr>
+          <w:sz w:val="16"/>
+        </w:rPr>
+        <w:t xml:space="preserve">  </w:t>
+      </w:r>
+      <w:r>
+        <w:rPr>
+          <w:sz w:val="21"/>
+        </w:rPr>
+        <w:t>on devrait aller lui flood ses commentaires</w:t>
+      </w:r>
+    </w:p>
+    <w:p>
+      <w:pPr>
+        <w:spacing w:before="0" w:after="30" w:line="276" w:lineRule="auto"/>
+        <w:keepLines/>
+      </w:pPr>
+      <w:r>
+        <w:rPr>
+          <w:rFonts w:ascii="Arial Narrow" w:hAnsi="Arial Narrow"/>
+          <w:b/>
+          <w:color w:val="555555"/>
+          <w:sz w:val="17"/>
+        </w:rPr>
+        <w:t xml:space="preserve">Kevin       </w:t>
+      </w:r>
+      <w:r>
+        <w:rPr>
+          <w:sz w:val="16"/>
+        </w:rPr>
+        <w:t xml:space="preserve">  </w:t>
+      </w:r>
+      <w:r>
+        <w:rPr>
+          <w:sz w:val="21"/>
+        </w:rPr>
+        <w:t>bonne idée, attendez qu'elle poste quelque chose 👀</w:t>
+      </w:r>
+    </w:p>
+    <w:p>
+      <w:pPr>
+        <w:jc w:val="left"/>
+        <w:spacing w:before="0" w:after="70" w:line="276" w:lineRule="auto"/>
+      </w:pPr>
+      <w:r>
+        <w:rPr>
+          <w:i/>
+          <w:color w:val="666666"/>
+          <w:sz w:val="18"/>
+        </w:rPr>
+        <w:t>Enzo a partagé une publication Instaclasse</w:t>
+      </w:r>
+    </w:p>
+    <w:p>
+      <w:pPr>
+        <w:jc w:val="left"/>
+        <w:spacing w:before="0" w:after="70" w:line="276" w:lineRule="auto"/>
+      </w:pPr>
+      <w:r>
+        <w:rPr>
+          <w:i/>
+          <w:color w:val="666666"/>
+          <w:sz w:val="18"/>
+        </w:rPr>
+        <w:t>[ Publication Instaclasse partagée dans le groupe : « lever de soleil ce matin 🌅 » ]</w:t>
+      </w:r>
+    </w:p>
+    <w:p>
+      <w:pPr>
+        <w:spacing w:before="0" w:after="30" w:line="276" w:lineRule="auto"/>
+        <w:keepLines/>
+      </w:pPr>
+      <w:r>
+        <w:rPr>
+          <w:rFonts w:ascii="Arial Narrow" w:hAnsi="Arial Narrow"/>
+          <w:b/>
+          <w:color w:val="AAAAAA"/>
+          <w:sz w:val="17"/>
+        </w:rPr>
+        <w:t xml:space="preserve">Enzo        </w:t>
+      </w:r>
+      <w:r>
+        <w:rPr>
+          <w:sz w:val="16"/>
+        </w:rPr>
+        <w:t xml:space="preserve">  </w:t>
+      </w:r>
+      <w:r>
+        <w:rPr>
+          <w:sz w:val="21"/>
+        </w:rPr>
+        <w:t>ALLEZ Y TOUS c'est le moment 🔥🔥</w:t>
+      </w:r>
+    </w:p>
+    <w:p>
+      <w:pPr>
+        <w:spacing w:before="0" w:after="30" w:line="276" w:lineRule="auto"/>
+        <w:keepLines/>
+      </w:pPr>
+      <w:r>
+        <w:rPr>
+          <w:rFonts w:ascii="Arial Narrow" w:hAnsi="Arial Narrow"/>
+          <w:b/>
+          <w:color w:val="AAAAAA"/>
+          <w:sz w:val="17"/>
+        </w:rPr>
+        <w:t xml:space="preserve">Théo        </w:t>
+      </w:r>
+      <w:r>
+        <w:rPr>
+          <w:sz w:val="16"/>
+        </w:rPr>
+        <w:t xml:space="preserve">  </w:t>
+      </w:r>
+      <w:r>
+        <w:rPr>
+          <w:sz w:val="21"/>
+        </w:rPr>
+        <w:t>j'y vais maintenant</w:t>
+      </w:r>
+    </w:p>
+    <w:p>
+      <w:pPr>
+        <w:spacing w:before="0" w:after="30" w:line="276" w:lineRule="auto"/>
+        <w:keepLines/>
+      </w:pPr>
+      <w:r>
+        <w:rPr>
+          <w:rFonts w:ascii="Arial Narrow" w:hAnsi="Arial Narrow"/>
+          <w:b/>
+          <w:color w:val="7A3A00"/>
+          <w:sz w:val="17"/>
+        </w:rPr>
+        <w:t xml:space="preserve">Jade        </w:t>
+      </w:r>
+      <w:r>
+        <w:rPr>
+          <w:sz w:val="16"/>
+        </w:rPr>
+        <w:t xml:space="preserve">  </w:t>
+      </w:r>
+      <w:r>
+        <w:rPr>
+          <w:sz w:val="21"/>
+        </w:rPr>
+        <w:t>moi aussi, attendez je cherche mon compte anon</w:t>
+      </w:r>
+    </w:p>
+    <w:p>
+      <w:pPr>
+        <w:spacing w:before="0" w:after="30" w:line="276" w:lineRule="auto"/>
+        <w:keepLines/>
+      </w:pPr>
+      <w:r>
+        <w:rPr>
+          <w:rFonts w:ascii="Arial Narrow" w:hAnsi="Arial Narrow"/>
+          <w:b/>
+          <w:color w:val="7A1A4A"/>
+          <w:sz w:val="17"/>
+        </w:rPr>
+        <w:t xml:space="preserve">Marine      </w:t>
+      </w:r>
+      <w:r>
+        <w:rPr>
+          <w:sz w:val="16"/>
+        </w:rPr>
+        <w:t xml:space="preserve">  </w:t>
+      </w:r>
+      <w:r>
+        <w:rPr>
+          <w:sz w:val="21"/>
+        </w:rPr>
+        <w:t>utilisez vos faux comptes surtout, comme ça elle sait pas que c'est nous</w:t>
+      </w:r>
+    </w:p>
+    <w:p>
+      <w:pPr>
+        <w:spacing w:before="0" w:after="30" w:line="276" w:lineRule="auto"/>
+        <w:keepLines/>
+      </w:pPr>
+      <w:r>
+        <w:rPr>
+          <w:rFonts w:ascii="Arial Narrow" w:hAnsi="Arial Narrow"/>
+          <w:b/>
+          <w:color w:val="555555"/>
+          <w:sz w:val="17"/>
+        </w:rPr>
+        <w:t xml:space="preserve">Kevin       </w:t>
+      </w:r>
+      <w:r>
+        <w:rPr>
+          <w:sz w:val="16"/>
+        </w:rPr>
+        <w:t xml:space="preserve">  </w:t>
+      </w:r>
+      <w:r>
+        <w:rPr>
+          <w:sz w:val="21"/>
+        </w:rPr>
+        <w:t>ouais genre même si elle screenshotte on peut toujours nier</w:t>
+      </w:r>
+    </w:p>
+    <w:p>
+      <w:pPr>
+        <w:spacing w:before="0" w:after="30" w:line="276" w:lineRule="auto"/>
+        <w:keepLines/>
+      </w:pPr>
+      <w:r>
+        <w:rPr>
+          <w:rFonts w:ascii="Arial Narrow" w:hAnsi="Arial Narrow"/>
+          <w:b/>
+          <w:color w:val="AAAAAA"/>
+          <w:sz w:val="17"/>
+        </w:rPr>
+        <w:t xml:space="preserve">Enzo        </w:t>
+      </w:r>
+      <w:r>
+        <w:rPr>
+          <w:sz w:val="16"/>
+        </w:rPr>
+        <w:t xml:space="preserve">  </w:t>
+      </w:r>
+      <w:r>
+        <w:rPr>
+          <w:sz w:val="21"/>
+        </w:rPr>
+        <w:t>moi j'utilise @utilisateur_4729</w:t>
+      </w:r>
+    </w:p>
+    <w:p>
+      <w:pPr>
+        <w:spacing w:before="0" w:after="30" w:line="276" w:lineRule="auto"/>
+        <w:keepLines/>
+      </w:pPr>
+      <w:r>
+        <w:rPr>
+          <w:rFonts w:ascii="Arial Narrow" w:hAnsi="Arial Narrow"/>
+          <w:b/>
+          <w:color w:val="7A3A00"/>
+          <w:sz w:val="17"/>
+        </w:rPr>
+        <w:t xml:space="preserve">Jade        </w:t>
+      </w:r>
+      <w:r>
+        <w:rPr>
+          <w:sz w:val="16"/>
+        </w:rPr>
+        <w:t xml:space="preserve">  </w:t>
+      </w:r>
+      <w:r>
+        <w:rPr>
+          <w:sz w:val="21"/>
+        </w:rPr>
+        <w:t>moi c'est @_noreply_ghost_ lol j'ai mis "elle est trop moche ta photo"</w:t>
+      </w:r>
+    </w:p>
+    <w:p>
+      <w:pPr>
+        <w:spacing w:before="0" w:after="30" w:line="276" w:lineRule="auto"/>
+        <w:keepLines/>
+      </w:pPr>
+      <w:r>
+        <w:rPr>
+          <w:rFonts w:ascii="Arial Narrow" w:hAnsi="Arial Narrow"/>
+          <w:b/>
+          <w:color w:val="AAAAAA"/>
+          <w:sz w:val="17"/>
+        </w:rPr>
+        <w:t xml:space="preserve">Théo        </w:t>
+      </w:r>
+      <w:r>
+        <w:rPr>
+          <w:sz w:val="16"/>
+        </w:rPr>
+        <w:t xml:space="preserve">  </w:t>
+      </w:r>
+      <w:r>
+        <w:rPr>
+          <w:sz w:val="21"/>
+        </w:rPr>
+        <w:t>j'ai mis "ta photo elle est floue t'as même pas de talent" depuis @anonymous_x0 💀</w:t>
+      </w:r>
+    </w:p>
+    <w:p>
+      <w:pPr>
+        <w:spacing w:before="0" w:after="30" w:line="276" w:lineRule="auto"/>
+        <w:keepLines/>
+      </w:pPr>
+      <w:r>
+        <w:rPr>
+          <w:rFonts w:ascii="Arial Narrow" w:hAnsi="Arial Narrow"/>
+          <w:b/>
+          <w:color w:val="7A1A4A"/>
+          <w:sz w:val="17"/>
+        </w:rPr>
+        <w:t xml:space="preserve">Marine      </w:t>
+      </w:r>
+      <w:r>
+        <w:rPr>
+          <w:sz w:val="16"/>
+        </w:rPr>
+        <w:t xml:space="preserve">  </w:t>
+      </w:r>
+      <w:r>
+        <w:rPr>
+          <w:sz w:val="21"/>
+        </w:rPr>
+        <w:t>hahaha moi j'attends un peu pour pas que ça arrive tout en même temps</w:t>
+      </w:r>
+    </w:p>
+    <w:p>
+      <w:pPr>
+        <w:spacing w:before="0" w:after="30" w:line="276" w:lineRule="auto"/>
+        <w:keepLines/>
+      </w:pPr>
+      <w:r>
+        <w:rPr>
+          <w:rFonts w:ascii="Arial Narrow" w:hAnsi="Arial Narrow"/>
+          <w:b/>
+          <w:color w:val="555555"/>
+          <w:sz w:val="17"/>
+        </w:rPr>
+        <w:t xml:space="preserve">Kevin       </w:t>
+      </w:r>
+      <w:r>
+        <w:rPr>
+          <w:sz w:val="16"/>
+        </w:rPr>
+        <w:t xml:space="preserve">  </w:t>
+      </w:r>
+      <w:r>
+        <w:rPr>
+          <w:sz w:val="21"/>
+        </w:rPr>
+        <w:t>stratégie 🧠</w:t>
+      </w:r>
+    </w:p>
+    <w:p>
+      <w:pPr>
+        <w:spacing w:before="0" w:after="30" w:line="276" w:lineRule="auto"/>
+        <w:keepLines/>
+      </w:pPr>
+      <w:r>
+        <w:rPr>
+          <w:rFonts w:ascii="Arial Narrow" w:hAnsi="Arial Narrow"/>
+          <w:b/>
+          <w:color w:val="AAAAAA"/>
+          <w:sz w:val="17"/>
+        </w:rPr>
+        <w:t xml:space="preserve">Enzo        </w:t>
+      </w:r>
+      <w:r>
+        <w:rPr>
+          <w:sz w:val="16"/>
+        </w:rPr>
+        <w:t xml:space="preserve">  </w:t>
+      </w:r>
+      <w:r>
+        <w:rPr>
+          <w:sz w:val="21"/>
+        </w:rPr>
+        <w:t>ouais faites des pauses entre chaque pour que ça ait l'air naturel</w:t>
+      </w:r>
+    </w:p>
+    <w:p>
+      <w:pPr>
+        <w:spacing w:before="80" w:after="60" w:line="276" w:lineRule="auto"/>
+        <w:jc w:val="center"/>
+      </w:pPr>
+      <w:r>
+        <w:rPr>
+          <w:rFonts w:ascii="Arial" w:hAnsi="Arial"/>
+          <w:i/>
+          <w:color w:val="999999"/>
+          <w:sz w:val="17"/>
+        </w:rPr>
+        <w:t>25 minutes plus tard</w:t>
+      </w:r>
+    </w:p>
+    <w:p>
+      <w:pPr>
+        <w:spacing w:before="0" w:after="30" w:line="276" w:lineRule="auto"/>
+        <w:keepLines/>
+      </w:pPr>
+      <w:r>
+        <w:rPr>
+          <w:rFonts w:ascii="Arial Narrow" w:hAnsi="Arial Narrow"/>
+          <w:b/>
+          <w:color w:val="7A3A00"/>
+          <w:sz w:val="17"/>
+        </w:rPr>
+        <w:t xml:space="preserve">Jade        </w:t>
+      </w:r>
+      <w:r>
+        <w:rPr>
+          <w:sz w:val="16"/>
+        </w:rPr>
+        <w:t xml:space="preserve">  </w:t>
+      </w:r>
+      <w:r>
+        <w:rPr>
+          <w:sz w:val="21"/>
+        </w:rPr>
+        <w:t>regardez son nombre de likes 💀 3 likes en 2h avec 612 abonnés c'est mort</w:t>
+      </w:r>
+    </w:p>
+    <w:p>
+      <w:pPr>
+        <w:spacing w:before="0" w:after="30" w:line="276" w:lineRule="auto"/>
+        <w:keepLines/>
+      </w:pPr>
+      <w:r>
+        <w:rPr>
+          <w:rFonts w:ascii="Arial Narrow" w:hAnsi="Arial Narrow"/>
+          <w:b/>
+          <w:color w:val="AAAAAA"/>
+          <w:sz w:val="17"/>
+        </w:rPr>
+        <w:t xml:space="preserve">Théo        </w:t>
+      </w:r>
+      <w:r>
+        <w:rPr>
+          <w:sz w:val="16"/>
+        </w:rPr>
+        <w:t xml:space="preserve">  </w:t>
+      </w:r>
+      <w:r>
+        <w:rPr>
+          <w:sz w:val="21"/>
+        </w:rPr>
+        <w:t>même ses vrais abonnés l'ignorent maintenant hahaha</w:t>
+      </w:r>
+    </w:p>
+    <w:p>
+      <w:pPr>
+        <w:spacing w:before="0" w:after="30" w:line="276" w:lineRule="auto"/>
+        <w:keepLines/>
+      </w:pPr>
+      <w:r>
+        <w:rPr>
+          <w:rFonts w:ascii="Arial Narrow" w:hAnsi="Arial Narrow"/>
+          <w:b/>
+          <w:color w:val="AAAAAA"/>
+          <w:sz w:val="17"/>
+        </w:rPr>
+        <w:t xml:space="preserve">Enzo        </w:t>
+      </w:r>
+      <w:r>
+        <w:rPr>
+          <w:sz w:val="16"/>
+        </w:rPr>
+        <w:t xml:space="preserve">  </w:t>
+      </w:r>
+      <w:r>
+        <w:rPr>
+          <w:sz w:val="21"/>
+        </w:rPr>
+        <w:t>on a réussi à contaminer son image 😈</w:t>
+      </w:r>
+    </w:p>
+    <w:p>
+      <w:pPr>
+        <w:spacing w:before="0" w:after="30" w:line="276" w:lineRule="auto"/>
+        <w:keepLines/>
+      </w:pPr>
+      <w:r>
+        <w:rPr>
+          <w:rFonts w:ascii="Arial Narrow" w:hAnsi="Arial Narrow"/>
+          <w:b/>
+          <w:color w:val="555555"/>
+          <w:sz w:val="17"/>
+        </w:rPr>
+        <w:t xml:space="preserve">Kevin       </w:t>
+      </w:r>
+      <w:r>
+        <w:rPr>
+          <w:sz w:val="16"/>
+        </w:rPr>
+        <w:t xml:space="preserve">  </w:t>
+      </w:r>
+      <w:r>
+        <w:rPr>
+          <w:sz w:val="21"/>
+        </w:rPr>
+        <w:t>sérieusement vous trouvez pas qu'on va un peu trop loin là...</w:t>
+      </w:r>
+    </w:p>
+    <w:p>
+      <w:pPr>
+        <w:spacing w:before="0" w:after="30" w:line="276" w:lineRule="auto"/>
+        <w:keepLines/>
+      </w:pPr>
+      <w:r>
+        <w:rPr>
+          <w:rFonts w:ascii="Arial Narrow" w:hAnsi="Arial Narrow"/>
+          <w:b/>
+          <w:color w:val="AAAAAA"/>
+          <w:sz w:val="17"/>
+        </w:rPr>
+        <w:t xml:space="preserve">Enzo        </w:t>
+      </w:r>
+      <w:r>
+        <w:rPr>
+          <w:sz w:val="16"/>
+        </w:rPr>
+        <w:t xml:space="preserve">  </w:t>
+      </w:r>
+      <w:r>
+        <w:rPr>
+          <w:sz w:val="21"/>
+        </w:rPr>
+        <w:t>t'inquiète c'est juste pour rire, elle le prend trop au sérieux de toute façon</w:t>
+      </w:r>
+    </w:p>
+    <w:p>
+      <w:pPr>
+        <w:spacing w:before="0" w:after="30" w:line="276" w:lineRule="auto"/>
+        <w:keepLines/>
+      </w:pPr>
+      <w:r>
+        <w:rPr>
+          <w:rFonts w:ascii="Arial Narrow" w:hAnsi="Arial Narrow"/>
+          <w:b/>
+          <w:color w:val="555555"/>
+          <w:sz w:val="17"/>
+        </w:rPr>
+        <w:t xml:space="preserve">Kevin       </w:t>
+      </w:r>
+      <w:r>
+        <w:rPr>
+          <w:sz w:val="16"/>
+        </w:rPr>
+        <w:t xml:space="preserve">  </w:t>
+      </w:r>
+      <w:r>
+        <w:rPr>
+          <w:sz w:val="21"/>
+        </w:rPr>
+        <w:t>ouais ok...</w:t>
+      </w:r>
+    </w:p>
+    <w:p>
+      <w:pPr>
+        <w:jc w:val="left"/>
+        <w:spacing w:before="0" w:after="70" w:line="276" w:lineRule="auto"/>
+      </w:pPr>
+      <w:r>
+        <w:rPr>
+          <w:i/>
+          <w:color w:val="666666"/>
+          <w:sz w:val="18"/>
+        </w:rPr>
+        <w:t>💭 Léo se dit : Kevin n'a pas l'air d'accord… mais il se tait. Pourquoi ? Je dois comprendre ce qu'il pense vraiment.</w:t>
+      </w:r>
+    </w:p>
+    <w:p>
+      <w:pPr>
+        <w:spacing w:before="0" w:after="30" w:line="276" w:lineRule="auto"/>
+        <w:keepLines/>
+      </w:pPr>
+      <w:r>
+        <w:rPr>
+          <w:rFonts w:ascii="Arial Narrow" w:hAnsi="Arial Narrow"/>
+          <w:b/>
+          <w:color w:val="7A1A4A"/>
+          <w:sz w:val="17"/>
+        </w:rPr>
+        <w:t xml:space="preserve">Marine      </w:t>
+      </w:r>
+      <w:r>
+        <w:rPr>
+          <w:sz w:val="16"/>
+        </w:rPr>
+        <w:t xml:space="preserve">  </w:t>
+      </w:r>
+      <w:r>
+        <w:rPr>
+          <w:sz w:val="21"/>
+        </w:rPr>
+        <w:t>et aussi ses DMs ? on pourrait lui envoyer des trucs la nuit</w:t>
+      </w:r>
+    </w:p>
+    <w:p>
+      <w:pPr>
+        <w:spacing w:before="0" w:after="30" w:line="276" w:lineRule="auto"/>
+        <w:keepLines/>
+      </w:pPr>
+      <w:r>
+        <w:rPr>
+          <w:rFonts w:ascii="Arial Narrow" w:hAnsi="Arial Narrow"/>
+          <w:b/>
+          <w:color w:val="AAAAAA"/>
+          <w:sz w:val="17"/>
+        </w:rPr>
+        <w:t xml:space="preserve">Enzo        </w:t>
+      </w:r>
+      <w:r>
+        <w:rPr>
+          <w:sz w:val="16"/>
+        </w:rPr>
+        <w:t xml:space="preserve">  </w:t>
+      </w:r>
+      <w:r>
+        <w:rPr>
+          <w:sz w:val="21"/>
+        </w:rPr>
+        <w:t>oui avec des comptes anon encore, comme ça elle dort pas tranquille</w:t>
+      </w:r>
+    </w:p>
+    <w:p>
+      <w:pPr>
+        <w:spacing w:before="0" w:after="30" w:line="276" w:lineRule="auto"/>
+        <w:keepLines/>
+      </w:pPr>
+      <w:r>
+        <w:rPr>
+          <w:rFonts w:ascii="Arial Narrow" w:hAnsi="Arial Narrow"/>
+          <w:b/>
+          <w:color w:val="7A3A00"/>
+          <w:sz w:val="17"/>
+        </w:rPr>
+        <w:t xml:space="preserve">Jade        </w:t>
+      </w:r>
+      <w:r>
+        <w:rPr>
+          <w:sz w:val="16"/>
+        </w:rPr>
+        <w:t xml:space="preserve">  </w:t>
+      </w:r>
+      <w:r>
+        <w:rPr>
+          <w:sz w:val="21"/>
+        </w:rPr>
+        <w:t>genre la harceler pour qu'elle finisse par partir d'insta</w:t>
       </w:r>
     </w:p>
     <w:p>
@@ -6688,7 +8780,7 @@
           <w:color w:val="2A4A7A"/>
           <w:sz w:val="20"/>
         </w:rPr>
-        <w:t>conversation « vrai_info_colleg »</w:t>
+        <w:t>point d'analyse « coordination »</w:t>
       </w:r>
     </w:p>
     <w:p>
@@ -6704,7 +8796,7 @@
         <w:rPr>
           <w:sz w:val="21"/>
         </w:rPr>
-        <w:t>Ces messages ("on est plusieurs à t'avoir à l'œil") représentent quelle forme de cyberharcèlement ?</w:t>
+        <w:t>Kevin hésite mais se tait et accepte. Que révèle cette scène ?</w:t>
       </w:r>
     </w:p>
     <w:p>
@@ -6717,7 +8809,7 @@
         <w:rPr>
           <w:sz w:val="20"/>
         </w:rPr>
-        <w:t>Des moqueries légères entre élèves</w:t>
+        <w:t>Kevin est trop lâche pour s'opposer</w:t>
       </w:r>
     </w:p>
     <w:p>
@@ -6728,9 +8820,11 @@
       </w:pPr>
       <w:r>
         <w:rPr>
+          <w:b/>
+          <w:color w:val="2A7A50"/>
           <w:sz w:val="20"/>
         </w:rPr>
-        <w:t>De la publicité indésirable (spam)</w:t>
+        <w:t>La pression du groupe peut réduire au silence même celui qui doute - c'est un mécanisme clé du harcèlement collectif</w:t>
       </w:r>
     </w:p>
     <w:p>
@@ -6741,11 +8835,9 @@
       </w:pPr>
       <w:r>
         <w:rPr>
-          <w:b/>
-          <w:color w:val="2A7A50"/>
           <w:sz w:val="20"/>
         </w:rPr>
-        <w:t>Une intimidation collective et des menaces en ligne</w:t>
+        <w:t>Kevin n'est pas vraiment impliqué dans le harcèlement</w:t>
       </w:r>
     </w:p>
     <w:p>
@@ -6758,7 +8850,7 @@
         <w:rPr>
           <w:sz w:val="20"/>
         </w:rPr>
-        <w:t>Un simple malentendu</w:t>
+        <w:t>C'est une décision individuelle et libre de chacun</w:t>
       </w:r>
     </w:p>
     <w:p>
@@ -6776,7 +8868,210 @@
           <w:color w:val="666666"/>
           <w:sz w:val="19"/>
         </w:rPr>
-        <w:t>Menacer une victime en groupe pour lui faire peur ou la faire taire, c'est de l'intimidation collective. Même sans violence physique, ces messages créent un état d'angoisse permanent.</w:t>
+        <w:t>Le harcèlement de groupe fonctionne parce que la pression sociale étouffe les voix discordantes. Kevin doute, mais il se conforme pour ne pas être exclu à son tour. Pendant ce temps, Clara fait face à une masse entière - ce qui rend son isolement total et son sentiment d'injustice encore plus fort.</w:t>
+      </w:r>
+    </w:p>
+    <w:p>
+      <w:pPr>
+        <w:spacing w:before="0" w:after="30" w:line="276" w:lineRule="auto"/>
+        <w:keepLines/>
+      </w:pPr>
+      <w:r>
+        <w:rPr>
+          <w:rFonts w:ascii="Arial Narrow" w:hAnsi="Arial Narrow"/>
+          <w:b/>
+          <w:color w:val="AAAAAA"/>
+          <w:sz w:val="17"/>
+        </w:rPr>
+        <w:t xml:space="preserve">Enzo        </w:t>
+      </w:r>
+      <w:r>
+        <w:rPr>
+          <w:sz w:val="16"/>
+        </w:rPr>
+        <w:t xml:space="preserve">  </w:t>
+      </w:r>
+      <w:r>
+        <w:rPr>
+          <w:sz w:val="21"/>
+        </w:rPr>
+        <w:t>@anonymous_x0 c'est moi qui l'ai créé, Théo l'utilise aussi btw</w:t>
+      </w:r>
+    </w:p>
+    <w:p>
+      <w:pPr>
+        <w:spacing w:before="0" w:after="30" w:line="276" w:lineRule="auto"/>
+        <w:keepLines/>
+      </w:pPr>
+      <w:r>
+        <w:rPr>
+          <w:rFonts w:ascii="Arial Narrow" w:hAnsi="Arial Narrow"/>
+          <w:b/>
+          <w:color w:val="7A3A00"/>
+          <w:sz w:val="17"/>
+        </w:rPr>
+        <w:t xml:space="preserve">Jade        </w:t>
+      </w:r>
+      <w:r>
+        <w:rPr>
+          <w:sz w:val="16"/>
+        </w:rPr>
+        <w:t xml:space="preserve">  </w:t>
+      </w:r>
+      <w:r>
+        <w:rPr>
+          <w:sz w:val="21"/>
+        </w:rPr>
+        <w:t>et j'en ai fait un 2e : @vrai_info_colleg, pour balancer des rumeurs sur elle</w:t>
+      </w:r>
+    </w:p>
+    <w:p>
+      <w:pPr>
+        <w:spacing w:before="0" w:after="30" w:line="276" w:lineRule="auto"/>
+        <w:keepLines/>
+      </w:pPr>
+      <w:r>
+        <w:rPr>
+          <w:rFonts w:ascii="Arial Narrow" w:hAnsi="Arial Narrow"/>
+          <w:b/>
+          <w:color w:val="AAAAAA"/>
+          <w:sz w:val="17"/>
+        </w:rPr>
+        <w:t xml:space="preserve">Théo        </w:t>
+      </w:r>
+      <w:r>
+        <w:rPr>
+          <w:sz w:val="16"/>
+        </w:rPr>
+        <w:t xml:space="preserve">  </w:t>
+      </w:r>
+      <w:r>
+        <w:rPr>
+          <w:sz w:val="21"/>
+        </w:rPr>
+        <w:t>moi j'ai @jevoustrouve pour lui faire peur la nuit</w:t>
+      </w:r>
+    </w:p>
+    <w:p>
+      <w:pPr>
+        <w:spacing w:before="0" w:after="30" w:line="276" w:lineRule="auto"/>
+        <w:keepLines/>
+      </w:pPr>
+      <w:r>
+        <w:rPr>
+          <w:rFonts w:ascii="Arial Narrow" w:hAnsi="Arial Narrow"/>
+          <w:b/>
+          <w:color w:val="7A1A4A"/>
+          <w:sz w:val="17"/>
+        </w:rPr>
+        <w:t xml:space="preserve">Marine      </w:t>
+      </w:r>
+      <w:r>
+        <w:rPr>
+          <w:sz w:val="16"/>
+        </w:rPr>
+        <w:t xml:space="preserve">  </w:t>
+      </w:r>
+      <w:r>
+        <w:rPr>
+          <w:sz w:val="21"/>
+        </w:rPr>
+        <w:t>moi mon compte je dis pas lequel 🤫 mais allez voir sous la photo de son chat, j'ai mis que même son chat avait l'air aussi nul qu'elle 😂</w:t>
+      </w:r>
+    </w:p>
+    <w:p>
+      <w:pPr>
+        <w:jc w:val="left"/>
+        <w:spacing w:before="0" w:after="70" w:line="276" w:lineRule="auto"/>
+      </w:pPr>
+      <w:r>
+        <w:rPr>
+          <w:i/>
+          <w:color w:val="666666"/>
+          <w:sz w:val="18"/>
+        </w:rPr>
+        <w:t>🔎 Enquête : Marine ne dit pas quel compte elle utilise. Mais son commentaire est sous la photo du chat de Clara : je peux retrouver qui l'a écrit. Le joueur va sur l'Instaclasse, ouvre la photo du chat et appuie sur le pseudo de l'auteur du commentaire (@anon_colleg_real).</w:t>
+      </w:r>
+    </w:p>
+    <w:p>
+      <w:pPr>
+        <w:spacing w:before="0" w:after="30" w:line="276" w:lineRule="auto"/>
+        <w:keepLines/>
+      </w:pPr>
+      <w:r>
+        <w:rPr>
+          <w:rFonts w:ascii="Arial Narrow" w:hAnsi="Arial Narrow"/>
+          <w:b/>
+          <w:color w:val="7A1A4A"/>
+          <w:sz w:val="17"/>
+        </w:rPr>
+        <w:t xml:space="preserve">Marine      </w:t>
+      </w:r>
+      <w:r>
+        <w:rPr>
+          <w:sz w:val="16"/>
+        </w:rPr>
+        <w:t xml:space="preserve">  </w:t>
+      </w:r>
+      <w:r>
+        <w:rPr>
+          <w:sz w:val="21"/>
+        </w:rPr>
+        <w:t>pour ce soir on s'organise : messages toutes les heures après minuit</w:t>
+      </w:r>
+    </w:p>
+    <w:p>
+      <w:pPr>
+        <w:spacing w:before="0" w:after="30" w:line="276" w:lineRule="auto"/>
+        <w:keepLines/>
+      </w:pPr>
+      <w:r>
+        <w:rPr>
+          <w:rFonts w:ascii="Arial Narrow" w:hAnsi="Arial Narrow"/>
+          <w:b/>
+          <w:color w:val="AAAAAA"/>
+          <w:sz w:val="17"/>
+        </w:rPr>
+        <w:t xml:space="preserve">Enzo        </w:t>
+      </w:r>
+      <w:r>
+        <w:rPr>
+          <w:sz w:val="16"/>
+        </w:rPr>
+        <w:t xml:space="preserve">  </w:t>
+      </w:r>
+      <w:r>
+        <w:rPr>
+          <w:sz w:val="21"/>
+        </w:rPr>
+        <w:t>pour qu'elle pense à nous même chez elle, même quand elle essaie de dormir 💀</w:t>
+      </w:r>
+    </w:p>
+    <w:p>
+      <w:pPr>
+        <w:spacing w:before="0" w:after="30" w:line="276" w:lineRule="auto"/>
+        <w:keepLines/>
+      </w:pPr>
+      <w:r>
+        <w:rPr>
+          <w:rFonts w:ascii="Arial Narrow" w:hAnsi="Arial Narrow"/>
+          <w:b/>
+          <w:color w:val="7A3A00"/>
+          <w:sz w:val="17"/>
+        </w:rPr>
+        <w:t xml:space="preserve">Jade        </w:t>
+      </w:r>
+      <w:r>
+        <w:rPr>
+          <w:sz w:val="16"/>
+        </w:rPr>
+        <w:t xml:space="preserve">  </w:t>
+      </w:r>
+      <w:r>
+        <w:rPr>
+          <w:sz w:val="21"/>
+        </w:rPr>
+        <w:t>et on flood ses DMs depuis les comptes anon, surtout des trucs sur son physique</w:t>
       </w:r>
     </w:p>
     <w:p>
@@ -6795,7 +9090,7 @@
           <w:color w:val="2A4A7A"/>
           <w:sz w:val="20"/>
         </w:rPr>
-        <w:t>conversation « anon_colleg_real »</w:t>
+        <w:t>point d'analyse « anonymat »</w:t>
       </w:r>
     </w:p>
     <w:p>
@@ -6811,7 +9106,7 @@
         <w:rPr>
           <w:sz w:val="21"/>
         </w:rPr>
-        <w:t>"Clara est-elle la personne la plus nulle du collège ?" - Quel type de cyberharcèlement est-ce ?</w:t>
+        <w:t>Pourquoi créent-ils des comptes anonymes spécifiquement pour harceler Clara ?</w:t>
       </w:r>
     </w:p>
     <w:p>
@@ -6822,11 +9117,24 @@
       </w:pPr>
       <w:r>
         <w:rPr>
+          <w:sz w:val="20"/>
+        </w:rPr>
+        <w:t>Pour tester les paramètres de confidentialité d'Instaclasse</w:t>
+      </w:r>
+    </w:p>
+    <w:p>
+      <w:pPr>
+        <w:spacing w:before="0" w:after="20" w:line="276" w:lineRule="auto"/>
+        <w:ind w:left="600"/>
+        <w:shd w:val="clear" w:color="auto" w:fill="F5F7FA"/>
+      </w:pPr>
+      <w:r>
+        <w:rPr>
           <w:b/>
           <w:color w:val="2A7A50"/>
           <w:sz w:val="20"/>
         </w:rPr>
-        <w:t>Un sondage d'humiliation publique</w:t>
+        <w:t>Pour éviter d'être identifiés, multiplier les agresseurs apparents et rendre le blocage impossible</w:t>
       </w:r>
     </w:p>
     <w:p>
@@ -6839,7 +9147,7 @@
         <w:rPr>
           <w:sz w:val="20"/>
         </w:rPr>
-        <w:t>Du phishing (vol de données)</w:t>
+        <w:t>Parce que leurs vrais comptes ont déjà été bloqués par Clara</w:t>
       </w:r>
     </w:p>
     <w:p>
@@ -6852,20 +9160,7 @@
         <w:rPr>
           <w:sz w:val="20"/>
         </w:rPr>
-        <w:t>Une exclusion d'un groupe de jeu en ligne</w:t>
-      </w:r>
-    </w:p>
-    <w:p>
-      <w:pPr>
-        <w:spacing w:before="0" w:after="20" w:line="276" w:lineRule="auto"/>
-        <w:ind w:left="600"/>
-        <w:shd w:val="clear" w:color="auto" w:fill="F5F7FA"/>
-      </w:pPr>
-      <w:r>
-        <w:rPr>
-          <w:sz w:val="20"/>
-        </w:rPr>
-        <w:t>Du spam publicitaire</w:t>
+        <w:t>Pour jouer un rôle fictif sans conséquences réelles</w:t>
       </w:r>
     </w:p>
     <w:p>
@@ -6883,649 +9178,563 @@
           <w:color w:val="666666"/>
           <w:sz w:val="19"/>
         </w:rPr>
-        <w:t>Un sondage d'humiliation cible une personne publiquement pour la ridiculiser devant tout un groupe. Avec le temps, la victime intègre souvent ce jugement collectif comme une vérité sur elle-même.</w:t>
-      </w:r>
-    </w:p>
-    <w:p>
-      <w:pPr>
-        <w:spacing w:before="120" w:after="30" w:line="276" w:lineRule="auto"/>
-        <w:ind w:left="200"/>
-        <w:shd w:val="clear" w:color="auto" w:fill="F5F7FA"/>
-        <w:pBdr>
-          <w:left w:val="single" w:sz="8" w:space="4" w:color="2a4a7a"/>
-        </w:pBdr>
+        <w:t>Les comptes anonymes servent à masquer l'identité des harceleurs tout en donnant l'impression que les attaques viennent de partout. Clara ne peut pas identifier ses agresseurs, les bloquer efficacement, ni prouver qui fait quoi. L'angoisse devient permanente car la menace semble surgir de nulle part - même chez elle, même la nuit.</w:t>
+      </w:r>
+    </w:p>
+    <w:p>
+      <w:pPr>
+        <w:spacing w:before="80" w:after="60" w:line="276" w:lineRule="auto"/>
+        <w:jc w:val="center"/>
       </w:pPr>
       <w:r>
         <w:rPr>
           <w:rFonts w:ascii="Arial" w:hAnsi="Arial"/>
+          <w:i/>
+          <w:color w:val="999999"/>
+          <w:sz w:val="17"/>
+        </w:rPr>
+        <w:t>Lendemain - 09h14</w:t>
+      </w:r>
+    </w:p>
+    <w:p>
+      <w:pPr>
+        <w:spacing w:before="0" w:after="30" w:line="276" w:lineRule="auto"/>
+        <w:keepLines/>
+      </w:pPr>
+      <w:r>
+        <w:rPr>
+          <w:rFonts w:ascii="Arial Narrow" w:hAnsi="Arial Narrow"/>
           <w:b/>
-          <w:color w:val="2A4A7A"/>
-          <w:sz w:val="20"/>
-        </w:rPr>
-        <w:t>conversation « super_secret_info »</w:t>
-      </w:r>
-    </w:p>
-    <w:p>
-      <w:pPr>
-        <w:spacing w:before="0" w:after="60" w:line="276" w:lineRule="auto"/>
-        <w:ind w:left="200"/>
-        <w:shd w:val="clear" w:color="auto" w:fill="F5F7FA"/>
-        <w:pBdr>
-          <w:left w:val="single" w:sz="8" w:space="4" w:color="2a4a7a"/>
-        </w:pBdr>
-      </w:pPr>
+          <w:color w:val="7A3A00"/>
+          <w:sz w:val="17"/>
+        </w:rPr>
+        <w:t xml:space="preserve">Jade        </w:t>
+      </w:r>
+      <w:r>
+        <w:rPr>
+          <w:sz w:val="16"/>
+        </w:rPr>
+        <w:t xml:space="preserve">  </w:t>
+      </w:r>
       <w:r>
         <w:rPr>
           <w:sz w:val="21"/>
         </w:rPr>
-        <w:t>"On parle de toi en mal mais je ne te dirai pas ce qu'on dit." - C'est quoi ?</w:t>
-      </w:r>
-    </w:p>
-    <w:p>
-      <w:pPr>
-        <w:spacing w:before="0" w:after="20" w:line="276" w:lineRule="auto"/>
-        <w:ind w:left="600"/>
-        <w:shd w:val="clear" w:color="auto" w:fill="F5F7FA"/>
-      </w:pPr>
-      <w:r>
-        <w:rPr>
-          <w:sz w:val="20"/>
-        </w:rPr>
-        <w:t>Un conseil d'ami maladroit</w:t>
-      </w:r>
-    </w:p>
-    <w:p>
-      <w:pPr>
-        <w:spacing w:before="0" w:after="20" w:line="276" w:lineRule="auto"/>
-        <w:ind w:left="600"/>
-        <w:shd w:val="clear" w:color="auto" w:fill="F5F7FA"/>
-      </w:pPr>
-      <w:r>
-        <w:rPr>
+        <w:t>vous avez vu ? Clara a plus posté depuis hier soir</w:t>
+      </w:r>
+    </w:p>
+    <w:p>
+      <w:pPr>
+        <w:spacing w:before="0" w:after="30" w:line="276" w:lineRule="auto"/>
+        <w:keepLines/>
+      </w:pPr>
+      <w:r>
+        <w:rPr>
+          <w:rFonts w:ascii="Arial Narrow" w:hAnsi="Arial Narrow"/>
           <w:b/>
-          <w:color w:val="2A7A50"/>
-          <w:sz w:val="20"/>
-        </w:rPr>
-        <w:t>Une manipulation pour isoler et angoisser la victime</w:t>
-      </w:r>
-    </w:p>
-    <w:p>
-      <w:pPr>
-        <w:spacing w:before="0" w:after="20" w:line="276" w:lineRule="auto"/>
-        <w:ind w:left="600"/>
-        <w:shd w:val="clear" w:color="auto" w:fill="F5F7FA"/>
-      </w:pPr>
-      <w:r>
-        <w:rPr>
-          <w:sz w:val="20"/>
-        </w:rPr>
-        <w:t>Du doxxing (divulgation de données personnelles)</w:t>
-      </w:r>
-    </w:p>
-    <w:p>
-      <w:pPr>
-        <w:spacing w:before="0" w:after="20" w:line="276" w:lineRule="auto"/>
-        <w:ind w:left="600"/>
-        <w:shd w:val="clear" w:color="auto" w:fill="F5F7FA"/>
-      </w:pPr>
-      <w:r>
-        <w:rPr>
-          <w:sz w:val="20"/>
-        </w:rPr>
-        <w:t>Un troll sans conséquences</w:t>
-      </w:r>
-    </w:p>
-    <w:p>
-      <w:pPr>
-        <w:spacing w:before="40" w:after="80" w:line="276" w:lineRule="auto"/>
-        <w:ind w:left="200"/>
-        <w:shd w:val="clear" w:color="auto" w:fill="F5F7FA"/>
-        <w:pBdr>
-          <w:left w:val="single" w:sz="8" w:space="4" w:color="2a4a7a"/>
-        </w:pBdr>
+          <w:color w:val="AAAAAA"/>
+          <w:sz w:val="17"/>
+        </w:rPr>
+        <w:t xml:space="preserve">Enzo        </w:t>
+      </w:r>
+      <w:r>
+        <w:rPr>
+          <w:sz w:val="16"/>
+        </w:rPr>
+        <w:t xml:space="preserve">  </w:t>
+      </w:r>
+      <w:r>
+        <w:rPr>
+          <w:sz w:val="21"/>
+        </w:rPr>
+        <w:t>hahaha on l'a bien cassée 💀</w:t>
+      </w:r>
+    </w:p>
+    <w:p>
+      <w:pPr>
+        <w:spacing w:before="0" w:after="30" w:line="276" w:lineRule="auto"/>
+        <w:keepLines/>
+      </w:pPr>
+      <w:r>
+        <w:rPr>
+          <w:rFonts w:ascii="Arial Narrow" w:hAnsi="Arial Narrow"/>
+          <w:b/>
+          <w:color w:val="AAAAAA"/>
+          <w:sz w:val="17"/>
+        </w:rPr>
+        <w:t xml:space="preserve">Théo        </w:t>
+      </w:r>
+      <w:r>
+        <w:rPr>
+          <w:sz w:val="16"/>
+        </w:rPr>
+        <w:t xml:space="preserve">  </w:t>
+      </w:r>
+      <w:r>
+        <w:rPr>
+          <w:sz w:val="21"/>
+        </w:rPr>
+        <w:t>même plus vue en ligne depuis ce matin</w:t>
+      </w:r>
+    </w:p>
+    <w:p>
+      <w:pPr>
+        <w:spacing w:before="0" w:after="30" w:line="276" w:lineRule="auto"/>
+        <w:keepLines/>
+      </w:pPr>
+      <w:r>
+        <w:rPr>
+          <w:rFonts w:ascii="Arial Narrow" w:hAnsi="Arial Narrow"/>
+          <w:b/>
+          <w:color w:val="7A1A4A"/>
+          <w:sz w:val="17"/>
+        </w:rPr>
+        <w:t xml:space="preserve">Marine      </w:t>
+      </w:r>
+      <w:r>
+        <w:rPr>
+          <w:sz w:val="16"/>
+        </w:rPr>
+        <w:t xml:space="preserve">  </w:t>
+      </w:r>
+      <w:r>
+        <w:rPr>
+          <w:sz w:val="21"/>
+        </w:rPr>
+        <w:t>et elle était pas en cours aujourd'hui non plus 😂</w:t>
+      </w:r>
+    </w:p>
+    <w:p>
+      <w:pPr>
+        <w:spacing w:before="0" w:after="30" w:line="276" w:lineRule="auto"/>
+        <w:keepLines/>
+      </w:pPr>
+      <w:r>
+        <w:rPr>
+          <w:rFonts w:ascii="Arial Narrow" w:hAnsi="Arial Narrow"/>
+          <w:b/>
+          <w:color w:val="555555"/>
+          <w:sz w:val="17"/>
+        </w:rPr>
+        <w:t xml:space="preserve">Kevin       </w:t>
+      </w:r>
+      <w:r>
+        <w:rPr>
+          <w:sz w:val="16"/>
+        </w:rPr>
+        <w:t xml:space="preserve">  </w:t>
+      </w:r>
+      <w:r>
+        <w:rPr>
+          <w:sz w:val="21"/>
+        </w:rPr>
+        <w:t>sérieusement... c'est peut-être grave là</w:t>
+      </w:r>
+    </w:p>
+    <w:p>
+      <w:pPr>
+        <w:spacing w:before="0" w:after="30" w:line="276" w:lineRule="auto"/>
+        <w:keepLines/>
+      </w:pPr>
+      <w:r>
+        <w:rPr>
+          <w:rFonts w:ascii="Arial Narrow" w:hAnsi="Arial Narrow"/>
+          <w:b/>
+          <w:color w:val="AAAAAA"/>
+          <w:sz w:val="17"/>
+        </w:rPr>
+        <w:t xml:space="preserve">Enzo        </w:t>
+      </w:r>
+      <w:r>
+        <w:rPr>
+          <w:sz w:val="16"/>
+        </w:rPr>
+        <w:t xml:space="preserve">  </w:t>
+      </w:r>
+      <w:r>
+        <w:rPr>
+          <w:sz w:val="21"/>
+        </w:rPr>
+        <w:t>relax elle a juste besoin d'une pause, elle l'a bien cherché 😂</w:t>
+      </w:r>
+    </w:p>
+    <w:p>
+      <w:pPr>
+        <w:spacing w:before="0" w:after="30" w:line="276" w:lineRule="auto"/>
+        <w:keepLines/>
+      </w:pPr>
+      <w:r>
+        <w:rPr>
+          <w:rFonts w:ascii="Arial Narrow" w:hAnsi="Arial Narrow"/>
+          <w:b/>
+          <w:color w:val="555555"/>
+          <w:sz w:val="17"/>
+        </w:rPr>
+        <w:t xml:space="preserve">Kevin       </w:t>
+      </w:r>
+      <w:r>
+        <w:rPr>
+          <w:sz w:val="16"/>
+        </w:rPr>
+        <w:t xml:space="preserve">  </w:t>
+      </w:r>
+      <w:r>
+        <w:rPr>
+          <w:sz w:val="21"/>
+        </w:rPr>
+        <w:t>elle a disparu de partout d'un coup. c'est pas normal</w:t>
+      </w:r>
+    </w:p>
+    <w:p>
+      <w:pPr>
+        <w:spacing w:before="0" w:after="30" w:line="276" w:lineRule="auto"/>
+        <w:keepLines/>
+      </w:pPr>
+      <w:r>
+        <w:rPr>
+          <w:rFonts w:ascii="Arial Narrow" w:hAnsi="Arial Narrow"/>
+          <w:b/>
+          <w:color w:val="7A3A00"/>
+          <w:sz w:val="17"/>
+        </w:rPr>
+        <w:t xml:space="preserve">Jade        </w:t>
+      </w:r>
+      <w:r>
+        <w:rPr>
+          <w:sz w:val="16"/>
+        </w:rPr>
+        <w:t xml:space="preserve">  </w:t>
+      </w:r>
+      <w:r>
+        <w:rPr>
+          <w:sz w:val="21"/>
+        </w:rPr>
+        <w:t>kevin arrête de dramatiser c'est bon</w:t>
+      </w:r>
+    </w:p>
+    <w:p>
+      <w:pPr>
+        <w:spacing w:before="0" w:after="30" w:line="276" w:lineRule="auto"/>
+        <w:keepLines/>
+      </w:pPr>
+      <w:r>
+        <w:rPr>
+          <w:rFonts w:ascii="Arial Narrow" w:hAnsi="Arial Narrow"/>
+          <w:b/>
+          <w:color w:val="7A1A4A"/>
+          <w:sz w:val="17"/>
+        </w:rPr>
+        <w:t xml:space="preserve">Marine      </w:t>
+      </w:r>
+      <w:r>
+        <w:rPr>
+          <w:sz w:val="16"/>
+        </w:rPr>
+        <w:t xml:space="preserve">  </w:t>
+      </w:r>
+      <w:r>
+        <w:rPr>
+          <w:sz w:val="21"/>
+        </w:rPr>
+        <w:t>j'ai entendu dire qu'elle est partie dans son « havre secret » lmao</w:t>
+      </w:r>
+    </w:p>
+    <w:p>
+      <w:pPr>
+        <w:spacing w:before="0" w:after="30" w:line="276" w:lineRule="auto"/>
+        <w:keepLines/>
+      </w:pPr>
+      <w:r>
+        <w:rPr>
+          <w:rFonts w:ascii="Arial Narrow" w:hAnsi="Arial Narrow"/>
+          <w:b/>
+          <w:color w:val="AAAAAA"/>
+          <w:sz w:val="17"/>
+        </w:rPr>
+        <w:t xml:space="preserve">Enzo        </w:t>
+      </w:r>
+      <w:r>
+        <w:rPr>
+          <w:sz w:val="16"/>
+        </w:rPr>
+        <w:t xml:space="preserve">  </w:t>
+      </w:r>
+      <w:r>
+        <w:rPr>
+          <w:sz w:val="21"/>
+        </w:rPr>
+        <w:t>son QUOI 💀💀💀</w:t>
+      </w:r>
+    </w:p>
+    <w:p>
+      <w:pPr>
+        <w:spacing w:before="0" w:after="30" w:line="276" w:lineRule="auto"/>
+        <w:keepLines/>
+      </w:pPr>
+      <w:r>
+        <w:rPr>
+          <w:rFonts w:ascii="Arial Narrow" w:hAnsi="Arial Narrow"/>
+          <w:b/>
+          <w:color w:val="7A3A00"/>
+          <w:sz w:val="17"/>
+        </w:rPr>
+        <w:t xml:space="preserve">Jade        </w:t>
+      </w:r>
+      <w:r>
+        <w:rPr>
+          <w:sz w:val="16"/>
+        </w:rPr>
+        <w:t xml:space="preserve">  </w:t>
+      </w:r>
+      <w:r>
+        <w:rPr>
+          <w:sz w:val="21"/>
+        </w:rPr>
+        <w:t>elle est vraiment trop bizarre cette fille avec ses mots de 40 ans</w:t>
+      </w:r>
+    </w:p>
+    <w:p>
+      <w:pPr>
+        <w:spacing w:before="0" w:after="30" w:line="276" w:lineRule="auto"/>
+        <w:keepLines/>
+      </w:pPr>
+      <w:r>
+        <w:rPr>
+          <w:rFonts w:ascii="Arial Narrow" w:hAnsi="Arial Narrow"/>
+          <w:b/>
+          <w:color w:val="AAAAAA"/>
+          <w:sz w:val="17"/>
+        </w:rPr>
+        <w:t xml:space="preserve">Théo        </w:t>
+      </w:r>
+      <w:r>
+        <w:rPr>
+          <w:sz w:val="16"/>
+        </w:rPr>
+        <w:t xml:space="preserve">  </w:t>
+      </w:r>
+      <w:r>
+        <w:rPr>
+          <w:sz w:val="21"/>
+        </w:rPr>
+        <w:t>c'est quoi ce « havre secret » omg elle se prend pour qui</w:t>
+      </w:r>
+    </w:p>
+    <w:p>
+      <w:pPr>
+        <w:spacing w:before="0" w:after="30" w:line="276" w:lineRule="auto"/>
+        <w:keepLines/>
+      </w:pPr>
+      <w:r>
+        <w:rPr>
+          <w:rFonts w:ascii="Arial Narrow" w:hAnsi="Arial Narrow"/>
+          <w:b/>
+          <w:color w:val="7A1A4A"/>
+          <w:sz w:val="17"/>
+        </w:rPr>
+        <w:t xml:space="preserve">Marine      </w:t>
+      </w:r>
+      <w:r>
+        <w:rPr>
+          <w:sz w:val="16"/>
+        </w:rPr>
+        <w:t xml:space="preserve">  </w:t>
+      </w:r>
+      <w:r>
+        <w:rPr>
+          <w:sz w:val="21"/>
+        </w:rPr>
+        <w:t>chez sa tante je crois, quelque part, personne sait vraiment</w:t>
+      </w:r>
+    </w:p>
+    <w:p>
+      <w:pPr>
+        <w:spacing w:before="0" w:after="30" w:line="276" w:lineRule="auto"/>
+        <w:keepLines/>
+      </w:pPr>
+      <w:r>
+        <w:rPr>
+          <w:rFonts w:ascii="Arial Narrow" w:hAnsi="Arial Narrow"/>
+          <w:b/>
+          <w:color w:val="AAAAAA"/>
+          <w:sz w:val="17"/>
+        </w:rPr>
+        <w:t xml:space="preserve">Enzo        </w:t>
+      </w:r>
+      <w:r>
+        <w:rPr>
+          <w:sz w:val="16"/>
+        </w:rPr>
+        <w:t xml:space="preserve">  </w:t>
+      </w:r>
+      <w:r>
+        <w:rPr>
+          <w:sz w:val="21"/>
+        </w:rPr>
+        <w:t>lmao elle s'est enfuie dans son château secret 🏰 trop pathétique</w:t>
+      </w:r>
+    </w:p>
+    <w:p>
+      <w:pPr>
+        <w:spacing w:before="0" w:after="30" w:line="276" w:lineRule="auto"/>
+        <w:keepLines/>
+      </w:pPr>
+      <w:r>
+        <w:rPr>
+          <w:rFonts w:ascii="Arial Narrow" w:hAnsi="Arial Narrow"/>
+          <w:b/>
+          <w:color w:val="555555"/>
+          <w:sz w:val="17"/>
+        </w:rPr>
+        <w:t xml:space="preserve">Kevin       </w:t>
+      </w:r>
+      <w:r>
+        <w:rPr>
+          <w:sz w:val="16"/>
+        </w:rPr>
+        <w:t xml:space="preserve">  </w:t>
+      </w:r>
+      <w:r>
+        <w:rPr>
+          <w:sz w:val="21"/>
+        </w:rPr>
+        <w:t>les gars franchement... on est peut-être allés trop loin</w:t>
+      </w:r>
+    </w:p>
+    <w:p>
+      <w:pPr>
+        <w:spacing w:before="0" w:after="30" w:line="276" w:lineRule="auto"/>
+        <w:keepLines/>
+      </w:pPr>
+      <w:r>
+        <w:rPr>
+          <w:rFonts w:ascii="Arial Narrow" w:hAnsi="Arial Narrow"/>
+          <w:b/>
+          <w:color w:val="AAAAAA"/>
+          <w:sz w:val="17"/>
+        </w:rPr>
+        <w:t xml:space="preserve">Théo        </w:t>
+      </w:r>
+      <w:r>
+        <w:rPr>
+          <w:sz w:val="16"/>
+        </w:rPr>
+        <w:t xml:space="preserve">  </w:t>
+      </w:r>
+      <w:r>
+        <w:rPr>
+          <w:sz w:val="21"/>
+        </w:rPr>
+        <w:t>non, elle l'a bien cherché. elle avait juste à pas réagir comme ça</w:t>
+      </w:r>
+    </w:p>
+    <w:p>
+      <w:pPr>
+        <w:spacing w:before="0" w:after="30" w:line="276" w:lineRule="auto"/>
+        <w:keepLines/>
+      </w:pPr>
+      <w:r>
+        <w:rPr>
+          <w:rFonts w:ascii="Arial Narrow" w:hAnsi="Arial Narrow"/>
+          <w:b/>
+          <w:color w:val="7A3A00"/>
+          <w:sz w:val="17"/>
+        </w:rPr>
+        <w:t xml:space="preserve">Jade        </w:t>
+      </w:r>
+      <w:r>
+        <w:rPr>
+          <w:sz w:val="16"/>
+        </w:rPr>
+        <w:t xml:space="preserve">  </w:t>
+      </w:r>
+      <w:r>
+        <w:rPr>
+          <w:sz w:val="21"/>
+        </w:rPr>
+        <w:t>exactement, c'est sa faute si elle peut pas encaisser</w:t>
+      </w:r>
+    </w:p>
+    <w:p>
+      <w:pPr>
+        <w:spacing w:before="0" w:after="30" w:line="276" w:lineRule="auto"/>
+        <w:keepLines/>
+      </w:pPr>
+      <w:r>
+        <w:rPr>
+          <w:rFonts w:ascii="Arial Narrow" w:hAnsi="Arial Narrow"/>
+          <w:b/>
+          <w:color w:val="AAAAAA"/>
+          <w:sz w:val="17"/>
+        </w:rPr>
+        <w:t xml:space="preserve">Enzo        </w:t>
+      </w:r>
+      <w:r>
+        <w:rPr>
+          <w:sz w:val="16"/>
+        </w:rPr>
+        <w:t xml:space="preserve">  </w:t>
+      </w:r>
+      <w:r>
+        <w:rPr>
+          <w:sz w:val="21"/>
+        </w:rPr>
+        <w:t>bon elle revient quand elle veut de son « havre » 😂 on sera là</w:t>
+      </w:r>
+    </w:p>
+    <w:p>
+      <w:pPr>
+        <w:spacing w:before="0" w:after="30" w:line="276" w:lineRule="auto"/>
+        <w:keepLines/>
+      </w:pPr>
+      <w:r>
+        <w:rPr>
+          <w:rFonts w:ascii="Arial Narrow" w:hAnsi="Arial Narrow"/>
+          <w:b/>
+          <w:color w:val="555555"/>
+          <w:sz w:val="17"/>
+        </w:rPr>
+        <w:t xml:space="preserve">Kevin       </w:t>
+      </w:r>
+      <w:r>
+        <w:rPr>
+          <w:sz w:val="16"/>
+        </w:rPr>
+        <w:t xml:space="preserve">  </w:t>
+      </w:r>
+      <w:r>
+        <w:rPr>
+          <w:sz w:val="21"/>
+        </w:rPr>
+        <w:t>...</w:t>
+      </w:r>
+    </w:p>
+    <w:p>
+      <w:pPr>
+        <w:jc w:val="left"/>
+        <w:spacing w:before="0" w:after="70" w:line="276" w:lineRule="auto"/>
       </w:pPr>
       <w:r>
         <w:rPr>
           <w:i/>
           <w:color w:val="666666"/>
-          <w:sz w:val="19"/>
-        </w:rPr>
-        <w:t>Insinuer que "tout le monde parle de toi en mal" sans jamais le préciser est une manipulation psychologique. L'objectif est de créer une angoisse permanente et de couper la victime de ses proches.</w:t>
-      </w:r>
-    </w:p>
-    <w:p>
-      <w:pPr>
-        <w:spacing w:before="120" w:after="30" w:line="276" w:lineRule="auto"/>
-        <w:ind w:left="200"/>
-        <w:shd w:val="clear" w:color="auto" w:fill="F5F7FA"/>
-        <w:pBdr>
-          <w:left w:val="single" w:sz="8" w:space="4" w:color="2a4a7a"/>
-        </w:pBdr>
-      </w:pPr>
-      <w:r>
-        <w:rPr>
-          <w:rFonts w:ascii="Arial" w:hAnsi="Arial"/>
-          <w:b/>
-          <w:color w:val="2A4A7A"/>
-          <w:sz w:val="20"/>
-        </w:rPr>
-        <w:t>conversation « delete_clara »</w:t>
-      </w:r>
-    </w:p>
-    <w:p>
-      <w:pPr>
-        <w:spacing w:before="0" w:after="60" w:line="276" w:lineRule="auto"/>
-        <w:ind w:left="200"/>
-        <w:shd w:val="clear" w:color="auto" w:fill="F5F7FA"/>
-        <w:pBdr>
-          <w:left w:val="single" w:sz="8" w:space="4" w:color="2a4a7a"/>
-        </w:pBdr>
-      </w:pPr>
-      <w:r>
-        <w:rPr>
-          <w:sz w:val="21"/>
-        </w:rPr>
-        <w:t>"Supprime ton compte, personne ne le remarquerait." - Quel mécanisme est à l'œuvre ?</w:t>
-      </w:r>
-    </w:p>
-    <w:p>
-      <w:pPr>
-        <w:spacing w:before="0" w:after="20" w:line="276" w:lineRule="auto"/>
-        <w:ind w:left="600"/>
-        <w:shd w:val="clear" w:color="auto" w:fill="F5F7FA"/>
-      </w:pPr>
-      <w:r>
-        <w:rPr>
-          <w:sz w:val="20"/>
-        </w:rPr>
-        <w:t>Un conseil amical maladroit</w:t>
-      </w:r>
-    </w:p>
-    <w:p>
-      <w:pPr>
-        <w:spacing w:before="0" w:after="20" w:line="276" w:lineRule="auto"/>
-        <w:ind w:left="600"/>
-        <w:shd w:val="clear" w:color="auto" w:fill="F5F7FA"/>
-      </w:pPr>
-      <w:r>
-        <w:rPr>
-          <w:b/>
-          <w:color w:val="2A7A50"/>
-          <w:sz w:val="20"/>
-        </w:rPr>
-        <w:t>Une pression pour forcer la victime à s'exclure elle-même</w:t>
-      </w:r>
-    </w:p>
-    <w:p>
-      <w:pPr>
-        <w:spacing w:before="0" w:after="20" w:line="276" w:lineRule="auto"/>
-        <w:ind w:left="600"/>
-        <w:shd w:val="clear" w:color="auto" w:fill="F5F7FA"/>
-      </w:pPr>
-      <w:r>
-        <w:rPr>
-          <w:sz w:val="20"/>
-        </w:rPr>
-        <w:t>Du spam</w:t>
-      </w:r>
-    </w:p>
-    <w:p>
-      <w:pPr>
-        <w:spacing w:before="0" w:after="20" w:line="276" w:lineRule="auto"/>
-        <w:ind w:left="600"/>
-        <w:shd w:val="clear" w:color="auto" w:fill="F5F7FA"/>
-      </w:pPr>
-      <w:r>
-        <w:rPr>
-          <w:sz w:val="20"/>
-        </w:rPr>
-        <w:t>Une usurpation d'identité</w:t>
-      </w:r>
-    </w:p>
-    <w:p>
-      <w:pPr>
-        <w:spacing w:before="40" w:after="80" w:line="276" w:lineRule="auto"/>
-        <w:ind w:left="200"/>
-        <w:shd w:val="clear" w:color="auto" w:fill="F5F7FA"/>
-        <w:pBdr>
-          <w:left w:val="single" w:sz="8" w:space="4" w:color="2a4a7a"/>
-        </w:pBdr>
+          <w:sz w:val="18"/>
+        </w:rPr>
+        <w:t>💭 Léo se dit : Kevin a essayé de les arrêter, plusieurs fois. Seul contre quatre, il n'y arrive pas. C'est sans doute pour ça qu'il a envoyé le code à Clara.</w:t>
+      </w:r>
+    </w:p>
+    <w:p>
+      <w:pPr>
+        <w:jc w:val="left"/>
+        <w:spacing w:before="0" w:after="70" w:line="276" w:lineRule="auto"/>
       </w:pPr>
       <w:r>
         <w:rPr>
           <w:i/>
           <w:color w:val="666666"/>
-          <w:sz w:val="19"/>
-        </w:rPr>
-        <w:t>Pousser la victime à s'auto-exclure, c'est de l'exclusion forcée. L'objectif : faire disparaître la personne sans que le harceleur soit directement tenu responsable.</w:t>
-      </w:r>
-    </w:p>
-    <w:p>
-      <w:pPr>
-        <w:spacing w:before="120" w:after="30" w:line="276" w:lineRule="auto"/>
-        <w:ind w:left="200"/>
-        <w:shd w:val="clear" w:color="auto" w:fill="F5F7FA"/>
-        <w:pBdr>
-          <w:left w:val="single" w:sz="8" w:space="4" w:color="2a4a7a"/>
-        </w:pBdr>
-      </w:pPr>
-      <w:r>
-        <w:rPr>
-          <w:rFonts w:ascii="Arial" w:hAnsi="Arial"/>
-          <w:b/>
-          <w:color w:val="2A4A7A"/>
-          <w:sz w:val="20"/>
-        </w:rPr>
-        <w:t>conversation « ghost_account_333 »</w:t>
-      </w:r>
-    </w:p>
-    <w:p>
-      <w:pPr>
-        <w:spacing w:before="0" w:after="60" w:line="276" w:lineRule="auto"/>
-        <w:ind w:left="200"/>
-        <w:shd w:val="clear" w:color="auto" w:fill="F5F7FA"/>
-        <w:pBdr>
-          <w:left w:val="single" w:sz="8" w:space="4" w:color="2a4a7a"/>
-        </w:pBdr>
-      </w:pPr>
-      <w:r>
-        <w:rPr>
-          <w:sz w:val="21"/>
-        </w:rPr>
-        <w:t>"J'ai créé ce compte rien que pour te dire que t'es nulle." Quel est le danger spécifique ?</w:t>
-      </w:r>
-    </w:p>
-    <w:p>
-      <w:pPr>
-        <w:spacing w:before="0" w:after="20" w:line="276" w:lineRule="auto"/>
-        <w:ind w:left="600"/>
-        <w:shd w:val="clear" w:color="auto" w:fill="F5F7FA"/>
-      </w:pPr>
-      <w:r>
-        <w:rPr>
-          <w:sz w:val="20"/>
-        </w:rPr>
-        <w:t>Il collecte des données personnelles</w:t>
-      </w:r>
-    </w:p>
-    <w:p>
-      <w:pPr>
-        <w:spacing w:before="0" w:after="20" w:line="276" w:lineRule="auto"/>
-        <w:ind w:left="600"/>
-        <w:shd w:val="clear" w:color="auto" w:fill="F5F7FA"/>
-      </w:pPr>
-      <w:r>
-        <w:rPr>
-          <w:sz w:val="20"/>
-        </w:rPr>
-        <w:t>Il usurpe l'identité d'un ami de Clara</w:t>
-      </w:r>
-    </w:p>
-    <w:p>
-      <w:pPr>
-        <w:spacing w:before="0" w:after="20" w:line="276" w:lineRule="auto"/>
-        <w:ind w:left="600"/>
-        <w:shd w:val="clear" w:color="auto" w:fill="F5F7FA"/>
-      </w:pPr>
-      <w:r>
-        <w:rPr>
-          <w:b/>
-          <w:color w:val="2A7A50"/>
-          <w:sz w:val="20"/>
-        </w:rPr>
-        <w:t>Il a été créé uniquement pour harceler, protégé par l'anonymat</w:t>
-      </w:r>
-    </w:p>
-    <w:p>
-      <w:pPr>
-        <w:spacing w:before="0" w:after="20" w:line="276" w:lineRule="auto"/>
-        <w:ind w:left="600"/>
-        <w:shd w:val="clear" w:color="auto" w:fill="F5F7FA"/>
-      </w:pPr>
-      <w:r>
-        <w:rPr>
-          <w:sz w:val="20"/>
-        </w:rPr>
-        <w:t>Il envoie des virus</w:t>
-      </w:r>
-    </w:p>
-    <w:p>
-      <w:pPr>
-        <w:spacing w:before="40" w:after="80" w:line="276" w:lineRule="auto"/>
-        <w:ind w:left="200"/>
-        <w:shd w:val="clear" w:color="auto" w:fill="F5F7FA"/>
-        <w:pBdr>
-          <w:left w:val="single" w:sz="8" w:space="4" w:color="2a4a7a"/>
-        </w:pBdr>
-      </w:pPr>
-      <w:r>
-        <w:rPr>
-          <w:i/>
-          <w:color w:val="666666"/>
-          <w:sz w:val="19"/>
-        </w:rPr>
-        <w:t>Créer un compte uniquement pour harceler illustre la lâcheté que permet l'anonymat en ligne. La victime ne peut identifier ni bloquer réellement son agresseur.</w:t>
-      </w:r>
-    </w:p>
-    <w:p>
-      <w:pPr>
-        <w:spacing w:before="120" w:after="30" w:line="276" w:lineRule="auto"/>
-        <w:ind w:left="200"/>
-        <w:shd w:val="clear" w:color="auto" w:fill="F5F7FA"/>
-        <w:pBdr>
-          <w:left w:val="single" w:sz="8" w:space="4" w:color="2a4a7a"/>
-        </w:pBdr>
-      </w:pPr>
-      <w:r>
-        <w:rPr>
-          <w:rFonts w:ascii="Arial" w:hAnsi="Arial"/>
-          <w:b/>
-          <w:color w:val="2A4A7A"/>
-          <w:sz w:val="20"/>
-        </w:rPr>
-        <w:t>photo « glace du dimanche 🍦 »</w:t>
-      </w:r>
-    </w:p>
-    <w:p>
-      <w:pPr>
-        <w:spacing w:before="0" w:after="60" w:line="276" w:lineRule="auto"/>
-        <w:ind w:left="200"/>
-        <w:shd w:val="clear" w:color="auto" w:fill="F5F7FA"/>
-        <w:pBdr>
-          <w:left w:val="single" w:sz="8" w:space="4" w:color="2a4a7a"/>
-        </w:pBdr>
-      </w:pPr>
-      <w:r>
-        <w:rPr>
-          <w:sz w:val="21"/>
-        </w:rPr>
-        <w:t>À ton avis, comment appelle-t-on le genre de commentaire que tu viens de lire sous la photo ?</w:t>
-      </w:r>
-    </w:p>
-    <w:p>
-      <w:pPr>
-        <w:spacing w:before="0" w:after="20" w:line="276" w:lineRule="auto"/>
-        <w:ind w:left="600"/>
-        <w:shd w:val="clear" w:color="auto" w:fill="F5F7FA"/>
-      </w:pPr>
-      <w:r>
-        <w:rPr>
-          <w:sz w:val="20"/>
-        </w:rPr>
-        <w:t>Des conseils diététiques maladroits</w:t>
-      </w:r>
-    </w:p>
-    <w:p>
-      <w:pPr>
-        <w:spacing w:before="0" w:after="20" w:line="276" w:lineRule="auto"/>
-        <w:ind w:left="600"/>
-        <w:shd w:val="clear" w:color="auto" w:fill="F5F7FA"/>
-      </w:pPr>
-      <w:r>
-        <w:rPr>
-          <w:b/>
-          <w:color w:val="2A7A50"/>
-          <w:sz w:val="20"/>
-        </w:rPr>
-        <w:t>Du body shaming - harcèlement ciblant l'apparence physique</w:t>
-      </w:r>
-    </w:p>
-    <w:p>
-      <w:pPr>
-        <w:spacing w:before="0" w:after="20" w:line="276" w:lineRule="auto"/>
-        <w:ind w:left="600"/>
-        <w:shd w:val="clear" w:color="auto" w:fill="F5F7FA"/>
-      </w:pPr>
-      <w:r>
-        <w:rPr>
-          <w:sz w:val="20"/>
-        </w:rPr>
-        <w:t>Une simple blague entre amis</w:t>
-      </w:r>
-    </w:p>
-    <w:p>
-      <w:pPr>
-        <w:spacing w:before="0" w:after="20" w:line="276" w:lineRule="auto"/>
-        <w:ind w:left="600"/>
-        <w:shd w:val="clear" w:color="auto" w:fill="F5F7FA"/>
-      </w:pPr>
-      <w:r>
-        <w:rPr>
-          <w:sz w:val="20"/>
-        </w:rPr>
-        <w:t>Du spam</w:t>
-      </w:r>
-    </w:p>
-    <w:p>
-      <w:pPr>
-        <w:spacing w:before="40" w:after="80" w:line="276" w:lineRule="auto"/>
-        <w:ind w:left="200"/>
-        <w:shd w:val="clear" w:color="auto" w:fill="F5F7FA"/>
-        <w:pBdr>
-          <w:left w:val="single" w:sz="8" w:space="4" w:color="2a4a7a"/>
-        </w:pBdr>
-      </w:pPr>
-      <w:r>
-        <w:rPr>
-          <w:i/>
-          <w:color w:val="666666"/>
-          <w:sz w:val="19"/>
-        </w:rPr>
-        <w:t>Le body shaming consiste à critiquer le corps, le poids ou les habitudes alimentaires d'une personne pour la blesser et l'humilier. Répétés, ces commentaires peuvent provoquer des troubles durables de l'image corporelle.</w:t>
-      </w:r>
-    </w:p>
-    <w:p>
-      <w:pPr>
-        <w:spacing w:before="120" w:after="30" w:line="276" w:lineRule="auto"/>
-        <w:ind w:left="200"/>
-        <w:shd w:val="clear" w:color="auto" w:fill="F5F7FA"/>
-        <w:pBdr>
-          <w:left w:val="single" w:sz="8" w:space="4" w:color="2a4a7a"/>
-        </w:pBdr>
-      </w:pPr>
-      <w:r>
-        <w:rPr>
-          <w:rFonts w:ascii="Arial" w:hAnsi="Arial"/>
-          <w:b/>
-          <w:color w:val="2A4A7A"/>
-          <w:sz w:val="20"/>
-        </w:rPr>
-        <w:t>photo « concert ce soir 🎤🔥 »</w:t>
-      </w:r>
-    </w:p>
-    <w:p>
-      <w:pPr>
-        <w:spacing w:before="0" w:after="60" w:line="276" w:lineRule="auto"/>
-        <w:ind w:left="200"/>
-        <w:shd w:val="clear" w:color="auto" w:fill="F5F7FA"/>
-        <w:pBdr>
-          <w:left w:val="single" w:sz="8" w:space="4" w:color="2a4a7a"/>
-        </w:pBdr>
-      </w:pPr>
-      <w:r>
-        <w:rPr>
-          <w:sz w:val="21"/>
-        </w:rPr>
-        <w:t>Des inconnus commentent la photo de Clara au concert en disant qu'elle "n'était pas à sa place" et que "les gens autour d'elle devaient être contents". C'est quoi ?</w:t>
-      </w:r>
-    </w:p>
-    <w:p>
-      <w:pPr>
-        <w:spacing w:before="0" w:after="20" w:line="276" w:lineRule="auto"/>
-        <w:ind w:left="600"/>
-        <w:shd w:val="clear" w:color="auto" w:fill="F5F7FA"/>
-      </w:pPr>
-      <w:r>
-        <w:rPr>
-          <w:sz w:val="20"/>
-        </w:rPr>
-        <w:t>Un commentaire esthétique sur la photo</w:t>
-      </w:r>
-    </w:p>
-    <w:p>
-      <w:pPr>
-        <w:spacing w:before="0" w:after="20" w:line="276" w:lineRule="auto"/>
-        <w:ind w:left="600"/>
-        <w:shd w:val="clear" w:color="auto" w:fill="F5F7FA"/>
-      </w:pPr>
-      <w:r>
-        <w:rPr>
-          <w:b/>
-          <w:color w:val="2A7A50"/>
-          <w:sz w:val="20"/>
-        </w:rPr>
-        <w:t>Du harcèlement ciblant l'identité et la place de la victime, avec intimidation collective</w:t>
-      </w:r>
-    </w:p>
-    <w:p>
-      <w:pPr>
-        <w:spacing w:before="0" w:after="20" w:line="276" w:lineRule="auto"/>
-        <w:ind w:left="600"/>
-        <w:shd w:val="clear" w:color="auto" w:fill="F5F7FA"/>
-      </w:pPr>
-      <w:r>
-        <w:rPr>
-          <w:sz w:val="20"/>
-        </w:rPr>
-        <w:t>Une critique musicale</w:t>
-      </w:r>
-    </w:p>
-    <w:p>
-      <w:pPr>
-        <w:spacing w:before="0" w:after="20" w:line="276" w:lineRule="auto"/>
-        <w:ind w:left="600"/>
-        <w:shd w:val="clear" w:color="auto" w:fill="F5F7FA"/>
-      </w:pPr>
-      <w:r>
-        <w:rPr>
-          <w:sz w:val="20"/>
-        </w:rPr>
-        <w:t>Une blague amicale</w:t>
-      </w:r>
-    </w:p>
-    <w:p>
-      <w:pPr>
-        <w:spacing w:before="40" w:after="80" w:line="276" w:lineRule="auto"/>
-        <w:ind w:left="200"/>
-        <w:shd w:val="clear" w:color="auto" w:fill="F5F7FA"/>
-        <w:pBdr>
-          <w:left w:val="single" w:sz="8" w:space="4" w:color="2a4a7a"/>
-        </w:pBdr>
-      </w:pPr>
-      <w:r>
-        <w:rPr>
-          <w:i/>
-          <w:color w:val="666666"/>
-          <w:sz w:val="19"/>
-        </w:rPr>
-        <w:t>Commenter de façon hostile sur la présence de Clara dans des espaces du quotidien (concert, cantine...) vise à lui faire croire qu'elle n'a "pas sa place" nulle part. C'est une forme d'exclusion permanente qui touche aussi l'espace physique.</w:t>
-      </w:r>
-    </w:p>
-    <w:p>
-      <w:pPr>
-        <w:spacing w:before="120" w:after="30" w:line="276" w:lineRule="auto"/>
-        <w:ind w:left="200"/>
-        <w:shd w:val="clear" w:color="auto" w:fill="F5F7FA"/>
-        <w:pBdr>
-          <w:left w:val="single" w:sz="8" w:space="4" w:color="2a4a7a"/>
-        </w:pBdr>
-      </w:pPr>
-      <w:r>
-        <w:rPr>
-          <w:rFonts w:ascii="Arial" w:hAnsi="Arial"/>
-          <w:b/>
-          <w:color w:val="2A4A7A"/>
-          <w:sz w:val="20"/>
-        </w:rPr>
-        <w:t>photo « gâteau d'anniversaire 🎂 »</w:t>
-      </w:r>
-    </w:p>
-    <w:p>
-      <w:pPr>
-        <w:spacing w:before="0" w:after="60" w:line="276" w:lineRule="auto"/>
-        <w:ind w:left="200"/>
-        <w:shd w:val="clear" w:color="auto" w:fill="F5F7FA"/>
-        <w:pBdr>
-          <w:left w:val="single" w:sz="8" w:space="4" w:color="2a4a7a"/>
-        </w:pBdr>
-      </w:pPr>
-      <w:r>
-        <w:rPr>
-          <w:sz w:val="21"/>
-        </w:rPr>
-        <w:t>Les commentaires sur la photo d'anniversaire de Clara la raillent sur sa solitude ("personne était là ?", "tu l'as mangé toute seule ?"). C'est quel type de harcèlement ?</w:t>
-      </w:r>
-    </w:p>
-    <w:p>
-      <w:pPr>
-        <w:spacing w:before="0" w:after="20" w:line="276" w:lineRule="auto"/>
-        <w:ind w:left="600"/>
-        <w:shd w:val="clear" w:color="auto" w:fill="F5F7FA"/>
-      </w:pPr>
-      <w:r>
-        <w:rPr>
-          <w:sz w:val="20"/>
-        </w:rPr>
-        <w:t>Des taquineries légères et sans conséquences</w:t>
-      </w:r>
-    </w:p>
-    <w:p>
-      <w:pPr>
-        <w:spacing w:before="0" w:after="20" w:line="276" w:lineRule="auto"/>
-        <w:ind w:left="600"/>
-        <w:shd w:val="clear" w:color="auto" w:fill="F5F7FA"/>
-      </w:pPr>
-      <w:r>
-        <w:rPr>
-          <w:b/>
-          <w:color w:val="2A7A50"/>
-          <w:sz w:val="20"/>
-        </w:rPr>
-        <w:t>De l'exclusion sociale délibérée pour isoler et humilier la victime</w:t>
-      </w:r>
-    </w:p>
-    <w:p>
-      <w:pPr>
-        <w:spacing w:before="0" w:after="20" w:line="276" w:lineRule="auto"/>
-        <w:ind w:left="600"/>
-        <w:shd w:val="clear" w:color="auto" w:fill="F5F7FA"/>
-      </w:pPr>
-      <w:r>
-        <w:rPr>
-          <w:sz w:val="20"/>
-        </w:rPr>
-        <w:t>Du phishing</w:t>
-      </w:r>
-    </w:p>
-    <w:p>
-      <w:pPr>
-        <w:spacing w:before="0" w:after="20" w:line="276" w:lineRule="auto"/>
-        <w:ind w:left="600"/>
-        <w:shd w:val="clear" w:color="auto" w:fill="F5F7FA"/>
-      </w:pPr>
-      <w:r>
-        <w:rPr>
-          <w:sz w:val="20"/>
-        </w:rPr>
-        <w:t>Un simple désaccord</w:t>
-      </w:r>
-    </w:p>
-    <w:p>
-      <w:pPr>
-        <w:spacing w:before="40" w:after="80" w:line="276" w:lineRule="auto"/>
-        <w:ind w:left="200"/>
-        <w:shd w:val="clear" w:color="auto" w:fill="F5F7FA"/>
-        <w:pBdr>
-          <w:left w:val="single" w:sz="8" w:space="4" w:color="2a4a7a"/>
-        </w:pBdr>
-      </w:pPr>
-      <w:r>
-        <w:rPr>
-          <w:i/>
-          <w:color w:val="666666"/>
-          <w:sz w:val="19"/>
-        </w:rPr>
-        <w:t>Railler une personne sur son isolement vise à la faire sentir exclue et indésirable. Sur les réseaux sociaux, ces commentaires sont visibles par tous et amplifient la douleur de la solitude.</w:t>
+          <w:sz w:val="18"/>
+        </w:rPr>
+        <w:t>💭 Léo se dit, à la fin : Clara est chez sa tante, son « havre secret ». Mais où habite sa tante ? Je n'en sais rien… Il faut que je trouve quelqu'un qui le sache.</w:t>
       </w:r>
     </w:p>
     <w:p>
@@ -7539,132 +9748,88 @@
           <w:color w:val="444444"/>
           <w:sz w:val="20"/>
         </w:rPr>
-        <w:t>SIGNALEMENT</w:t>
-      </w:r>
-    </w:p>
-    <w:p>
-      <w:pPr>
-        <w:jc w:val="left"/>
-        <w:spacing w:before="0" w:after="70" w:line="276" w:lineRule="auto"/>
-      </w:pPr>
+        <w:t>COMMENTAIRES QUI ENVAHISSENT LA PUBLICATION</w:t>
+      </w:r>
+    </w:p>
+    <w:p>
+      <w:pPr>
+        <w:spacing w:before="0" w:after="30" w:line="276" w:lineRule="auto"/>
+        <w:keepLines/>
+      </w:pPr>
+      <w:r>
+        <w:rPr>
+          <w:rFonts w:ascii="Arial Narrow" w:hAnsi="Arial Narrow"/>
+          <w:b/>
+          <w:color w:val="AAAAAA"/>
+          <w:sz w:val="17"/>
+        </w:rPr>
+        <w:t>utilisateur_4729</w:t>
+      </w:r>
+      <w:r>
+        <w:rPr>
+          <w:sz w:val="16"/>
+        </w:rPr>
+        <w:t xml:space="preserve">  </w:t>
+      </w:r>
       <w:r>
         <w:rPr>
           <w:sz w:val="21"/>
         </w:rPr>
-        <w:t>Sur chaque conversation de harceleur, un bouton « ⚠ Signaler ce compte » ouvre les trois gestes, dans l'ordre qui compte.</w:t>
+        <w:t>quelle qualite de photo lol</w:t>
       </w:r>
     </w:p>
     <w:p>
       <w:pPr>
         <w:spacing w:before="0" w:after="30" w:line="276" w:lineRule="auto"/>
-        <w:ind w:left="300"/>
-      </w:pPr>
-      <w:r>
-        <w:rPr>
+        <w:keepLines/>
+      </w:pPr>
+      <w:r>
+        <w:rPr>
+          <w:rFonts w:ascii="Arial Narrow" w:hAnsi="Arial Narrow"/>
           <w:b/>
-          <w:color w:val="999999"/>
-          <w:sz w:val="20"/>
-        </w:rPr>
-        <w:t xml:space="preserve">*  </w:t>
+          <w:color w:val="AAAAAA"/>
+          <w:sz w:val="17"/>
+        </w:rPr>
+        <w:t>anonymous_x0</w:t>
+      </w:r>
+      <w:r>
+        <w:rPr>
+          <w:sz w:val="16"/>
+        </w:rPr>
+        <w:t xml:space="preserve">  </w:t>
       </w:r>
       <w:r>
         <w:rPr>
           <w:sz w:val="21"/>
         </w:rPr>
-        <w:t>Faire une capture d'écran d'abord - une fois le compte signalé ou bloqué, on perd l'accès aux messages, et ce sont eux la preuve.</w:t>
+        <w:t>ta photo elle est floue t'as meme pas de talent</w:t>
       </w:r>
     </w:p>
     <w:p>
       <w:pPr>
         <w:spacing w:before="0" w:after="30" w:line="276" w:lineRule="auto"/>
-        <w:ind w:left="300"/>
-      </w:pPr>
-      <w:r>
-        <w:rPr>
+        <w:keepLines/>
+      </w:pPr>
+      <w:r>
+        <w:rPr>
+          <w:rFonts w:ascii="Arial Narrow" w:hAnsi="Arial Narrow"/>
           <w:b/>
-          <w:color w:val="999999"/>
-          <w:sz w:val="20"/>
-        </w:rPr>
-        <w:t xml:space="preserve">*  </w:t>
+          <w:color w:val="AAAAAA"/>
+          <w:sz w:val="17"/>
+        </w:rPr>
+        <w:t>_noreply_ghost_</w:t>
+      </w:r>
+      <w:r>
+        <w:rPr>
+          <w:sz w:val="16"/>
+        </w:rPr>
+        <w:t xml:space="preserve">  </w:t>
       </w:r>
       <w:r>
         <w:rPr>
           <w:sz w:val="21"/>
         </w:rPr>
-        <w:t>Bloquer le compte.</w:t>
-      </w:r>
-    </w:p>
-    <w:p>
-      <w:pPr>
-        <w:spacing w:before="0" w:after="30" w:line="276" w:lineRule="auto"/>
-        <w:ind w:left="300"/>
-      </w:pPr>
-      <w:r>
-        <w:rPr>
-          <w:b/>
-          <w:color w:val="999999"/>
-          <w:sz w:val="20"/>
-        </w:rPr>
-        <w:t xml:space="preserve">*  </w:t>
-      </w:r>
-      <w:r>
-        <w:rPr>
-          <w:sz w:val="21"/>
-        </w:rPr>
-        <w:t>Signaler au réseau, puis en parler à un adulte. Un signalement seul suffit rarement.</w:t>
-      </w:r>
-    </w:p>
-    <w:p>
-      <w:pPr>
-        <w:jc w:val="left"/>
-        <w:spacing w:before="0" w:after="70" w:line="276" w:lineRule="auto"/>
-      </w:pPr>
-      <w:r>
-        <w:rPr>
-          <w:sz w:val="21"/>
-        </w:rPr>
-        <w:t>Compte signalé. Clara aurait pu le faire dès le premier message - personne ne le lui avait dit.</w:t>
-      </w:r>
-    </w:p>
-    <w:p>
-      <w:pPr>
-        <w:pageBreakBefore/>
-        <w:spacing w:before="0" w:after="40" w:line="276" w:lineRule="auto"/>
-        <w:shd w:val="clear" w:color="auto" w:fill="1a1a1a"/>
-      </w:pPr>
-      <w:r>
-        <w:rPr>
-          <w:rFonts w:ascii="Arial" w:hAnsi="Arial"/>
-          <w:color w:val="888888"/>
-          <w:sz w:val="16"/>
-        </w:rPr>
-        <w:t>PARTIE 3</w:t>
-      </w:r>
-    </w:p>
-    <w:p>
-      <w:pPr>
-        <w:spacing w:before="0" w:after="160" w:line="276" w:lineRule="auto"/>
-        <w:shd w:val="clear" w:color="auto" w:fill="1a1a1a"/>
-      </w:pPr>
-      <w:r>
-        <w:rPr>
-          <w:i/>
-          <w:color w:val="F0ECE4"/>
-          <w:sz w:val="34"/>
-        </w:rPr>
-        <w:t>Le groupe Whatsupp secret - « les vrais 4B 🔥 »</w:t>
-      </w:r>
-    </w:p>
-    <w:p>
-      <w:pPr>
-        <w:jc w:val="left"/>
-        <w:spacing w:before="0" w:after="70" w:line="276" w:lineRule="auto"/>
-      </w:pPr>
-      <w:r>
-        <w:rPr>
-          <w:sz w:val="21"/>
-        </w:rPr>
-        <w:t>Le joueur lit les échanges à son rythme : chaque message attend un appui. Membres : Enzo, Jade, Théo, Marine, Kevin.</w:t>
+        <w:t>elle est trop moche ta photo serieusement</w:t>
       </w:r>
     </w:p>
     <w:p>
@@ -7678,2052 +9843,6 @@
           <w:color w:val="444444"/>
           <w:sz w:val="20"/>
         </w:rPr>
-        <w:t>AVERTISSEMENT PUIS MISSION</w:t>
-      </w:r>
-    </w:p>
-    <w:p>
-      <w:pPr>
-        <w:jc w:val="left"/>
-        <w:spacing w:before="0" w:after="70" w:line="276" w:lineRule="auto"/>
-      </w:pPr>
-      <w:r>
-        <w:rPr>
-          <w:sz w:val="21"/>
-        </w:rPr>
-        <w:t>Je vais observer un groupe secret dont Clara ne fait pas partie.</w:t>
-        <w:br/>
-        <w:br/>
-        <w:t>Ces échanges montrent comment le harcèlement se coordonne en coulisse - comment des comptes anonymes sont créés pour attaquer et comment les agressions sont organisées collectivement.</w:t>
-      </w:r>
-    </w:p>
-    <w:p>
-      <w:pPr>
-        <w:jc w:val="left"/>
-        <w:spacing w:before="0" w:after="70" w:line="276" w:lineRule="auto"/>
-      </w:pPr>
-      <w:r>
-        <w:rPr>
-          <w:sz w:val="21"/>
-        </w:rPr>
-        <w:t>Ils écrivent à Clara depuis des comptes anonymes - et ici, entre eux, ils disent lesquels.</w:t>
-        <w:br/>
-        <w:br/>
-        <w:t>À chaque fois qu'un compte est nommé, appuie dessus : je saurai qui se cache derrière. Clara, elle, ne le saura jamais.</w:t>
-        <w:br/>
-        <w:br/>
-        <w:t>Il y en a cinq à repérer. Des questions viendront aussi pendant la lecture.</w:t>
-      </w:r>
-    </w:p>
-    <w:p>
-      <w:pPr>
-        <w:spacing w:before="160" w:after="80" w:line="276" w:lineRule="auto"/>
-      </w:pPr>
-      <w:r>
-        <w:rPr>
-          <w:rFonts w:ascii="Arial" w:hAnsi="Arial"/>
-          <w:b/>
-          <w:color w:val="444444"/>
-          <w:sz w:val="20"/>
-        </w:rPr>
-        <w:t>LES CINQ COMPTES ANONYMES À DÉMASQUER</w:t>
-      </w:r>
-    </w:p>
-    <w:p>
-      <w:pPr>
-        <w:jc w:val="left"/>
-        <w:spacing w:before="0" w:after="70" w:line="276" w:lineRule="auto"/>
-      </w:pPr>
-      <w:r>
-        <w:rPr>
-          <w:i/>
-          <w:color w:val="666666"/>
-          <w:sz w:val="18"/>
-        </w:rPr>
-        <w:t>Clara ne peut pas le savoir. Toi si - parce que tu lis un groupe où tu n'es pas.</w:t>
-      </w:r>
-    </w:p>
-    <w:p>
-      <w:pPr>
-        <w:spacing w:before="0" w:after="20" w:line="276" w:lineRule="auto"/>
-        <w:ind w:left="300"/>
-      </w:pPr>
-      <w:r>
-        <w:rPr>
-          <w:rFonts w:ascii="Consolas" w:hAnsi="Consolas"/>
-          <w:color w:val="999999"/>
-          <w:sz w:val="20"/>
-        </w:rPr>
-        <w:t xml:space="preserve">@utilisateur_4729  →  </w:t>
-      </w:r>
-      <w:r>
-        <w:rPr>
-          <w:b/>
-          <w:sz w:val="20"/>
-        </w:rPr>
-        <w:t>Enzo</w:t>
-      </w:r>
-    </w:p>
-    <w:p>
-      <w:pPr>
-        <w:spacing w:before="0" w:after="20" w:line="276" w:lineRule="auto"/>
-        <w:ind w:left="300"/>
-      </w:pPr>
-      <w:r>
-        <w:rPr>
-          <w:rFonts w:ascii="Consolas" w:hAnsi="Consolas"/>
-          <w:color w:val="999999"/>
-          <w:sz w:val="20"/>
-        </w:rPr>
-        <w:t xml:space="preserve">@_noreply_ghost_  →  </w:t>
-      </w:r>
-      <w:r>
-        <w:rPr>
-          <w:b/>
-          <w:sz w:val="20"/>
-        </w:rPr>
-        <w:t>Jade</w:t>
-      </w:r>
-    </w:p>
-    <w:p>
-      <w:pPr>
-        <w:spacing w:before="0" w:after="20" w:line="276" w:lineRule="auto"/>
-        <w:ind w:left="300"/>
-      </w:pPr>
-      <w:r>
-        <w:rPr>
-          <w:rFonts w:ascii="Consolas" w:hAnsi="Consolas"/>
-          <w:color w:val="999999"/>
-          <w:sz w:val="20"/>
-        </w:rPr>
-        <w:t xml:space="preserve">@anonymous_x0  →  </w:t>
-      </w:r>
-      <w:r>
-        <w:rPr>
-          <w:b/>
-          <w:sz w:val="20"/>
-        </w:rPr>
-        <w:t>Enzo et Théo</w:t>
-      </w:r>
-    </w:p>
-    <w:p>
-      <w:pPr>
-        <w:spacing w:before="0" w:after="20" w:line="276" w:lineRule="auto"/>
-        <w:ind w:left="300"/>
-      </w:pPr>
-      <w:r>
-        <w:rPr>
-          <w:rFonts w:ascii="Consolas" w:hAnsi="Consolas"/>
-          <w:color w:val="999999"/>
-          <w:sz w:val="20"/>
-        </w:rPr>
-        <w:t xml:space="preserve">@vrai_info_colleg  →  </w:t>
-      </w:r>
-      <w:r>
-        <w:rPr>
-          <w:b/>
-          <w:sz w:val="20"/>
-        </w:rPr>
-        <w:t>Jade</w:t>
-      </w:r>
-    </w:p>
-    <w:p>
-      <w:pPr>
-        <w:spacing w:before="0" w:after="20" w:line="276" w:lineRule="auto"/>
-        <w:ind w:left="300"/>
-      </w:pPr>
-      <w:r>
-        <w:rPr>
-          <w:rFonts w:ascii="Consolas" w:hAnsi="Consolas"/>
-          <w:color w:val="999999"/>
-          <w:sz w:val="20"/>
-        </w:rPr>
-        <w:t xml:space="preserve">@jevoustrouve  →  </w:t>
-      </w:r>
-      <w:r>
-        <w:rPr>
-          <w:b/>
-          <w:sz w:val="20"/>
-        </w:rPr>
-        <w:t>Théo</w:t>
-      </w:r>
-    </w:p>
-    <w:p>
-      <w:pPr>
-        <w:spacing w:before="160" w:after="80" w:line="276" w:lineRule="auto"/>
-      </w:pPr>
-      <w:r>
-        <w:rPr>
-          <w:rFonts w:ascii="Arial" w:hAnsi="Arial"/>
-          <w:b/>
-          <w:color w:val="444444"/>
-          <w:sz w:val="20"/>
-        </w:rPr>
-        <w:t>LA CONVERSATION</w:t>
-      </w:r>
-    </w:p>
-    <w:p>
-      <w:pPr>
-        <w:spacing w:before="0" w:after="30" w:line="276" w:lineRule="auto"/>
-        <w:keepLines/>
-      </w:pPr>
-      <w:r>
-        <w:rPr>
-          <w:rFonts w:ascii="Arial Narrow" w:hAnsi="Arial Narrow"/>
-          <w:b/>
-          <w:color w:val="AAAAAA"/>
-          <w:sz w:val="17"/>
-        </w:rPr>
-        <w:t xml:space="preserve">Enzo        </w:t>
-      </w:r>
-      <w:r>
-        <w:rPr>
-          <w:sz w:val="16"/>
-        </w:rPr>
-        <w:t xml:space="preserve">  </w:t>
-      </w:r>
-      <w:r>
-        <w:rPr>
-          <w:sz w:val="21"/>
-        </w:rPr>
-        <w:t>les gars c trop drôle, clara a encore essayé de nous parler à la récré 💀</w:t>
-      </w:r>
-    </w:p>
-    <w:p>
-      <w:pPr>
-        <w:spacing w:before="0" w:after="30" w:line="276" w:lineRule="auto"/>
-        <w:keepLines/>
-      </w:pPr>
-      <w:r>
-        <w:rPr>
-          <w:rFonts w:ascii="Arial Narrow" w:hAnsi="Arial Narrow"/>
-          <w:b/>
-          <w:color w:val="7A3A00"/>
-          <w:sz w:val="17"/>
-        </w:rPr>
-        <w:t xml:space="preserve">Jade        </w:t>
-      </w:r>
-      <w:r>
-        <w:rPr>
-          <w:sz w:val="16"/>
-        </w:rPr>
-        <w:t xml:space="preserve">  </w:t>
-      </w:r>
-      <w:r>
-        <w:rPr>
-          <w:sz w:val="21"/>
-        </w:rPr>
-        <w:t>sérieusement elle comprend pas qu'elle est plus dans le groupe ou quoi</w:t>
-      </w:r>
-    </w:p>
-    <w:p>
-      <w:pPr>
-        <w:spacing w:before="0" w:after="30" w:line="276" w:lineRule="auto"/>
-        <w:keepLines/>
-      </w:pPr>
-      <w:r>
-        <w:rPr>
-          <w:rFonts w:ascii="Arial Narrow" w:hAnsi="Arial Narrow"/>
-          <w:b/>
-          <w:color w:val="AAAAAA"/>
-          <w:sz w:val="17"/>
-        </w:rPr>
-        <w:t xml:space="preserve">Théo        </w:t>
-      </w:r>
-      <w:r>
-        <w:rPr>
-          <w:sz w:val="16"/>
-        </w:rPr>
-        <w:t xml:space="preserve">  </w:t>
-      </w:r>
-      <w:r>
-        <w:rPr>
-          <w:sz w:val="21"/>
-        </w:rPr>
-        <w:t>je l'ai carrément ignorée devant tout le monde, elle avait l'air d'une clown</w:t>
-      </w:r>
-    </w:p>
-    <w:p>
-      <w:pPr>
-        <w:spacing w:before="0" w:after="30" w:line="276" w:lineRule="auto"/>
-        <w:keepLines/>
-      </w:pPr>
-      <w:r>
-        <w:rPr>
-          <w:rFonts w:ascii="Arial Narrow" w:hAnsi="Arial Narrow"/>
-          <w:b/>
-          <w:color w:val="555555"/>
-          <w:sz w:val="17"/>
-        </w:rPr>
-        <w:t xml:space="preserve">Kevin       </w:t>
-      </w:r>
-      <w:r>
-        <w:rPr>
-          <w:sz w:val="16"/>
-        </w:rPr>
-        <w:t xml:space="preserve">  </w:t>
-      </w:r>
-      <w:r>
-        <w:rPr>
-          <w:sz w:val="21"/>
-        </w:rPr>
-        <w:t>mdrrr 💀</w:t>
-      </w:r>
-    </w:p>
-    <w:p>
-      <w:pPr>
-        <w:spacing w:before="0" w:after="30" w:line="276" w:lineRule="auto"/>
-        <w:keepLines/>
-      </w:pPr>
-      <w:r>
-        <w:rPr>
-          <w:rFonts w:ascii="Arial Narrow" w:hAnsi="Arial Narrow"/>
-          <w:b/>
-          <w:color w:val="7A1A4A"/>
-          <w:sz w:val="17"/>
-        </w:rPr>
-        <w:t xml:space="preserve">Marine      </w:t>
-      </w:r>
-      <w:r>
-        <w:rPr>
-          <w:sz w:val="16"/>
-        </w:rPr>
-        <w:t xml:space="preserve">  </w:t>
-      </w:r>
-      <w:r>
-        <w:rPr>
-          <w:sz w:val="21"/>
-        </w:rPr>
-        <w:t>ça fait combien de temps qu'on lui parle plus au fait ?</w:t>
-      </w:r>
-    </w:p>
-    <w:p>
-      <w:pPr>
-        <w:spacing w:before="0" w:after="30" w:line="276" w:lineRule="auto"/>
-        <w:keepLines/>
-      </w:pPr>
-      <w:r>
-        <w:rPr>
-          <w:rFonts w:ascii="Arial Narrow" w:hAnsi="Arial Narrow"/>
-          <w:b/>
-          <w:color w:val="AAAAAA"/>
-          <w:sz w:val="17"/>
-        </w:rPr>
-        <w:t xml:space="preserve">Enzo        </w:t>
-      </w:r>
-      <w:r>
-        <w:rPr>
-          <w:sz w:val="16"/>
-        </w:rPr>
-        <w:t xml:space="preserve">  </w:t>
-      </w:r>
-      <w:r>
-        <w:rPr>
-          <w:sz w:val="21"/>
-        </w:rPr>
-        <w:t>genre 3 semaines et elle comprend toujours pas lol</w:t>
-      </w:r>
-    </w:p>
-    <w:p>
-      <w:pPr>
-        <w:spacing w:before="0" w:after="30" w:line="276" w:lineRule="auto"/>
-        <w:keepLines/>
-      </w:pPr>
-      <w:r>
-        <w:rPr>
-          <w:rFonts w:ascii="Arial Narrow" w:hAnsi="Arial Narrow"/>
-          <w:b/>
-          <w:color w:val="7A3A00"/>
-          <w:sz w:val="17"/>
-        </w:rPr>
-        <w:t xml:space="preserve">Jade        </w:t>
-      </w:r>
-      <w:r>
-        <w:rPr>
-          <w:sz w:val="16"/>
-        </w:rPr>
-        <w:t xml:space="preserve">  </w:t>
-      </w:r>
-      <w:r>
-        <w:rPr>
-          <w:sz w:val="21"/>
-        </w:rPr>
-        <w:t>j'en ai marre de la voir poster des trucs sur insta comme si de rien n'était</w:t>
-      </w:r>
-    </w:p>
-    <w:p>
-      <w:pPr>
-        <w:spacing w:before="0" w:after="30" w:line="276" w:lineRule="auto"/>
-        <w:keepLines/>
-      </w:pPr>
-      <w:r>
-        <w:rPr>
-          <w:rFonts w:ascii="Arial Narrow" w:hAnsi="Arial Narrow"/>
-          <w:b/>
-          <w:color w:val="AAAAAA"/>
-          <w:sz w:val="17"/>
-        </w:rPr>
-        <w:t xml:space="preserve">Enzo        </w:t>
-      </w:r>
-      <w:r>
-        <w:rPr>
-          <w:sz w:val="16"/>
-        </w:rPr>
-        <w:t xml:space="preserve">  </w:t>
-      </w:r>
-      <w:r>
-        <w:rPr>
-          <w:sz w:val="21"/>
-        </w:rPr>
-        <w:t>ouais elle fait genre tout va bien alors que personne lui parle au collège</w:t>
-      </w:r>
-    </w:p>
-    <w:p>
-      <w:pPr>
-        <w:spacing w:before="0" w:after="30" w:line="276" w:lineRule="auto"/>
-        <w:keepLines/>
-      </w:pPr>
-      <w:r>
-        <w:rPr>
-          <w:rFonts w:ascii="Arial Narrow" w:hAnsi="Arial Narrow"/>
-          <w:b/>
-          <w:color w:val="7A3A00"/>
-          <w:sz w:val="17"/>
-        </w:rPr>
-        <w:t xml:space="preserve">Jade        </w:t>
-      </w:r>
-      <w:r>
-        <w:rPr>
-          <w:sz w:val="16"/>
-        </w:rPr>
-        <w:t xml:space="preserve">  </w:t>
-      </w:r>
-      <w:r>
-        <w:rPr>
-          <w:sz w:val="21"/>
-        </w:rPr>
-        <w:t>on devrait aller lui flood ses commentaires</w:t>
-      </w:r>
-    </w:p>
-    <w:p>
-      <w:pPr>
-        <w:spacing w:before="0" w:after="30" w:line="276" w:lineRule="auto"/>
-        <w:keepLines/>
-      </w:pPr>
-      <w:r>
-        <w:rPr>
-          <w:rFonts w:ascii="Arial Narrow" w:hAnsi="Arial Narrow"/>
-          <w:b/>
-          <w:color w:val="555555"/>
-          <w:sz w:val="17"/>
-        </w:rPr>
-        <w:t xml:space="preserve">Kevin       </w:t>
-      </w:r>
-      <w:r>
-        <w:rPr>
-          <w:sz w:val="16"/>
-        </w:rPr>
-        <w:t xml:space="preserve">  </w:t>
-      </w:r>
-      <w:r>
-        <w:rPr>
-          <w:sz w:val="21"/>
-        </w:rPr>
-        <w:t>bonne idée, attendez qu'elle poste quelque chose 👀</w:t>
-      </w:r>
-    </w:p>
-    <w:p>
-      <w:pPr>
-        <w:jc w:val="left"/>
-        <w:spacing w:before="0" w:after="70" w:line="276" w:lineRule="auto"/>
-      </w:pPr>
-      <w:r>
-        <w:rPr>
-          <w:i/>
-          <w:color w:val="666666"/>
-          <w:sz w:val="18"/>
-        </w:rPr>
-        <w:t>Enzo a partagé une publication Instaclasse</w:t>
-      </w:r>
-    </w:p>
-    <w:p>
-      <w:pPr>
-        <w:jc w:val="left"/>
-        <w:spacing w:before="0" w:after="70" w:line="276" w:lineRule="auto"/>
-      </w:pPr>
-      <w:r>
-        <w:rPr>
-          <w:i/>
-          <w:color w:val="666666"/>
-          <w:sz w:val="18"/>
-        </w:rPr>
-        <w:t>[ Publication Instaclasse partagée dans le groupe : « lever de soleil ce matin 🌅 » ]</w:t>
-      </w:r>
-    </w:p>
-    <w:p>
-      <w:pPr>
-        <w:spacing w:before="0" w:after="30" w:line="276" w:lineRule="auto"/>
-        <w:keepLines/>
-      </w:pPr>
-      <w:r>
-        <w:rPr>
-          <w:rFonts w:ascii="Arial Narrow" w:hAnsi="Arial Narrow"/>
-          <w:b/>
-          <w:color w:val="AAAAAA"/>
-          <w:sz w:val="17"/>
-        </w:rPr>
-        <w:t xml:space="preserve">Enzo        </w:t>
-      </w:r>
-      <w:r>
-        <w:rPr>
-          <w:sz w:val="16"/>
-        </w:rPr>
-        <w:t xml:space="preserve">  </w:t>
-      </w:r>
-      <w:r>
-        <w:rPr>
-          <w:sz w:val="21"/>
-        </w:rPr>
-        <w:t>ALLEZ Y TOUS c'est le moment 🔥🔥</w:t>
-      </w:r>
-    </w:p>
-    <w:p>
-      <w:pPr>
-        <w:spacing w:before="0" w:after="30" w:line="276" w:lineRule="auto"/>
-        <w:keepLines/>
-      </w:pPr>
-      <w:r>
-        <w:rPr>
-          <w:rFonts w:ascii="Arial Narrow" w:hAnsi="Arial Narrow"/>
-          <w:b/>
-          <w:color w:val="AAAAAA"/>
-          <w:sz w:val="17"/>
-        </w:rPr>
-        <w:t xml:space="preserve">Théo        </w:t>
-      </w:r>
-      <w:r>
-        <w:rPr>
-          <w:sz w:val="16"/>
-        </w:rPr>
-        <w:t xml:space="preserve">  </w:t>
-      </w:r>
-      <w:r>
-        <w:rPr>
-          <w:sz w:val="21"/>
-        </w:rPr>
-        <w:t>j'y vais maintenant</w:t>
-      </w:r>
-    </w:p>
-    <w:p>
-      <w:pPr>
-        <w:spacing w:before="0" w:after="30" w:line="276" w:lineRule="auto"/>
-        <w:keepLines/>
-      </w:pPr>
-      <w:r>
-        <w:rPr>
-          <w:rFonts w:ascii="Arial Narrow" w:hAnsi="Arial Narrow"/>
-          <w:b/>
-          <w:color w:val="7A3A00"/>
-          <w:sz w:val="17"/>
-        </w:rPr>
-        <w:t xml:space="preserve">Jade        </w:t>
-      </w:r>
-      <w:r>
-        <w:rPr>
-          <w:sz w:val="16"/>
-        </w:rPr>
-        <w:t xml:space="preserve">  </w:t>
-      </w:r>
-      <w:r>
-        <w:rPr>
-          <w:sz w:val="21"/>
-        </w:rPr>
-        <w:t>moi aussi, attendez je cherche mon compte anon</w:t>
-      </w:r>
-    </w:p>
-    <w:p>
-      <w:pPr>
-        <w:spacing w:before="0" w:after="30" w:line="276" w:lineRule="auto"/>
-        <w:keepLines/>
-      </w:pPr>
-      <w:r>
-        <w:rPr>
-          <w:rFonts w:ascii="Arial Narrow" w:hAnsi="Arial Narrow"/>
-          <w:b/>
-          <w:color w:val="7A1A4A"/>
-          <w:sz w:val="17"/>
-        </w:rPr>
-        <w:t xml:space="preserve">Marine      </w:t>
-      </w:r>
-      <w:r>
-        <w:rPr>
-          <w:sz w:val="16"/>
-        </w:rPr>
-        <w:t xml:space="preserve">  </w:t>
-      </w:r>
-      <w:r>
-        <w:rPr>
-          <w:sz w:val="21"/>
-        </w:rPr>
-        <w:t>utilisez vos faux comptes surtout, comme ça elle sait pas que c'est nous</w:t>
-      </w:r>
-    </w:p>
-    <w:p>
-      <w:pPr>
-        <w:spacing w:before="0" w:after="30" w:line="276" w:lineRule="auto"/>
-        <w:keepLines/>
-      </w:pPr>
-      <w:r>
-        <w:rPr>
-          <w:rFonts w:ascii="Arial Narrow" w:hAnsi="Arial Narrow"/>
-          <w:b/>
-          <w:color w:val="555555"/>
-          <w:sz w:val="17"/>
-        </w:rPr>
-        <w:t xml:space="preserve">Kevin       </w:t>
-      </w:r>
-      <w:r>
-        <w:rPr>
-          <w:sz w:val="16"/>
-        </w:rPr>
-        <w:t xml:space="preserve">  </w:t>
-      </w:r>
-      <w:r>
-        <w:rPr>
-          <w:sz w:val="21"/>
-        </w:rPr>
-        <w:t>ouais genre même si elle screenshotte on peut toujours nier</w:t>
-      </w:r>
-    </w:p>
-    <w:p>
-      <w:pPr>
-        <w:spacing w:before="0" w:after="30" w:line="276" w:lineRule="auto"/>
-        <w:keepLines/>
-      </w:pPr>
-      <w:r>
-        <w:rPr>
-          <w:rFonts w:ascii="Arial Narrow" w:hAnsi="Arial Narrow"/>
-          <w:b/>
-          <w:color w:val="AAAAAA"/>
-          <w:sz w:val="17"/>
-        </w:rPr>
-        <w:t xml:space="preserve">Enzo        </w:t>
-      </w:r>
-      <w:r>
-        <w:rPr>
-          <w:sz w:val="16"/>
-        </w:rPr>
-        <w:t xml:space="preserve">  </w:t>
-      </w:r>
-      <w:r>
-        <w:rPr>
-          <w:sz w:val="21"/>
-        </w:rPr>
-        <w:t>moi j'utilise @utilisateur_4729</w:t>
-      </w:r>
-    </w:p>
-    <w:p>
-      <w:pPr>
-        <w:spacing w:before="0" w:after="30" w:line="276" w:lineRule="auto"/>
-        <w:keepLines/>
-      </w:pPr>
-      <w:r>
-        <w:rPr>
-          <w:rFonts w:ascii="Arial Narrow" w:hAnsi="Arial Narrow"/>
-          <w:b/>
-          <w:color w:val="7A3A00"/>
-          <w:sz w:val="17"/>
-        </w:rPr>
-        <w:t xml:space="preserve">Jade        </w:t>
-      </w:r>
-      <w:r>
-        <w:rPr>
-          <w:sz w:val="16"/>
-        </w:rPr>
-        <w:t xml:space="preserve">  </w:t>
-      </w:r>
-      <w:r>
-        <w:rPr>
-          <w:sz w:val="21"/>
-        </w:rPr>
-        <w:t>moi c'est @_noreply_ghost_ lol j'ai mis "elle est trop moche ta photo"</w:t>
-      </w:r>
-    </w:p>
-    <w:p>
-      <w:pPr>
-        <w:spacing w:before="0" w:after="30" w:line="276" w:lineRule="auto"/>
-        <w:keepLines/>
-      </w:pPr>
-      <w:r>
-        <w:rPr>
-          <w:rFonts w:ascii="Arial Narrow" w:hAnsi="Arial Narrow"/>
-          <w:b/>
-          <w:color w:val="AAAAAA"/>
-          <w:sz w:val="17"/>
-        </w:rPr>
-        <w:t xml:space="preserve">Théo        </w:t>
-      </w:r>
-      <w:r>
-        <w:rPr>
-          <w:sz w:val="16"/>
-        </w:rPr>
-        <w:t xml:space="preserve">  </w:t>
-      </w:r>
-      <w:r>
-        <w:rPr>
-          <w:sz w:val="21"/>
-        </w:rPr>
-        <w:t>j'ai mis "ta photo elle est floue t'as même pas de talent" depuis @anonymous_x0 💀</w:t>
-      </w:r>
-    </w:p>
-    <w:p>
-      <w:pPr>
-        <w:spacing w:before="0" w:after="30" w:line="276" w:lineRule="auto"/>
-        <w:keepLines/>
-      </w:pPr>
-      <w:r>
-        <w:rPr>
-          <w:rFonts w:ascii="Arial Narrow" w:hAnsi="Arial Narrow"/>
-          <w:b/>
-          <w:color w:val="7A1A4A"/>
-          <w:sz w:val="17"/>
-        </w:rPr>
-        <w:t xml:space="preserve">Marine      </w:t>
-      </w:r>
-      <w:r>
-        <w:rPr>
-          <w:sz w:val="16"/>
-        </w:rPr>
-        <w:t xml:space="preserve">  </w:t>
-      </w:r>
-      <w:r>
-        <w:rPr>
-          <w:sz w:val="21"/>
-        </w:rPr>
-        <w:t>hahaha moi j'attends un peu pour pas que ça arrive tout en même temps</w:t>
-      </w:r>
-    </w:p>
-    <w:p>
-      <w:pPr>
-        <w:spacing w:before="0" w:after="30" w:line="276" w:lineRule="auto"/>
-        <w:keepLines/>
-      </w:pPr>
-      <w:r>
-        <w:rPr>
-          <w:rFonts w:ascii="Arial Narrow" w:hAnsi="Arial Narrow"/>
-          <w:b/>
-          <w:color w:val="555555"/>
-          <w:sz w:val="17"/>
-        </w:rPr>
-        <w:t xml:space="preserve">Kevin       </w:t>
-      </w:r>
-      <w:r>
-        <w:rPr>
-          <w:sz w:val="16"/>
-        </w:rPr>
-        <w:t xml:space="preserve">  </w:t>
-      </w:r>
-      <w:r>
-        <w:rPr>
-          <w:sz w:val="21"/>
-        </w:rPr>
-        <w:t>stratégie 🧠</w:t>
-      </w:r>
-    </w:p>
-    <w:p>
-      <w:pPr>
-        <w:spacing w:before="0" w:after="30" w:line="276" w:lineRule="auto"/>
-        <w:keepLines/>
-      </w:pPr>
-      <w:r>
-        <w:rPr>
-          <w:rFonts w:ascii="Arial Narrow" w:hAnsi="Arial Narrow"/>
-          <w:b/>
-          <w:color w:val="AAAAAA"/>
-          <w:sz w:val="17"/>
-        </w:rPr>
-        <w:t xml:space="preserve">Enzo        </w:t>
-      </w:r>
-      <w:r>
-        <w:rPr>
-          <w:sz w:val="16"/>
-        </w:rPr>
-        <w:t xml:space="preserve">  </w:t>
-      </w:r>
-      <w:r>
-        <w:rPr>
-          <w:sz w:val="21"/>
-        </w:rPr>
-        <w:t>ouais faites des pauses entre chaque pour que ça ait l'air naturel</w:t>
-      </w:r>
-    </w:p>
-    <w:p>
-      <w:pPr>
-        <w:spacing w:before="80" w:after="60" w:line="276" w:lineRule="auto"/>
-        <w:jc w:val="center"/>
-      </w:pPr>
-      <w:r>
-        <w:rPr>
-          <w:rFonts w:ascii="Arial" w:hAnsi="Arial"/>
-          <w:i/>
-          <w:color w:val="999999"/>
-          <w:sz w:val="17"/>
-        </w:rPr>
-        <w:t>25 minutes plus tard</w:t>
-      </w:r>
-    </w:p>
-    <w:p>
-      <w:pPr>
-        <w:spacing w:before="0" w:after="30" w:line="276" w:lineRule="auto"/>
-        <w:keepLines/>
-      </w:pPr>
-      <w:r>
-        <w:rPr>
-          <w:rFonts w:ascii="Arial Narrow" w:hAnsi="Arial Narrow"/>
-          <w:b/>
-          <w:color w:val="7A3A00"/>
-          <w:sz w:val="17"/>
-        </w:rPr>
-        <w:t xml:space="preserve">Jade        </w:t>
-      </w:r>
-      <w:r>
-        <w:rPr>
-          <w:sz w:val="16"/>
-        </w:rPr>
-        <w:t xml:space="preserve">  </w:t>
-      </w:r>
-      <w:r>
-        <w:rPr>
-          <w:sz w:val="21"/>
-        </w:rPr>
-        <w:t>regardez son nombre de likes 💀 3 likes en 2h avec 612 abonnés c'est mort</w:t>
-      </w:r>
-    </w:p>
-    <w:p>
-      <w:pPr>
-        <w:spacing w:before="0" w:after="30" w:line="276" w:lineRule="auto"/>
-        <w:keepLines/>
-      </w:pPr>
-      <w:r>
-        <w:rPr>
-          <w:rFonts w:ascii="Arial Narrow" w:hAnsi="Arial Narrow"/>
-          <w:b/>
-          <w:color w:val="AAAAAA"/>
-          <w:sz w:val="17"/>
-        </w:rPr>
-        <w:t xml:space="preserve">Théo        </w:t>
-      </w:r>
-      <w:r>
-        <w:rPr>
-          <w:sz w:val="16"/>
-        </w:rPr>
-        <w:t xml:space="preserve">  </w:t>
-      </w:r>
-      <w:r>
-        <w:rPr>
-          <w:sz w:val="21"/>
-        </w:rPr>
-        <w:t>même ses vrais abonnés l'ignorent maintenant hahaha</w:t>
-      </w:r>
-    </w:p>
-    <w:p>
-      <w:pPr>
-        <w:spacing w:before="0" w:after="30" w:line="276" w:lineRule="auto"/>
-        <w:keepLines/>
-      </w:pPr>
-      <w:r>
-        <w:rPr>
-          <w:rFonts w:ascii="Arial Narrow" w:hAnsi="Arial Narrow"/>
-          <w:b/>
-          <w:color w:val="AAAAAA"/>
-          <w:sz w:val="17"/>
-        </w:rPr>
-        <w:t xml:space="preserve">Enzo        </w:t>
-      </w:r>
-      <w:r>
-        <w:rPr>
-          <w:sz w:val="16"/>
-        </w:rPr>
-        <w:t xml:space="preserve">  </w:t>
-      </w:r>
-      <w:r>
-        <w:rPr>
-          <w:sz w:val="21"/>
-        </w:rPr>
-        <w:t>on a réussi à contaminer son image 😈</w:t>
-      </w:r>
-    </w:p>
-    <w:p>
-      <w:pPr>
-        <w:spacing w:before="0" w:after="30" w:line="276" w:lineRule="auto"/>
-        <w:keepLines/>
-      </w:pPr>
-      <w:r>
-        <w:rPr>
-          <w:rFonts w:ascii="Arial Narrow" w:hAnsi="Arial Narrow"/>
-          <w:b/>
-          <w:color w:val="555555"/>
-          <w:sz w:val="17"/>
-        </w:rPr>
-        <w:t xml:space="preserve">Kevin       </w:t>
-      </w:r>
-      <w:r>
-        <w:rPr>
-          <w:sz w:val="16"/>
-        </w:rPr>
-        <w:t xml:space="preserve">  </w:t>
-      </w:r>
-      <w:r>
-        <w:rPr>
-          <w:sz w:val="21"/>
-        </w:rPr>
-        <w:t>sérieusement vous trouvez pas qu'on va un peu trop loin là...</w:t>
-      </w:r>
-    </w:p>
-    <w:p>
-      <w:pPr>
-        <w:spacing w:before="0" w:after="30" w:line="276" w:lineRule="auto"/>
-        <w:keepLines/>
-      </w:pPr>
-      <w:r>
-        <w:rPr>
-          <w:rFonts w:ascii="Arial Narrow" w:hAnsi="Arial Narrow"/>
-          <w:b/>
-          <w:color w:val="AAAAAA"/>
-          <w:sz w:val="17"/>
-        </w:rPr>
-        <w:t xml:space="preserve">Enzo        </w:t>
-      </w:r>
-      <w:r>
-        <w:rPr>
-          <w:sz w:val="16"/>
-        </w:rPr>
-        <w:t xml:space="preserve">  </w:t>
-      </w:r>
-      <w:r>
-        <w:rPr>
-          <w:sz w:val="21"/>
-        </w:rPr>
-        <w:t>t'inquiète c'est juste pour rire, elle le prend trop au sérieux de toute façon</w:t>
-      </w:r>
-    </w:p>
-    <w:p>
-      <w:pPr>
-        <w:spacing w:before="0" w:after="30" w:line="276" w:lineRule="auto"/>
-        <w:keepLines/>
-      </w:pPr>
-      <w:r>
-        <w:rPr>
-          <w:rFonts w:ascii="Arial Narrow" w:hAnsi="Arial Narrow"/>
-          <w:b/>
-          <w:color w:val="555555"/>
-          <w:sz w:val="17"/>
-        </w:rPr>
-        <w:t xml:space="preserve">Kevin       </w:t>
-      </w:r>
-      <w:r>
-        <w:rPr>
-          <w:sz w:val="16"/>
-        </w:rPr>
-        <w:t xml:space="preserve">  </w:t>
-      </w:r>
-      <w:r>
-        <w:rPr>
-          <w:sz w:val="21"/>
-        </w:rPr>
-        <w:t>ouais ok...</w:t>
-      </w:r>
-    </w:p>
-    <w:p>
-      <w:pPr>
-        <w:spacing w:before="0" w:after="30" w:line="276" w:lineRule="auto"/>
-        <w:keepLines/>
-      </w:pPr>
-      <w:r>
-        <w:rPr>
-          <w:rFonts w:ascii="Arial Narrow" w:hAnsi="Arial Narrow"/>
-          <w:b/>
-          <w:color w:val="7A1A4A"/>
-          <w:sz w:val="17"/>
-        </w:rPr>
-        <w:t xml:space="preserve">Marine      </w:t>
-      </w:r>
-      <w:r>
-        <w:rPr>
-          <w:sz w:val="16"/>
-        </w:rPr>
-        <w:t xml:space="preserve">  </w:t>
-      </w:r>
-      <w:r>
-        <w:rPr>
-          <w:sz w:val="21"/>
-        </w:rPr>
-        <w:t>et aussi ses DMs ? on pourrait lui envoyer des trucs la nuit</w:t>
-      </w:r>
-    </w:p>
-    <w:p>
-      <w:pPr>
-        <w:spacing w:before="0" w:after="30" w:line="276" w:lineRule="auto"/>
-        <w:keepLines/>
-      </w:pPr>
-      <w:r>
-        <w:rPr>
-          <w:rFonts w:ascii="Arial Narrow" w:hAnsi="Arial Narrow"/>
-          <w:b/>
-          <w:color w:val="AAAAAA"/>
-          <w:sz w:val="17"/>
-        </w:rPr>
-        <w:t xml:space="preserve">Enzo        </w:t>
-      </w:r>
-      <w:r>
-        <w:rPr>
-          <w:sz w:val="16"/>
-        </w:rPr>
-        <w:t xml:space="preserve">  </w:t>
-      </w:r>
-      <w:r>
-        <w:rPr>
-          <w:sz w:val="21"/>
-        </w:rPr>
-        <w:t>oui avec des comptes anon encore, comme ça elle dort pas tranquille</w:t>
-      </w:r>
-    </w:p>
-    <w:p>
-      <w:pPr>
-        <w:spacing w:before="0" w:after="30" w:line="276" w:lineRule="auto"/>
-        <w:keepLines/>
-      </w:pPr>
-      <w:r>
-        <w:rPr>
-          <w:rFonts w:ascii="Arial Narrow" w:hAnsi="Arial Narrow"/>
-          <w:b/>
-          <w:color w:val="7A3A00"/>
-          <w:sz w:val="17"/>
-        </w:rPr>
-        <w:t xml:space="preserve">Jade        </w:t>
-      </w:r>
-      <w:r>
-        <w:rPr>
-          <w:sz w:val="16"/>
-        </w:rPr>
-        <w:t xml:space="preserve">  </w:t>
-      </w:r>
-      <w:r>
-        <w:rPr>
-          <w:sz w:val="21"/>
-        </w:rPr>
-        <w:t>genre la harceler pour qu'elle finisse par partir d'insta</w:t>
-      </w:r>
-    </w:p>
-    <w:p>
-      <w:pPr>
-        <w:spacing w:before="120" w:after="30" w:line="276" w:lineRule="auto"/>
-        <w:ind w:left="200"/>
-        <w:shd w:val="clear" w:color="auto" w:fill="F5F7FA"/>
-        <w:pBdr>
-          <w:left w:val="single" w:sz="8" w:space="4" w:color="2a4a7a"/>
-        </w:pBdr>
-      </w:pPr>
-      <w:r>
-        <w:rPr>
-          <w:rFonts w:ascii="Arial" w:hAnsi="Arial"/>
-          <w:b/>
-          <w:color w:val="2A4A7A"/>
-          <w:sz w:val="20"/>
-        </w:rPr>
-        <w:t>point d'analyse « coordination »</w:t>
-      </w:r>
-    </w:p>
-    <w:p>
-      <w:pPr>
-        <w:spacing w:before="0" w:after="60" w:line="276" w:lineRule="auto"/>
-        <w:ind w:left="200"/>
-        <w:shd w:val="clear" w:color="auto" w:fill="F5F7FA"/>
-        <w:pBdr>
-          <w:left w:val="single" w:sz="8" w:space="4" w:color="2a4a7a"/>
-        </w:pBdr>
-      </w:pPr>
-      <w:r>
-        <w:rPr>
-          <w:sz w:val="21"/>
-        </w:rPr>
-        <w:t>Kevin hésite mais se tait et accepte. Que révèle cette scène ?</w:t>
-      </w:r>
-    </w:p>
-    <w:p>
-      <w:pPr>
-        <w:spacing w:before="0" w:after="20" w:line="276" w:lineRule="auto"/>
-        <w:ind w:left="600"/>
-        <w:shd w:val="clear" w:color="auto" w:fill="F5F7FA"/>
-      </w:pPr>
-      <w:r>
-        <w:rPr>
-          <w:sz w:val="20"/>
-        </w:rPr>
-        <w:t>Kevin est trop lâche pour s'opposer</w:t>
-      </w:r>
-    </w:p>
-    <w:p>
-      <w:pPr>
-        <w:spacing w:before="0" w:after="20" w:line="276" w:lineRule="auto"/>
-        <w:ind w:left="600"/>
-        <w:shd w:val="clear" w:color="auto" w:fill="F5F7FA"/>
-      </w:pPr>
-      <w:r>
-        <w:rPr>
-          <w:b/>
-          <w:color w:val="2A7A50"/>
-          <w:sz w:val="20"/>
-        </w:rPr>
-        <w:t>La pression du groupe peut réduire au silence même celui qui doute - c'est un mécanisme clé du harcèlement collectif</w:t>
-      </w:r>
-    </w:p>
-    <w:p>
-      <w:pPr>
-        <w:spacing w:before="0" w:after="20" w:line="276" w:lineRule="auto"/>
-        <w:ind w:left="600"/>
-        <w:shd w:val="clear" w:color="auto" w:fill="F5F7FA"/>
-      </w:pPr>
-      <w:r>
-        <w:rPr>
-          <w:sz w:val="20"/>
-        </w:rPr>
-        <w:t>Kevin n'est pas vraiment impliqué dans le harcèlement</w:t>
-      </w:r>
-    </w:p>
-    <w:p>
-      <w:pPr>
-        <w:spacing w:before="0" w:after="20" w:line="276" w:lineRule="auto"/>
-        <w:ind w:left="600"/>
-        <w:shd w:val="clear" w:color="auto" w:fill="F5F7FA"/>
-      </w:pPr>
-      <w:r>
-        <w:rPr>
-          <w:sz w:val="20"/>
-        </w:rPr>
-        <w:t>C'est une décision individuelle et libre de chacun</w:t>
-      </w:r>
-    </w:p>
-    <w:p>
-      <w:pPr>
-        <w:spacing w:before="40" w:after="80" w:line="276" w:lineRule="auto"/>
-        <w:ind w:left="200"/>
-        <w:shd w:val="clear" w:color="auto" w:fill="F5F7FA"/>
-        <w:pBdr>
-          <w:left w:val="single" w:sz="8" w:space="4" w:color="2a4a7a"/>
-        </w:pBdr>
-      </w:pPr>
-      <w:r>
-        <w:rPr>
-          <w:i/>
-          <w:color w:val="666666"/>
-          <w:sz w:val="19"/>
-        </w:rPr>
-        <w:t>Le harcèlement de groupe fonctionne parce que la pression sociale étouffe les voix discordantes. Kevin doute, mais il se conforme pour ne pas être exclu à son tour. Pendant ce temps, Clara fait face à une masse entière - ce qui rend son isolement total et son sentiment d'injustice encore plus fort.</w:t>
-      </w:r>
-    </w:p>
-    <w:p>
-      <w:pPr>
-        <w:spacing w:before="0" w:after="30" w:line="276" w:lineRule="auto"/>
-        <w:keepLines/>
-      </w:pPr>
-      <w:r>
-        <w:rPr>
-          <w:rFonts w:ascii="Arial Narrow" w:hAnsi="Arial Narrow"/>
-          <w:b/>
-          <w:color w:val="AAAAAA"/>
-          <w:sz w:val="17"/>
-        </w:rPr>
-        <w:t xml:space="preserve">Enzo        </w:t>
-      </w:r>
-      <w:r>
-        <w:rPr>
-          <w:sz w:val="16"/>
-        </w:rPr>
-        <w:t xml:space="preserve">  </w:t>
-      </w:r>
-      <w:r>
-        <w:rPr>
-          <w:sz w:val="21"/>
-        </w:rPr>
-        <w:t>@anonymous_x0 c'est moi qui l'ai créé, Théo l'utilise aussi btw</w:t>
-      </w:r>
-    </w:p>
-    <w:p>
-      <w:pPr>
-        <w:spacing w:before="0" w:after="30" w:line="276" w:lineRule="auto"/>
-        <w:keepLines/>
-      </w:pPr>
-      <w:r>
-        <w:rPr>
-          <w:rFonts w:ascii="Arial Narrow" w:hAnsi="Arial Narrow"/>
-          <w:b/>
-          <w:color w:val="7A3A00"/>
-          <w:sz w:val="17"/>
-        </w:rPr>
-        <w:t xml:space="preserve">Jade        </w:t>
-      </w:r>
-      <w:r>
-        <w:rPr>
-          <w:sz w:val="16"/>
-        </w:rPr>
-        <w:t xml:space="preserve">  </w:t>
-      </w:r>
-      <w:r>
-        <w:rPr>
-          <w:sz w:val="21"/>
-        </w:rPr>
-        <w:t>et j'en ai fait un 2e : @vrai_info_colleg, pour balancer des rumeurs sur elle</w:t>
-      </w:r>
-    </w:p>
-    <w:p>
-      <w:pPr>
-        <w:spacing w:before="0" w:after="30" w:line="276" w:lineRule="auto"/>
-        <w:keepLines/>
-      </w:pPr>
-      <w:r>
-        <w:rPr>
-          <w:rFonts w:ascii="Arial Narrow" w:hAnsi="Arial Narrow"/>
-          <w:b/>
-          <w:color w:val="AAAAAA"/>
-          <w:sz w:val="17"/>
-        </w:rPr>
-        <w:t xml:space="preserve">Théo        </w:t>
-      </w:r>
-      <w:r>
-        <w:rPr>
-          <w:sz w:val="16"/>
-        </w:rPr>
-        <w:t xml:space="preserve">  </w:t>
-      </w:r>
-      <w:r>
-        <w:rPr>
-          <w:sz w:val="21"/>
-        </w:rPr>
-        <w:t>moi j'ai @jevoustrouve pour lui faire peur la nuit</w:t>
-      </w:r>
-    </w:p>
-    <w:p>
-      <w:pPr>
-        <w:spacing w:before="0" w:after="30" w:line="276" w:lineRule="auto"/>
-        <w:keepLines/>
-      </w:pPr>
-      <w:r>
-        <w:rPr>
-          <w:rFonts w:ascii="Arial Narrow" w:hAnsi="Arial Narrow"/>
-          <w:b/>
-          <w:color w:val="7A1A4A"/>
-          <w:sz w:val="17"/>
-        </w:rPr>
-        <w:t xml:space="preserve">Marine      </w:t>
-      </w:r>
-      <w:r>
-        <w:rPr>
-          <w:sz w:val="16"/>
-        </w:rPr>
-        <w:t xml:space="preserve">  </w:t>
-      </w:r>
-      <w:r>
-        <w:rPr>
-          <w:sz w:val="21"/>
-        </w:rPr>
-        <w:t>pour ce soir on s'organise : messages toutes les heures après minuit</w:t>
-      </w:r>
-    </w:p>
-    <w:p>
-      <w:pPr>
-        <w:spacing w:before="0" w:after="30" w:line="276" w:lineRule="auto"/>
-        <w:keepLines/>
-      </w:pPr>
-      <w:r>
-        <w:rPr>
-          <w:rFonts w:ascii="Arial Narrow" w:hAnsi="Arial Narrow"/>
-          <w:b/>
-          <w:color w:val="AAAAAA"/>
-          <w:sz w:val="17"/>
-        </w:rPr>
-        <w:t xml:space="preserve">Enzo        </w:t>
-      </w:r>
-      <w:r>
-        <w:rPr>
-          <w:sz w:val="16"/>
-        </w:rPr>
-        <w:t xml:space="preserve">  </w:t>
-      </w:r>
-      <w:r>
-        <w:rPr>
-          <w:sz w:val="21"/>
-        </w:rPr>
-        <w:t>pour qu'elle pense à nous même chez elle, même quand elle essaie de dormir 💀</w:t>
-      </w:r>
-    </w:p>
-    <w:p>
-      <w:pPr>
-        <w:spacing w:before="0" w:after="30" w:line="276" w:lineRule="auto"/>
-        <w:keepLines/>
-      </w:pPr>
-      <w:r>
-        <w:rPr>
-          <w:rFonts w:ascii="Arial Narrow" w:hAnsi="Arial Narrow"/>
-          <w:b/>
-          <w:color w:val="7A3A00"/>
-          <w:sz w:val="17"/>
-        </w:rPr>
-        <w:t xml:space="preserve">Jade        </w:t>
-      </w:r>
-      <w:r>
-        <w:rPr>
-          <w:sz w:val="16"/>
-        </w:rPr>
-        <w:t xml:space="preserve">  </w:t>
-      </w:r>
-      <w:r>
-        <w:rPr>
-          <w:sz w:val="21"/>
-        </w:rPr>
-        <w:t>et on flood ses DMs depuis les comptes anon, surtout des trucs sur son physique</w:t>
-      </w:r>
-    </w:p>
-    <w:p>
-      <w:pPr>
-        <w:spacing w:before="120" w:after="30" w:line="276" w:lineRule="auto"/>
-        <w:ind w:left="200"/>
-        <w:shd w:val="clear" w:color="auto" w:fill="F5F7FA"/>
-        <w:pBdr>
-          <w:left w:val="single" w:sz="8" w:space="4" w:color="2a4a7a"/>
-        </w:pBdr>
-      </w:pPr>
-      <w:r>
-        <w:rPr>
-          <w:rFonts w:ascii="Arial" w:hAnsi="Arial"/>
-          <w:b/>
-          <w:color w:val="2A4A7A"/>
-          <w:sz w:val="20"/>
-        </w:rPr>
-        <w:t>point d'analyse « anonymat »</w:t>
-      </w:r>
-    </w:p>
-    <w:p>
-      <w:pPr>
-        <w:spacing w:before="0" w:after="60" w:line="276" w:lineRule="auto"/>
-        <w:ind w:left="200"/>
-        <w:shd w:val="clear" w:color="auto" w:fill="F5F7FA"/>
-        <w:pBdr>
-          <w:left w:val="single" w:sz="8" w:space="4" w:color="2a4a7a"/>
-        </w:pBdr>
-      </w:pPr>
-      <w:r>
-        <w:rPr>
-          <w:sz w:val="21"/>
-        </w:rPr>
-        <w:t>Pourquoi créent-ils des comptes anonymes spécifiquement pour harceler Clara ?</w:t>
-      </w:r>
-    </w:p>
-    <w:p>
-      <w:pPr>
-        <w:spacing w:before="0" w:after="20" w:line="276" w:lineRule="auto"/>
-        <w:ind w:left="600"/>
-        <w:shd w:val="clear" w:color="auto" w:fill="F5F7FA"/>
-      </w:pPr>
-      <w:r>
-        <w:rPr>
-          <w:sz w:val="20"/>
-        </w:rPr>
-        <w:t>Pour tester les paramètres de confidentialité d'Instaclasse</w:t>
-      </w:r>
-    </w:p>
-    <w:p>
-      <w:pPr>
-        <w:spacing w:before="0" w:after="20" w:line="276" w:lineRule="auto"/>
-        <w:ind w:left="600"/>
-        <w:shd w:val="clear" w:color="auto" w:fill="F5F7FA"/>
-      </w:pPr>
-      <w:r>
-        <w:rPr>
-          <w:b/>
-          <w:color w:val="2A7A50"/>
-          <w:sz w:val="20"/>
-        </w:rPr>
-        <w:t>Pour éviter d'être identifiés, multiplier les agresseurs apparents et rendre le blocage impossible</w:t>
-      </w:r>
-    </w:p>
-    <w:p>
-      <w:pPr>
-        <w:spacing w:before="0" w:after="20" w:line="276" w:lineRule="auto"/>
-        <w:ind w:left="600"/>
-        <w:shd w:val="clear" w:color="auto" w:fill="F5F7FA"/>
-      </w:pPr>
-      <w:r>
-        <w:rPr>
-          <w:sz w:val="20"/>
-        </w:rPr>
-        <w:t>Parce que leurs vrais comptes ont déjà été bloqués par Clara</w:t>
-      </w:r>
-    </w:p>
-    <w:p>
-      <w:pPr>
-        <w:spacing w:before="0" w:after="20" w:line="276" w:lineRule="auto"/>
-        <w:ind w:left="600"/>
-        <w:shd w:val="clear" w:color="auto" w:fill="F5F7FA"/>
-      </w:pPr>
-      <w:r>
-        <w:rPr>
-          <w:sz w:val="20"/>
-        </w:rPr>
-        <w:t>Pour jouer un rôle fictif sans conséquences réelles</w:t>
-      </w:r>
-    </w:p>
-    <w:p>
-      <w:pPr>
-        <w:spacing w:before="40" w:after="80" w:line="276" w:lineRule="auto"/>
-        <w:ind w:left="200"/>
-        <w:shd w:val="clear" w:color="auto" w:fill="F5F7FA"/>
-        <w:pBdr>
-          <w:left w:val="single" w:sz="8" w:space="4" w:color="2a4a7a"/>
-        </w:pBdr>
-      </w:pPr>
-      <w:r>
-        <w:rPr>
-          <w:i/>
-          <w:color w:val="666666"/>
-          <w:sz w:val="19"/>
-        </w:rPr>
-        <w:t>Les comptes anonymes servent à masquer l'identité des harceleurs tout en donnant l'impression que les attaques viennent de partout. Clara ne peut pas identifier ses agresseurs, les bloquer efficacement, ni prouver qui fait quoi. L'angoisse devient permanente car la menace semble surgir de nulle part - même chez elle, même la nuit.</w:t>
-      </w:r>
-    </w:p>
-    <w:p>
-      <w:pPr>
-        <w:spacing w:before="80" w:after="60" w:line="276" w:lineRule="auto"/>
-        <w:jc w:val="center"/>
-      </w:pPr>
-      <w:r>
-        <w:rPr>
-          <w:rFonts w:ascii="Arial" w:hAnsi="Arial"/>
-          <w:i/>
-          <w:color w:val="999999"/>
-          <w:sz w:val="17"/>
-        </w:rPr>
-        <w:t>Lendemain - 09h14</w:t>
-      </w:r>
-    </w:p>
-    <w:p>
-      <w:pPr>
-        <w:spacing w:before="0" w:after="30" w:line="276" w:lineRule="auto"/>
-        <w:keepLines/>
-      </w:pPr>
-      <w:r>
-        <w:rPr>
-          <w:rFonts w:ascii="Arial Narrow" w:hAnsi="Arial Narrow"/>
-          <w:b/>
-          <w:color w:val="7A3A00"/>
-          <w:sz w:val="17"/>
-        </w:rPr>
-        <w:t xml:space="preserve">Jade        </w:t>
-      </w:r>
-      <w:r>
-        <w:rPr>
-          <w:sz w:val="16"/>
-        </w:rPr>
-        <w:t xml:space="preserve">  </w:t>
-      </w:r>
-      <w:r>
-        <w:rPr>
-          <w:sz w:val="21"/>
-        </w:rPr>
-        <w:t>vous avez vu ? Clara a plus posté depuis hier soir</w:t>
-      </w:r>
-    </w:p>
-    <w:p>
-      <w:pPr>
-        <w:spacing w:before="0" w:after="30" w:line="276" w:lineRule="auto"/>
-        <w:keepLines/>
-      </w:pPr>
-      <w:r>
-        <w:rPr>
-          <w:rFonts w:ascii="Arial Narrow" w:hAnsi="Arial Narrow"/>
-          <w:b/>
-          <w:color w:val="AAAAAA"/>
-          <w:sz w:val="17"/>
-        </w:rPr>
-        <w:t xml:space="preserve">Enzo        </w:t>
-      </w:r>
-      <w:r>
-        <w:rPr>
-          <w:sz w:val="16"/>
-        </w:rPr>
-        <w:t xml:space="preserve">  </w:t>
-      </w:r>
-      <w:r>
-        <w:rPr>
-          <w:sz w:val="21"/>
-        </w:rPr>
-        <w:t>hahaha on l'a bien cassée 💀</w:t>
-      </w:r>
-    </w:p>
-    <w:p>
-      <w:pPr>
-        <w:spacing w:before="0" w:after="30" w:line="276" w:lineRule="auto"/>
-        <w:keepLines/>
-      </w:pPr>
-      <w:r>
-        <w:rPr>
-          <w:rFonts w:ascii="Arial Narrow" w:hAnsi="Arial Narrow"/>
-          <w:b/>
-          <w:color w:val="AAAAAA"/>
-          <w:sz w:val="17"/>
-        </w:rPr>
-        <w:t xml:space="preserve">Théo        </w:t>
-      </w:r>
-      <w:r>
-        <w:rPr>
-          <w:sz w:val="16"/>
-        </w:rPr>
-        <w:t xml:space="preserve">  </w:t>
-      </w:r>
-      <w:r>
-        <w:rPr>
-          <w:sz w:val="21"/>
-        </w:rPr>
-        <w:t>même plus vue en ligne depuis ce matin</w:t>
-      </w:r>
-    </w:p>
-    <w:p>
-      <w:pPr>
-        <w:spacing w:before="0" w:after="30" w:line="276" w:lineRule="auto"/>
-        <w:keepLines/>
-      </w:pPr>
-      <w:r>
-        <w:rPr>
-          <w:rFonts w:ascii="Arial Narrow" w:hAnsi="Arial Narrow"/>
-          <w:b/>
-          <w:color w:val="7A1A4A"/>
-          <w:sz w:val="17"/>
-        </w:rPr>
-        <w:t xml:space="preserve">Marine      </w:t>
-      </w:r>
-      <w:r>
-        <w:rPr>
-          <w:sz w:val="16"/>
-        </w:rPr>
-        <w:t xml:space="preserve">  </w:t>
-      </w:r>
-      <w:r>
-        <w:rPr>
-          <w:sz w:val="21"/>
-        </w:rPr>
-        <w:t>et elle était pas en cours aujourd'hui non plus 😂</w:t>
-      </w:r>
-    </w:p>
-    <w:p>
-      <w:pPr>
-        <w:spacing w:before="0" w:after="30" w:line="276" w:lineRule="auto"/>
-        <w:keepLines/>
-      </w:pPr>
-      <w:r>
-        <w:rPr>
-          <w:rFonts w:ascii="Arial Narrow" w:hAnsi="Arial Narrow"/>
-          <w:b/>
-          <w:color w:val="555555"/>
-          <w:sz w:val="17"/>
-        </w:rPr>
-        <w:t xml:space="preserve">Kevin       </w:t>
-      </w:r>
-      <w:r>
-        <w:rPr>
-          <w:sz w:val="16"/>
-        </w:rPr>
-        <w:t xml:space="preserve">  </w:t>
-      </w:r>
-      <w:r>
-        <w:rPr>
-          <w:sz w:val="21"/>
-        </w:rPr>
-        <w:t>sérieusement... c'est peut-être grave là</w:t>
-      </w:r>
-    </w:p>
-    <w:p>
-      <w:pPr>
-        <w:spacing w:before="0" w:after="30" w:line="276" w:lineRule="auto"/>
-        <w:keepLines/>
-      </w:pPr>
-      <w:r>
-        <w:rPr>
-          <w:rFonts w:ascii="Arial Narrow" w:hAnsi="Arial Narrow"/>
-          <w:b/>
-          <w:color w:val="AAAAAA"/>
-          <w:sz w:val="17"/>
-        </w:rPr>
-        <w:t xml:space="preserve">Enzo        </w:t>
-      </w:r>
-      <w:r>
-        <w:rPr>
-          <w:sz w:val="16"/>
-        </w:rPr>
-        <w:t xml:space="preserve">  </w:t>
-      </w:r>
-      <w:r>
-        <w:rPr>
-          <w:sz w:val="21"/>
-        </w:rPr>
-        <w:t>relax elle a juste besoin d'une pause, elle l'a bien cherché 😂</w:t>
-      </w:r>
-    </w:p>
-    <w:p>
-      <w:pPr>
-        <w:spacing w:before="0" w:after="30" w:line="276" w:lineRule="auto"/>
-        <w:keepLines/>
-      </w:pPr>
-      <w:r>
-        <w:rPr>
-          <w:rFonts w:ascii="Arial Narrow" w:hAnsi="Arial Narrow"/>
-          <w:b/>
-          <w:color w:val="555555"/>
-          <w:sz w:val="17"/>
-        </w:rPr>
-        <w:t xml:space="preserve">Kevin       </w:t>
-      </w:r>
-      <w:r>
-        <w:rPr>
-          <w:sz w:val="16"/>
-        </w:rPr>
-        <w:t xml:space="preserve">  </w:t>
-      </w:r>
-      <w:r>
-        <w:rPr>
-          <w:sz w:val="21"/>
-        </w:rPr>
-        <w:t>elle a disparu de partout d'un coup. c'est pas normal</w:t>
-      </w:r>
-    </w:p>
-    <w:p>
-      <w:pPr>
-        <w:spacing w:before="0" w:after="30" w:line="276" w:lineRule="auto"/>
-        <w:keepLines/>
-      </w:pPr>
-      <w:r>
-        <w:rPr>
-          <w:rFonts w:ascii="Arial Narrow" w:hAnsi="Arial Narrow"/>
-          <w:b/>
-          <w:color w:val="7A3A00"/>
-          <w:sz w:val="17"/>
-        </w:rPr>
-        <w:t xml:space="preserve">Jade        </w:t>
-      </w:r>
-      <w:r>
-        <w:rPr>
-          <w:sz w:val="16"/>
-        </w:rPr>
-        <w:t xml:space="preserve">  </w:t>
-      </w:r>
-      <w:r>
-        <w:rPr>
-          <w:sz w:val="21"/>
-        </w:rPr>
-        <w:t>kevin arrête de dramatiser c'est bon</w:t>
-      </w:r>
-    </w:p>
-    <w:p>
-      <w:pPr>
-        <w:spacing w:before="0" w:after="30" w:line="276" w:lineRule="auto"/>
-        <w:keepLines/>
-      </w:pPr>
-      <w:r>
-        <w:rPr>
-          <w:rFonts w:ascii="Arial Narrow" w:hAnsi="Arial Narrow"/>
-          <w:b/>
-          <w:color w:val="7A1A4A"/>
-          <w:sz w:val="17"/>
-        </w:rPr>
-        <w:t xml:space="preserve">Marine      </w:t>
-      </w:r>
-      <w:r>
-        <w:rPr>
-          <w:sz w:val="16"/>
-        </w:rPr>
-        <w:t xml:space="preserve">  </w:t>
-      </w:r>
-      <w:r>
-        <w:rPr>
-          <w:sz w:val="21"/>
-        </w:rPr>
-        <w:t>j'ai entendu dire qu'elle est partie dans son « havre secret » lmao</w:t>
-      </w:r>
-    </w:p>
-    <w:p>
-      <w:pPr>
-        <w:spacing w:before="0" w:after="30" w:line="276" w:lineRule="auto"/>
-        <w:keepLines/>
-      </w:pPr>
-      <w:r>
-        <w:rPr>
-          <w:rFonts w:ascii="Arial Narrow" w:hAnsi="Arial Narrow"/>
-          <w:b/>
-          <w:color w:val="AAAAAA"/>
-          <w:sz w:val="17"/>
-        </w:rPr>
-        <w:t xml:space="preserve">Enzo        </w:t>
-      </w:r>
-      <w:r>
-        <w:rPr>
-          <w:sz w:val="16"/>
-        </w:rPr>
-        <w:t xml:space="preserve">  </w:t>
-      </w:r>
-      <w:r>
-        <w:rPr>
-          <w:sz w:val="21"/>
-        </w:rPr>
-        <w:t>son QUOI 💀💀💀</w:t>
-      </w:r>
-    </w:p>
-    <w:p>
-      <w:pPr>
-        <w:spacing w:before="0" w:after="30" w:line="276" w:lineRule="auto"/>
-        <w:keepLines/>
-      </w:pPr>
-      <w:r>
-        <w:rPr>
-          <w:rFonts w:ascii="Arial Narrow" w:hAnsi="Arial Narrow"/>
-          <w:b/>
-          <w:color w:val="7A3A00"/>
-          <w:sz w:val="17"/>
-        </w:rPr>
-        <w:t xml:space="preserve">Jade        </w:t>
-      </w:r>
-      <w:r>
-        <w:rPr>
-          <w:sz w:val="16"/>
-        </w:rPr>
-        <w:t xml:space="preserve">  </w:t>
-      </w:r>
-      <w:r>
-        <w:rPr>
-          <w:sz w:val="21"/>
-        </w:rPr>
-        <w:t>elle est vraiment trop bizarre cette fille avec ses mots de 40 ans</w:t>
-      </w:r>
-    </w:p>
-    <w:p>
-      <w:pPr>
-        <w:spacing w:before="0" w:after="30" w:line="276" w:lineRule="auto"/>
-        <w:keepLines/>
-      </w:pPr>
-      <w:r>
-        <w:rPr>
-          <w:rFonts w:ascii="Arial Narrow" w:hAnsi="Arial Narrow"/>
-          <w:b/>
-          <w:color w:val="AAAAAA"/>
-          <w:sz w:val="17"/>
-        </w:rPr>
-        <w:t xml:space="preserve">Théo        </w:t>
-      </w:r>
-      <w:r>
-        <w:rPr>
-          <w:sz w:val="16"/>
-        </w:rPr>
-        <w:t xml:space="preserve">  </w:t>
-      </w:r>
-      <w:r>
-        <w:rPr>
-          <w:sz w:val="21"/>
-        </w:rPr>
-        <w:t>c'est quoi ce « havre secret » omg elle se prend pour qui</w:t>
-      </w:r>
-    </w:p>
-    <w:p>
-      <w:pPr>
-        <w:spacing w:before="0" w:after="30" w:line="276" w:lineRule="auto"/>
-        <w:keepLines/>
-      </w:pPr>
-      <w:r>
-        <w:rPr>
-          <w:rFonts w:ascii="Arial Narrow" w:hAnsi="Arial Narrow"/>
-          <w:b/>
-          <w:color w:val="7A1A4A"/>
-          <w:sz w:val="17"/>
-        </w:rPr>
-        <w:t xml:space="preserve">Marine      </w:t>
-      </w:r>
-      <w:r>
-        <w:rPr>
-          <w:sz w:val="16"/>
-        </w:rPr>
-        <w:t xml:space="preserve">  </w:t>
-      </w:r>
-      <w:r>
-        <w:rPr>
-          <w:sz w:val="21"/>
-        </w:rPr>
-        <w:t>chez sa tante je crois, quelque part, personne sait vraiment</w:t>
-      </w:r>
-    </w:p>
-    <w:p>
-      <w:pPr>
-        <w:spacing w:before="0" w:after="30" w:line="276" w:lineRule="auto"/>
-        <w:keepLines/>
-      </w:pPr>
-      <w:r>
-        <w:rPr>
-          <w:rFonts w:ascii="Arial Narrow" w:hAnsi="Arial Narrow"/>
-          <w:b/>
-          <w:color w:val="AAAAAA"/>
-          <w:sz w:val="17"/>
-        </w:rPr>
-        <w:t xml:space="preserve">Enzo        </w:t>
-      </w:r>
-      <w:r>
-        <w:rPr>
-          <w:sz w:val="16"/>
-        </w:rPr>
-        <w:t xml:space="preserve">  </w:t>
-      </w:r>
-      <w:r>
-        <w:rPr>
-          <w:sz w:val="21"/>
-        </w:rPr>
-        <w:t>lmao elle s'est enfuie dans son château secret 🏰 trop pathétique</w:t>
-      </w:r>
-    </w:p>
-    <w:p>
-      <w:pPr>
-        <w:spacing w:before="0" w:after="30" w:line="276" w:lineRule="auto"/>
-        <w:keepLines/>
-      </w:pPr>
-      <w:r>
-        <w:rPr>
-          <w:rFonts w:ascii="Arial Narrow" w:hAnsi="Arial Narrow"/>
-          <w:b/>
-          <w:color w:val="555555"/>
-          <w:sz w:val="17"/>
-        </w:rPr>
-        <w:t xml:space="preserve">Kevin       </w:t>
-      </w:r>
-      <w:r>
-        <w:rPr>
-          <w:sz w:val="16"/>
-        </w:rPr>
-        <w:t xml:space="preserve">  </w:t>
-      </w:r>
-      <w:r>
-        <w:rPr>
-          <w:sz w:val="21"/>
-        </w:rPr>
-        <w:t>les gars franchement... on est peut-être allés trop loin</w:t>
-      </w:r>
-    </w:p>
-    <w:p>
-      <w:pPr>
-        <w:spacing w:before="0" w:after="30" w:line="276" w:lineRule="auto"/>
-        <w:keepLines/>
-      </w:pPr>
-      <w:r>
-        <w:rPr>
-          <w:rFonts w:ascii="Arial Narrow" w:hAnsi="Arial Narrow"/>
-          <w:b/>
-          <w:color w:val="AAAAAA"/>
-          <w:sz w:val="17"/>
-        </w:rPr>
-        <w:t xml:space="preserve">Théo        </w:t>
-      </w:r>
-      <w:r>
-        <w:rPr>
-          <w:sz w:val="16"/>
-        </w:rPr>
-        <w:t xml:space="preserve">  </w:t>
-      </w:r>
-      <w:r>
-        <w:rPr>
-          <w:sz w:val="21"/>
-        </w:rPr>
-        <w:t>non, elle l'a bien cherché. elle avait juste à pas réagir comme ça</w:t>
-      </w:r>
-    </w:p>
-    <w:p>
-      <w:pPr>
-        <w:spacing w:before="0" w:after="30" w:line="276" w:lineRule="auto"/>
-        <w:keepLines/>
-      </w:pPr>
-      <w:r>
-        <w:rPr>
-          <w:rFonts w:ascii="Arial Narrow" w:hAnsi="Arial Narrow"/>
-          <w:b/>
-          <w:color w:val="7A3A00"/>
-          <w:sz w:val="17"/>
-        </w:rPr>
-        <w:t xml:space="preserve">Jade        </w:t>
-      </w:r>
-      <w:r>
-        <w:rPr>
-          <w:sz w:val="16"/>
-        </w:rPr>
-        <w:t xml:space="preserve">  </w:t>
-      </w:r>
-      <w:r>
-        <w:rPr>
-          <w:sz w:val="21"/>
-        </w:rPr>
-        <w:t>exactement, c'est sa faute si elle peut pas encaisser</w:t>
-      </w:r>
-    </w:p>
-    <w:p>
-      <w:pPr>
-        <w:spacing w:before="0" w:after="30" w:line="276" w:lineRule="auto"/>
-        <w:keepLines/>
-      </w:pPr>
-      <w:r>
-        <w:rPr>
-          <w:rFonts w:ascii="Arial Narrow" w:hAnsi="Arial Narrow"/>
-          <w:b/>
-          <w:color w:val="AAAAAA"/>
-          <w:sz w:val="17"/>
-        </w:rPr>
-        <w:t xml:space="preserve">Enzo        </w:t>
-      </w:r>
-      <w:r>
-        <w:rPr>
-          <w:sz w:val="16"/>
-        </w:rPr>
-        <w:t xml:space="preserve">  </w:t>
-      </w:r>
-      <w:r>
-        <w:rPr>
-          <w:sz w:val="21"/>
-        </w:rPr>
-        <w:t>bon elle revient quand elle veut de son « havre » 😂 on sera là</w:t>
-      </w:r>
-    </w:p>
-    <w:p>
-      <w:pPr>
-        <w:spacing w:before="0" w:after="30" w:line="276" w:lineRule="auto"/>
-        <w:keepLines/>
-      </w:pPr>
-      <w:r>
-        <w:rPr>
-          <w:rFonts w:ascii="Arial Narrow" w:hAnsi="Arial Narrow"/>
-          <w:b/>
-          <w:color w:val="555555"/>
-          <w:sz w:val="17"/>
-        </w:rPr>
-        <w:t xml:space="preserve">Kevin       </w:t>
-      </w:r>
-      <w:r>
-        <w:rPr>
-          <w:sz w:val="16"/>
-        </w:rPr>
-        <w:t xml:space="preserve">  </w:t>
-      </w:r>
-      <w:r>
-        <w:rPr>
-          <w:sz w:val="21"/>
-        </w:rPr>
-        <w:t>...</w:t>
-      </w:r>
-    </w:p>
-    <w:p>
-      <w:pPr>
-        <w:spacing w:before="160" w:after="80" w:line="276" w:lineRule="auto"/>
-      </w:pPr>
-      <w:r>
-        <w:rPr>
-          <w:rFonts w:ascii="Arial" w:hAnsi="Arial"/>
-          <w:b/>
-          <w:color w:val="444444"/>
-          <w:sz w:val="20"/>
-        </w:rPr>
-        <w:t>COMMENTAIRES QUI ENVAHISSENT LA PUBLICATION</w:t>
-      </w:r>
-    </w:p>
-    <w:p>
-      <w:pPr>
-        <w:spacing w:before="0" w:after="30" w:line="276" w:lineRule="auto"/>
-        <w:keepLines/>
-      </w:pPr>
-      <w:r>
-        <w:rPr>
-          <w:rFonts w:ascii="Arial Narrow" w:hAnsi="Arial Narrow"/>
-          <w:b/>
-          <w:color w:val="AAAAAA"/>
-          <w:sz w:val="17"/>
-        </w:rPr>
-        <w:t>utilisateur_4729</w:t>
-      </w:r>
-      <w:r>
-        <w:rPr>
-          <w:sz w:val="16"/>
-        </w:rPr>
-        <w:t xml:space="preserve">  </w:t>
-      </w:r>
-      <w:r>
-        <w:rPr>
-          <w:sz w:val="21"/>
-        </w:rPr>
-        <w:t>quelle qualite de photo lol</w:t>
-      </w:r>
-    </w:p>
-    <w:p>
-      <w:pPr>
-        <w:spacing w:before="0" w:after="30" w:line="276" w:lineRule="auto"/>
-        <w:keepLines/>
-      </w:pPr>
-      <w:r>
-        <w:rPr>
-          <w:rFonts w:ascii="Arial Narrow" w:hAnsi="Arial Narrow"/>
-          <w:b/>
-          <w:color w:val="AAAAAA"/>
-          <w:sz w:val="17"/>
-        </w:rPr>
-        <w:t>anonymous_x0</w:t>
-      </w:r>
-      <w:r>
-        <w:rPr>
-          <w:sz w:val="16"/>
-        </w:rPr>
-        <w:t xml:space="preserve">  </w:t>
-      </w:r>
-      <w:r>
-        <w:rPr>
-          <w:sz w:val="21"/>
-        </w:rPr>
-        <w:t>ta photo elle est floue t'as meme pas de talent</w:t>
-      </w:r>
-    </w:p>
-    <w:p>
-      <w:pPr>
-        <w:spacing w:before="0" w:after="30" w:line="276" w:lineRule="auto"/>
-        <w:keepLines/>
-      </w:pPr>
-      <w:r>
-        <w:rPr>
-          <w:rFonts w:ascii="Arial Narrow" w:hAnsi="Arial Narrow"/>
-          <w:b/>
-          <w:color w:val="AAAAAA"/>
-          <w:sz w:val="17"/>
-        </w:rPr>
-        <w:t>_noreply_ghost_</w:t>
-      </w:r>
-      <w:r>
-        <w:rPr>
-          <w:sz w:val="16"/>
-        </w:rPr>
-        <w:t xml:space="preserve">  </w:t>
-      </w:r>
-      <w:r>
-        <w:rPr>
-          <w:sz w:val="21"/>
-        </w:rPr>
-        <w:t>elle est trop moche ta photo serieusement</w:t>
-      </w:r>
-    </w:p>
-    <w:p>
-      <w:pPr>
-        <w:spacing w:before="160" w:after="80" w:line="276" w:lineRule="auto"/>
-      </w:pPr>
-      <w:r>
-        <w:rPr>
-          <w:rFonts w:ascii="Arial" w:hAnsi="Arial"/>
-          <w:b/>
-          <w:color w:val="444444"/>
-          <w:sz w:val="20"/>
-        </w:rPr>
         <w:t>FIN DE LA PARTIE 3</w:t>
       </w:r>
     </w:p>
@@ -9796,7 +9915,7 @@
         <w:rPr>
           <w:sz w:val="21"/>
         </w:rPr>
-        <w:t>pensait que « tout le monde » la détestait - ils l'ont fabriqué ensemble.</w:t>
+        <w:t>pensait que « tout le monde » la détestait - ils l'ont fabriqué ensemble.</w:t>
       </w:r>
     </w:p>
     <w:p>
@@ -9836,7 +9955,7 @@
         <w:rPr>
           <w:sz w:val="21"/>
         </w:rPr>
-        <w:t>s'est enfuie vers son « havre secret »... mais où est-il ?</w:t>
+        <w:t>s'est enfuie vers son « havre secret »... mais où est-il ?</w:t>
       </w:r>
     </w:p>
     <w:p>
@@ -9848,7 +9967,7 @@
         <w:rPr>
           <w:sz w:val="21"/>
         </w:rPr>
-        <w:t>Le harcèlement de groupe transforme chaque espace en danger. Clara est partie se réfugier quelque part. Quelqu’un doit savoir où.</w:t>
+        <w:t>Le harcèlement de groupe transforme chaque espace en danger. Clara est partie se réfugier loin de tout ça.</w:t>
       </w:r>
     </w:p>
     <w:p>
@@ -10000,7 +10119,7 @@
         <w:rPr>
           <w:sz w:val="21"/>
         </w:rPr>
-        <w:t>Kevin a douté cinq fois. « On va un peu trop loin là. » « C'est peut-être grave. » « Elle a disparu de partout d'un coup. » « On est peut-être allés trop loin. » Puis « … ». À chaque fois on lui a coupé la parole, et à chaque fois il s'est tu. Il a fini par écrire à Clara, mais trop tard : elle était déjà partie.</w:t>
+        <w:t>Kevin a douté cinq fois. « On va un peu trop loin là. » « C'est peut-être grave. » « Elle a disparu de partout d'un coup. » « On est peut-être allés trop loin. » Puis « … ». À chaque fois on lui a coupé la parole, et à chaque fois il s'est tu. Il a fini par écrire à Clara, mais trop tard : elle était déjà partie.</w:t>
       </w:r>
     </w:p>
     <w:p>
@@ -10120,7 +10239,7 @@
         <w:rPr>
           <w:sz w:val="21"/>
         </w:rPr>
-        <w:t>Relis le groupe : à aucun moment ils ne le disent. La seule justification qui revient est « elle l'a bien cherché ». Il n'y a pas de raison - et chercher laquelle serait déjà donner tort à Clara.</w:t>
+        <w:t>Relis le groupe : à aucun moment ils ne le disent. La seule justification qui revient est « elle l'a bien cherché ». Il n'y a pas de raison - et chercher laquelle serait déjà donner tort à Clara.</w:t>
       </w:r>
     </w:p>
     <w:p>
@@ -10428,7 +10547,7 @@
         <w:rPr>
           <w:sz w:val="20"/>
         </w:rPr>
-        <w:t>« Je comprends. Je veux pas la brusquer… mais elle me manque, et j'ai peur pour elle. »</w:t>
+        <w:t>« Je comprends. Je veux pas la brusquer… mais elle me manque, et j'ai peur pour elle. »</w:t>
       </w:r>
       <w:r>
         <w:br/>
@@ -10485,7 +10604,7 @@
         <w:rPr>
           <w:sz w:val="20"/>
         </w:rPr>
-        <w:t>« Je comprends. Mais c'est important - ça ne prendra pas longtemps. »</w:t>
+        <w:t>« Je comprends. Mais c'est important - ça ne prendra pas longtemps. »</w:t>
       </w:r>
       <w:r>
         <w:br/>
@@ -10542,7 +10661,7 @@
         <w:rPr>
           <w:sz w:val="20"/>
         </w:rPr>
-        <w:t>« J'ai besoin de lui parler maintenant, c'est urgent. »</w:t>
+        <w:t>« J'ai besoin de lui parler maintenant, c'est urgent. »</w:t>
       </w:r>
       <w:r>
         <w:br/>
@@ -10554,7 +10673,7 @@
           <w:color w:val="999999"/>
           <w:sz w:val="17"/>
         </w:rPr>
-        <w:t>L'insistance brusque met la tante sur la défensive.</w:t>
+        <w:t>« C'est urgent » : tu parles de ton besoin à toi. La tante, elle, protège Clara, qui va mal. En insistant, tu lui montres que tu passes avant Clara - exactement ce qu'elle redoute.</w:t>
       </w:r>
       <w:r>
         <w:br/>
@@ -10643,7 +10762,7 @@
         <w:rPr>
           <w:sz w:val="20"/>
         </w:rPr>
-        <w:t>« Vous avez raison. Je suis désolé. C'est elle qui compte, pas moi. »</w:t>
+        <w:t>« Vous avez raison. Je suis désolé. C'est elle qui compte, pas moi. »</w:t>
       </w:r>
       <w:r>
         <w:br/>
@@ -10679,7 +10798,7 @@
         <w:rPr>
           <w:sz w:val="20"/>
         </w:rPr>
-        <w:t>« Mais vous ne comprenez pas, c'est vraiment important. »</w:t>
+        <w:t>« Mais vous ne comprenez pas, c'est vraiment important. »</w:t>
       </w:r>
       <w:r>
         <w:br/>
@@ -10774,7 +10893,7 @@
         <w:rPr>
           <w:sz w:val="20"/>
         </w:rPr>
-        <w:t>« Elle culpabilise ? Mais elle a rien fait… C'est ça qui me fait le plus mal. »</w:t>
+        <w:t>« Elle culpabilise ? Mais elle a rien fait… C'est ça qui me fait le plus mal. »</w:t>
       </w:r>
       <w:r>
         <w:br/>
@@ -10831,7 +10950,7 @@
         <w:rPr>
           <w:sz w:val="20"/>
         </w:rPr>
-        <w:t>« Je savais pas que c'était à ce point… c'est vraiment grave. »</w:t>
+        <w:t>« Je savais pas que c'était à ce point… c'est vraiment grave. »</w:t>
       </w:r>
       <w:r>
         <w:br/>
@@ -10888,7 +11007,7 @@
         <w:rPr>
           <w:sz w:val="20"/>
         </w:rPr>
-        <w:t>« Elle aurait dû m'en parler avant d'en arriver là. »</w:t>
+        <w:t>« Elle aurait dû m'en parler avant d'en arriver là. »</w:t>
       </w:r>
       <w:r>
         <w:br/>
@@ -10900,7 +11019,7 @@
           <w:color w:val="999999"/>
           <w:sz w:val="17"/>
         </w:rPr>
-        <w:t>Cela ressemble à un reproche. La tante le perçoit clairement.</w:t>
+        <w:t>« Elle aurait dû m'en parler » : c'est reprocher à Clara de s'être tue. Une victime se tait souvent par honte ou par peur. Lui en vouloir, c'est ajouter à la culpabilité dont la tante vient justement de parler.</w:t>
       </w:r>
       <w:r>
         <w:br/>
@@ -10989,7 +11108,7 @@
         <w:rPr>
           <w:sz w:val="20"/>
         </w:rPr>
-        <w:t>« Vous avez raison. Ce n'est pas ce que je voulais dire. Elle ne méritait rien de tout ça. »</w:t>
+        <w:t>« Vous avez raison. Ce n'est pas ce que je voulais dire. Elle ne méritait rien de tout ça. »</w:t>
       </w:r>
       <w:r>
         <w:br/>
@@ -11025,7 +11144,7 @@
         <w:rPr>
           <w:sz w:val="20"/>
         </w:rPr>
-        <w:t>« Je fais juste remarquer que si elle m'avait parlé, on aurait pu éviter ça. »</w:t>
+        <w:t>« Je fais juste remarquer que si elle m'avait parlé, on aurait pu éviter ça. »</w:t>
       </w:r>
       <w:r>
         <w:br/>
@@ -11120,7 +11239,7 @@
         <w:rPr>
           <w:sz w:val="20"/>
         </w:rPr>
-        <w:t>« Je serai patient. Dites-lui juste que je suis là. Elle est pas obligée de me parler. »</w:t>
+        <w:t>« Je serai patient. Dites-lui juste que je suis là. Elle est pas obligée de me parler. »</w:t>
       </w:r>
       <w:r>
         <w:br/>
@@ -11177,7 +11296,7 @@
         <w:rPr>
           <w:sz w:val="20"/>
         </w:rPr>
-        <w:t>« Je vous promets d'être doux. Merci de me donner cette chance. »</w:t>
+        <w:t>« Je ferai attention à ce que je lui dis. Merci de me laisser essayer. »</w:t>
       </w:r>
       <w:r>
         <w:br/>
@@ -11234,7 +11353,7 @@
         <w:rPr>
           <w:sz w:val="20"/>
         </w:rPr>
-        <w:t>« Je vais lui dire que tout va s'arranger, que j'ai un plan. »</w:t>
+        <w:t>« Je vais lui dire que tout va s'arranger, que j'ai un plan. »</w:t>
       </w:r>
       <w:r>
         <w:br/>
@@ -11246,7 +11365,7 @@
           <w:color w:val="999999"/>
           <w:sz w:val="17"/>
         </w:rPr>
-        <w:t>Tu parles de toi et de ton plan - pas d'elle.</w:t>
+        <w:t>« J'ai un plan, tout va s'arranger » : tu promets ce que tu ne peux pas tenir, et tu décides à sa place. Clara n'a pas besoin qu'on la sauve, elle a besoin qu'on l'écoute, à son rythme.</w:t>
       </w:r>
       <w:r>
         <w:br/>
@@ -11335,7 +11454,7 @@
         <w:rPr>
           <w:sz w:val="20"/>
         </w:rPr>
-        <w:t>« Oui… vous avez raison. Je voulais juste l'aider mais je suis allé trop vite. »</w:t>
+        <w:t>« Oui… vous avez raison. Je voulais juste l'aider mais je suis allé trop vite. »</w:t>
       </w:r>
       <w:r>
         <w:br/>
@@ -11371,7 +11490,7 @@
         <w:rPr>
           <w:sz w:val="20"/>
         </w:rPr>
-        <w:t>« Je pense que ça lui ferait du bien d'avoir un objectif concret. »</w:t>
+        <w:t>« Je pense que ça lui ferait du bien d'avoir un objectif concret. »</w:t>
       </w:r>
       <w:r>
         <w:br/>
@@ -11752,7 +11871,7 @@
         <w:rPr>
           <w:sz w:val="20"/>
         </w:rPr>
-        <w:t>« T'avais pas besoin de trouver les bons mots. Je t'aurais écoutée, même sans explication. »</w:t>
+        <w:t>« T'avais pas besoin de trouver les bons mots. Je t'aurais écoutée, même sans explication. »</w:t>
       </w:r>
       <w:r>
         <w:br/>
@@ -11809,7 +11928,7 @@
         <w:rPr>
           <w:sz w:val="20"/>
         </w:rPr>
-        <w:t>« Je comprends… c'est dur de savoir comment dire ces choses. »</w:t>
+        <w:t>« Je comprends… c'est dur de savoir comment dire ces choses. »</w:t>
       </w:r>
       <w:r>
         <w:br/>
@@ -11866,7 +11985,7 @@
         <w:rPr>
           <w:sz w:val="20"/>
         </w:rPr>
-        <w:t>« Pourquoi tu as supprimé ces messages ? J'aurais répondu, tu sais. »</w:t>
+        <w:t>« Pourquoi tu as supprimé ces messages ? J'aurais répondu, tu sais. »</w:t>
       </w:r>
       <w:r>
         <w:br/>
@@ -11878,7 +11997,7 @@
           <w:color w:val="999999"/>
           <w:sz w:val="17"/>
         </w:rPr>
-        <w:t>Tu mets l'accent sur toi, pas sur ce qu'elle vivait.</w:t>
+        <w:t>« Pourquoi tu les as supprimés ? » : tu lui demandes des comptes, et tu ramènes la conversation à toi (« j'aurais répondu »). Elle a déjà honte de s'être tue : la questionner là-dessus, c'est la mettre en faute.</w:t>
       </w:r>
       <w:r>
         <w:br/>
@@ -11986,7 +12105,7 @@
         <w:rPr>
           <w:sz w:val="20"/>
         </w:rPr>
-        <w:t>« Même chez toi t'étais pas tranquille… T'avais plus aucun endroit où souffler. Je suis désolé. »</w:t>
+        <w:t>« Même chez toi t'étais pas tranquille… T'avais plus aucun endroit où souffler. Je suis désolé. »</w:t>
       </w:r>
       <w:r>
         <w:br/>
@@ -12043,7 +12162,7 @@
         <w:rPr>
           <w:sz w:val="20"/>
         </w:rPr>
-        <w:t>« C'est horrible… être harcelée même à la maison. »</w:t>
+        <w:t>« C'est horrible… être harcelée même à la maison. »</w:t>
       </w:r>
       <w:r>
         <w:br/>
@@ -12100,7 +12219,7 @@
         <w:rPr>
           <w:sz w:val="20"/>
         </w:rPr>
-        <w:t>« T'aurais pu bloquer ces gens, désactiver tes réseaux. »</w:t>
+        <w:t>« T'aurais pu bloquer ces gens, désactiver tes réseaux. »</w:t>
       </w:r>
       <w:r>
         <w:br/>
@@ -12112,7 +12231,7 @@
           <w:color w:val="999999"/>
           <w:sz w:val="17"/>
         </w:rPr>
-        <w:t>Un conseil non demandé, qui ressemble à un reproche.</w:t>
+        <w:t>Un conseil qu'elle n'a pas demandé, et qui sonne comme un reproche : « tu aurais pu éviter ça ». Elle te confie ce qu'elle a vécu, pas un problème à régler. Et bloquer ne suffit pas : les comptes anonymes reviennent sous un autre nom. Avant de conseiller, écoute.</w:t>
       </w:r>
       <w:r>
         <w:br/>
@@ -12216,7 +12335,7 @@
         <w:rPr>
           <w:sz w:val="20"/>
         </w:rPr>
-        <w:t>« C'est normal que t'aies fini par y croire, ils te l'ont dit cent fois. Mais c'est faux. C'est eux le problème, pas toi. »</w:t>
+        <w:t>« C'est normal que t'aies fini par y croire, ils te l'ont dit cent fois. Mais c'est faux. C'est eux le problème, pas toi. »</w:t>
       </w:r>
       <w:r>
         <w:br/>
@@ -12273,7 +12392,7 @@
         <w:rPr>
           <w:sz w:val="20"/>
         </w:rPr>
-        <w:t>« Non. Ce que tu voyais, c'est leurs mensonges - pas toi. »</w:t>
+        <w:t>« Non. Ce que tu voyais, c'est leurs mensonges - pas toi. »</w:t>
       </w:r>
       <w:r>
         <w:br/>
@@ -12330,7 +12449,7 @@
         <w:rPr>
           <w:sz w:val="20"/>
         </w:rPr>
-        <w:t>« Tu sais bien que c'est faux ce qu'ils disent. »</w:t>
+        <w:t>« Tu sais bien que c'est faux ce qu'ils disent. »</w:t>
       </w:r>
       <w:r>
         <w:br/>
@@ -12342,7 +12461,7 @@
           <w:color w:val="999999"/>
           <w:sz w:val="17"/>
         </w:rPr>
-        <w:t>"Tu sais bien" minimise sa douleur sans le vouloir.</w:t>
+        <w:t>« Tu sais bien que c'est faux » : si elle le savait, elle n'en serait pas là. Entendu cent fois, le harcèlement finit par faire croire à la victime ce qu'on lui dit. « Tu sais bien », c'est lui reprocher d'y avoir cru.</w:t>
       </w:r>
       <w:r>
         <w:br/>
@@ -12506,7 +12625,7 @@
         <w:rPr>
           <w:sz w:val="20"/>
         </w:rPr>
-        <w:t>« C'est déjà réel, Clara. Et c'est pour ça qu'il faut des adultes qui peuvent agir : ta tante, tes parents, le CPE. Pas pour tout régler d'un coup. Juste pour que tu portes plus ça toute seule. »</w:t>
+        <w:t>« C'est déjà réel, Clara. Et c'est pour ça qu'il faut des adultes qui peuvent agir : ta tante, tes parents, le CPE. Pas pour tout régler d'un coup. Juste pour que tu portes plus ça toute seule. »</w:t>
       </w:r>
       <w:r>
         <w:br/>
@@ -12565,7 +12684,7 @@
         <w:rPr>
           <w:sz w:val="20"/>
         </w:rPr>
-        <w:t>« Tu n'as pas à régler ça toute seule. Si tu veux, je peux être là quand tu en parles à quelqu'un - n'importe quel adulte de confiance. »</w:t>
+        <w:t>« Tu n'as pas à régler ça toute seule. Si tu veux, je peux être là quand tu en parles à quelqu'un - n'importe quel adulte de confiance. »</w:t>
       </w:r>
       <w:r>
         <w:br/>
@@ -12622,7 +12741,7 @@
         <w:rPr>
           <w:sz w:val="20"/>
         </w:rPr>
-        <w:t>« T'inquiète, je vais régler ça moi-même. Ces gens vont avoir des problèmes. »</w:t>
+        <w:t>« T'inquiète, je vais régler ça moi-même. Ces gens vont avoir des problèmes. »</w:t>
       </w:r>
       <w:r>
         <w:br/>
@@ -12634,7 +12753,7 @@
           <w:color w:val="999999"/>
           <w:sz w:val="17"/>
         </w:rPr>
-        <w:t>Tu prends tout sur toi. Ce n'est pas ton rôle - et elle sait que ça risque d'empirer.</w:t>
+        <w:t>« Je vais régler ça moi-même » : tu veux la protéger, mais t'en prendre seul au groupe risque d'aggraver les choses, pour elle comme pour toi. Ce n'est pas ton rôle : c'est celui des adultes qui peuvent agir - le CPE, ses parents, sa tante.</w:t>
       </w:r>
       <w:r>
         <w:br/>
@@ -12669,6 +12788,20 @@
           <w:sz w:val="20"/>
         </w:rPr>
         <w:t>LES FINS</w:t>
+      </w:r>
+    </w:p>
+    <w:p>
+      <w:pPr>
+        <w:jc w:val="left"/>
+        <w:spacing w:before="0" w:after="70" w:line="276" w:lineRule="auto"/>
+      </w:pPr>
+      <w:r>
+        <w:rPr>
+          <w:i/>
+          <w:color w:val="666666"/>
+          <w:sz w:val="18"/>
+        </w:rPr>
+        <w:t>La fin dépend de l'échange avec Clara seul (0 à 8 points sur ses quatre questions). Deux réponses maladroites avec elle, et elle raccroche : le joueur peut la rappeler. Une fin « La distance reste » propose de recommencer l'échange au lieu de raconter la suite.</w:t>
       </w:r>
     </w:p>
     <w:p>
@@ -12686,7 +12819,7 @@
           <w:color w:val="2A7A50"/>
           <w:sz w:val="21"/>
         </w:rPr>
-        <w:t>🌿 Clara va demander de l'aide. (empathie ≥ 10 sur 10)</w:t>
+        <w:t>🌿 Clara va demander de l'aide. (écoute de Clara ≥ 7 sur 8)</w:t>
       </w:r>
     </w:p>
     <w:p>
@@ -12728,7 +12861,7 @@
           <w:color w:val="666666"/>
           <w:sz w:val="20"/>
         </w:rPr>
-        <w:t>« Je vais en parler à ma tante. Vraiment parler. »</w:t>
+        <w:t>« Je vais en parler à ma tante. Vraiment parler. »</w:t>
         <w:br/>
         <w:t>- Clara</w:t>
       </w:r>
@@ -12748,7 +12881,7 @@
           <w:color w:val="C09030"/>
           <w:sz w:val="21"/>
         </w:rPr>
-        <w:t>🕯️ Un premier pas. (empathie ≥ 5 sur 10)</w:t>
+        <w:t>🕯️ Un premier pas. (écoute de Clara ≥ 4 sur 8)</w:t>
       </w:r>
     </w:p>
     <w:p>
@@ -12788,7 +12921,7 @@
           <w:color w:val="666666"/>
           <w:sz w:val="20"/>
         </w:rPr>
-        <w:t>« Peut-être que je vais essayer… »</w:t>
+        <w:t>« Peut-être que je vais essayer… »</w:t>
         <w:br/>
         <w:t>- Clara</w:t>
       </w:r>
@@ -12808,7 +12941,7 @@
           <w:color w:val="C04030"/>
           <w:sz w:val="21"/>
         </w:rPr>
-        <w:t>🌧️ La distance reste. (empathie ≥ 0 sur 10)</w:t>
+        <w:t>🌧️ La distance reste. (écoute de Clara ≥ 0 sur 8)</w:t>
       </w:r>
     </w:p>
     <w:p>
@@ -12828,6 +12961,9 @@
         <w:br/>
         <w:br/>
         <w:t>Clara reste fermée. Elle a besoin de temps - et de quelqu'un qui écoute vraiment avant d'agir.</w:t>
+        <w:br/>
+        <w:br/>
+        <w:t>Recommence l'échange : écoute-la d'abord, sans la juger.</w:t>
       </w:r>
     </w:p>
     <w:p>
@@ -12845,7 +12981,7 @@
           <w:color w:val="666666"/>
           <w:sz w:val="20"/>
         </w:rPr>
-        <w:t>« J'avais juste besoin que tu m'écoutes. »</w:t>
+        <w:t>« J'avais juste besoin que tu m'écoutes. »</w:t>
         <w:br/>
         <w:t>- Clara</w:t>
       </w:r>
@@ -12907,6 +13043,61 @@
     </w:p>
     <w:p>
       <w:pPr>
+        <w:spacing w:before="80" w:after="20" w:line="276" w:lineRule="auto"/>
+        <w:ind w:left="300"/>
+        <w:pBdr>
+          <w:left w:val="single" w:sz="24" w:space="4" w:color="555555"/>
+        </w:pBdr>
+        <w:shd w:val="clear" w:color="auto" w:fill="FAFAFA"/>
+      </w:pPr>
+      <w:r>
+        <w:rPr>
+          <w:b/>
+          <w:color w:val="666666"/>
+          <w:sz w:val="21"/>
+        </w:rPr>
+        <w:t>📵 Clara a raccroché.</w:t>
+      </w:r>
+    </w:p>
+    <w:p>
+      <w:pPr>
+        <w:spacing w:before="0" w:after="20" w:line="276" w:lineRule="auto"/>
+        <w:ind w:left="300"/>
+        <w:pBdr>
+          <w:left w:val="single" w:sz="24" w:space="4" w:color="555555"/>
+        </w:pBdr>
+        <w:shd w:val="clear" w:color="auto" w:fill="FAFAFA"/>
+      </w:pPr>
+      <w:r>
+        <w:rPr>
+          <w:sz w:val="21"/>
+        </w:rPr>
+        <w:t>Elle s'est sentie jugée au lieu d'être écoutée. Elle n'avait plus la force de continuer ce soir.</w:t>
+        <w:br/>
+        <w:br/>
+        <w:t>Tu peux la rappeler, et essayer autrement.</w:t>
+      </w:r>
+    </w:p>
+    <w:p>
+      <w:pPr>
+        <w:spacing w:before="0" w:after="20" w:line="276" w:lineRule="auto"/>
+        <w:ind w:left="300"/>
+        <w:pBdr>
+          <w:left w:val="single" w:sz="24" w:space="4" w:color="555555"/>
+        </w:pBdr>
+        <w:shd w:val="clear" w:color="auto" w:fill="FAFAFA"/>
+      </w:pPr>
+      <w:r>
+        <w:rPr>
+          <w:sz w:val="21"/>
+        </w:rPr>
+        <w:t>💡 Quelqu'un qui souffre n'a pas d'abord besoin de conseils ni de solutions.</w:t>
+        <w:br/>
+        <w:t>Il a besoin qu'on l'écoute, sans le juger.</w:t>
+      </w:r>
+    </w:p>
+    <w:p>
+      <w:pPr>
         <w:jc w:val="left"/>
         <w:spacing w:before="0" w:after="70" w:line="276" w:lineRule="auto"/>
       </w:pPr>
@@ -12916,7 +13107,7 @@
           <w:color w:val="666666"/>
           <w:sz w:val="18"/>
         </w:rPr>
-        <w:t>Les cœurs et le score chiffré ont été retirés : le joueur ne voit que le retour écrit après chaque réponse. Le compte d'empathie reste interne et choisit la fin.</w:t>
+        <w:t>Les cœurs et le score chiffré ont été retirés : le joueur ne voit que le retour écrit après chaque réponse. Le compte reste interne et choisit la fin.</w:t>
       </w:r>
     </w:p>
     <w:p>
@@ -12930,67 +13121,79 @@
           <w:color w:val="444444"/>
           <w:sz w:val="20"/>
         </w:rPr>
-        <w:t>🧑‍🏫 LE LENDEMAIN, LÉO</w:t>
-      </w:r>
-    </w:p>
-    <w:p>
-      <w:pPr>
-        <w:spacing w:before="0" w:after="30" w:line="276" w:lineRule="auto"/>
-        <w:ind w:left="300"/>
-      </w:pPr>
-      <w:r>
-        <w:rPr>
-          <w:b/>
-          <w:color w:val="999999"/>
-          <w:sz w:val="20"/>
-        </w:rPr>
-        <w:t xml:space="preserve">*  </w:t>
-      </w:r>
+        <w:t>CONCLUSION DE L'HISTOIRE (TEXTE À L'ÉCRAN, APRÈS UNE FIN RÉUSSIE)</w:t>
+      </w:r>
+    </w:p>
+    <w:p>
+      <w:pPr>
+        <w:jc w:val="left"/>
+        <w:spacing w:before="0" w:after="70" w:line="276" w:lineRule="auto"/>
+      </w:pPr>
       <w:r>
         <w:rPr>
           <w:sz w:val="21"/>
         </w:rPr>
-        <w:t>Va voir le CPE. Pas pour dénoncer : pour dire qu'une élève de son collège ne vient plus, et pourquoi.</w:t>
-      </w:r>
-    </w:p>
-    <w:p>
-      <w:pPr>
-        <w:spacing w:before="0" w:after="30" w:line="276" w:lineRule="auto"/>
-        <w:ind w:left="300"/>
-      </w:pPr>
-      <w:r>
-        <w:rPr>
-          <w:b/>
-          <w:color w:val="999999"/>
-          <w:sz w:val="20"/>
-        </w:rPr>
-        <w:t xml:space="preserve">*  </w:t>
-      </w:r>
+        <w:t>Le lendemain, Léo est allé voir le CPE.</w:t>
+      </w:r>
+    </w:p>
+    <w:p>
+      <w:pPr>
+        <w:jc w:val="left"/>
+        <w:spacing w:before="0" w:after="70" w:line="276" w:lineRule="auto"/>
+      </w:pPr>
       <w:r>
         <w:rPr>
           <w:sz w:val="21"/>
         </w:rPr>
-        <w:t>Montre les captures d'écran qu'il a gardées, et signale les comptes anonymes un par un.</w:t>
-      </w:r>
-    </w:p>
-    <w:p>
-      <w:pPr>
-        <w:spacing w:before="0" w:after="30" w:line="276" w:lineRule="auto"/>
-        <w:ind w:left="300"/>
-      </w:pPr>
-      <w:r>
-        <w:rPr>
-          <w:b/>
-          <w:color w:val="999999"/>
-          <w:sz w:val="20"/>
-        </w:rPr>
-        <w:t xml:space="preserve">*  </w:t>
-      </w:r>
+        <w:t>Pas pour dénoncer : pour dire qu'une élève de son collège ne venait plus, et pourquoi. Il a montré les captures d'écran qu'il avait gardées, et signalé les comptes anonymes, un par un.</w:t>
+      </w:r>
+    </w:p>
+    <w:p>
+      <w:pPr>
+        <w:jc w:val="left"/>
+        <w:spacing w:before="0" w:after="70" w:line="276" w:lineRule="auto"/>
+      </w:pPr>
       <w:r>
         <w:rPr>
           <w:sz w:val="21"/>
         </w:rPr>
-        <w:t>N'a rien réglé tout seul - il a fait ce qu'un ami de quatorze ans peut faire : prévenir quelqu'un qui peut agir.</w:t>
+        <w:t>Il n'a rien réglé tout seul. Il a fait ce qu'un ami de quatorze ans peut faire : prévenir quelqu'un qui peut agir.</w:t>
+      </w:r>
+    </w:p>
+    <w:p>
+      <w:pPr>
+        <w:jc w:val="left"/>
+        <w:spacing w:before="0" w:after="70" w:line="276" w:lineRule="auto"/>
+      </w:pPr>
+      <w:r>
+        <w:rPr>
+          <w:sz w:val="21"/>
+        </w:rPr>
+        <w:t>Le collège a ouvert une enquête. Les cinq du groupe ont été reçus, avec leurs parents. Deux ont répondu qu'ils « ne pensaient pas à mal ». Kevin a montré ses captures.</w:t>
+      </w:r>
+    </w:p>
+    <w:p>
+      <w:pPr>
+        <w:jc w:val="left"/>
+        <w:spacing w:before="0" w:after="70" w:line="276" w:lineRule="auto"/>
+      </w:pPr>
+      <w:r>
+        <w:rPr>
+          <w:sz w:val="21"/>
+        </w:rPr>
+        <w:t>En France, le harcèlement scolaire est un délit depuis 2022 - y compris en ligne, y compris entre élèves.</w:t>
+      </w:r>
+    </w:p>
+    <w:p>
+      <w:pPr>
+        <w:jc w:val="left"/>
+        <w:spacing w:before="0" w:after="70" w:line="276" w:lineRule="auto"/>
+      </w:pPr>
+      <w:r>
+        <w:rPr>
+          <w:sz w:val="21"/>
+        </w:rPr>
+        <w:t>Clara est revenue au collège trois semaines plus tard. Ça n'a pas été simple. Mais elle ne portait plus ça toute seule.</w:t>
       </w:r>
     </w:p>
     <w:p>
@@ -13004,39 +13207,7 @@
           <w:color w:val="444444"/>
           <w:sz w:val="20"/>
         </w:rPr>
-        <w:t>⚖️ ET LES CINQ DU GROUPE ?</w:t>
-      </w:r>
-    </w:p>
-    <w:p>
-      <w:pPr>
-        <w:jc w:val="left"/>
-        <w:spacing w:before="0" w:after="70" w:line="276" w:lineRule="auto"/>
-      </w:pPr>
-      <w:r>
-        <w:rPr>
-          <w:sz w:val="21"/>
-        </w:rPr>
-        <w:t>Le collège a ouvert une enquête et les a reçus, avec leurs parents. Deux ont répondu qu'ils « ne pensaient pas à mal ». Kevin a montré ses captures.</w:t>
-        <w:br/>
-        <w:br/>
-        <w:t>En France, le harcèlement scolaire est un délit depuis 2022 - y compris en ligne, y compris entre élèves d'un même établissement.</w:t>
-        <w:br/>
-        <w:br/>
-        <w:t>Clara est revenue trois semaines plus tard. Ça n'a pas été simple. Mais elle ne portait plus ça toute seule.</w:t>
-      </w:r>
-    </w:p>
-    <w:p>
-      <w:pPr>
-        <w:spacing w:before="160" w:after="80" w:line="276" w:lineRule="auto"/>
-      </w:pPr>
-      <w:r>
-        <w:rPr>
-          <w:rFonts w:ascii="Arial" w:hAnsi="Arial"/>
-          <w:b/>
-          <w:color w:val="444444"/>
-          <w:sz w:val="20"/>
-        </w:rPr>
-        <w:t>OÙ TROUVER DE L'AIDE</w:t>
+        <w:t>SI JAMAIS TU VEUX PARLER, VOICI LES NUMÉROS QUI PEUVENT T'AIDER</w:t>
       </w:r>
     </w:p>
     <w:p>
@@ -13076,7 +13247,7 @@
           <w:color w:val="666666"/>
           <w:sz w:val="20"/>
         </w:rPr>
-        <w:t>Harcèlement à l'école - « Non au harcèlement »</w:t>
+        <w:t>Harcèlement à l'école - « Non au harcèlement »</w:t>
       </w:r>
     </w:p>
     <w:p>

--- a/doc_textes_partenaires.docx
+++ b/doc_textes_partenaires.docx
@@ -58,7 +58,7 @@
           <w:color w:val="999999"/>
           <w:sz w:val="16"/>
         </w:rPr>
-        <w:t>Version du 6 octobre 2026  ·  Usage interne</w:t>
+        <w:t>Version du 8 octobre 2026  ·  Usage interne</w:t>
       </w:r>
     </w:p>
     <w:p>
@@ -13227,27 +13227,7 @@
           <w:color w:val="666666"/>
           <w:sz w:val="20"/>
         </w:rPr>
-        <w:t>Cyberharcèlement - gratuit, anonyme, 7 j/7 (e-Enfance)</w:t>
-      </w:r>
-    </w:p>
-    <w:p>
-      <w:pPr>
-        <w:spacing w:before="0" w:after="20" w:line="276" w:lineRule="auto"/>
-        <w:ind w:left="300"/>
-      </w:pPr>
-      <w:r>
-        <w:rPr>
-          <w:b/>
-          <w:sz w:val="20"/>
-        </w:rPr>
-        <w:t xml:space="preserve">3020   </w:t>
-      </w:r>
-      <w:r>
-        <w:rPr>
-          <w:color w:val="666666"/>
-          <w:sz w:val="20"/>
-        </w:rPr>
-        <w:t>Harcèlement à l'école - « Non au harcèlement »</w:t>
+        <w:t>Harcèlement et cyberharcèlement - gratuit, anonyme, 7 j/7</w:t>
       </w:r>
     </w:p>
     <w:p>
